--- a/exercises/Bài tập 029 - This that these those.docx
+++ b/exercises/Bài tập 029 - This that these those.docx
@@ -1,3225 +1,5929 @@
 
 <file path=word/document.xml><?xml version="1.0" encoding="utf-8"?>
-<w:document xmlns:wpc="http://schemas.microsoft.com/office/word/2010/wordprocessingCanvas" xmlns:cx="http://schemas.microsoft.com/office/drawing/2014/chartex" xmlns:cx1="http://schemas.microsoft.com/office/drawing/2015/9/8/chartex" xmlns:cx2="http://schemas.microsoft.com/office/drawing/2015/10/21/chartex" xmlns:cx3="http://schemas.microsoft.com/office/drawing/2016/5/9/chartex" xmlns:cx4="http://schemas.microsoft.com/office/drawing/2016/5/10/chartex" xmlns:cx5="http://schemas.microsoft.com/office/drawing/2016/5/11/chartex" xmlns:cx6="http://schemas.microsoft.com/office/drawing/2016/5/12/chartex" xmlns:cx7="http://schemas.microsoft.com/office/drawing/2016/5/13/chartex" xmlns:cx8="http://schemas.microsoft.com/office/drawing/2016/5/14/chartex" xmlns:mc="http://schemas.openxmlformats.org/markup-compatibility/2006" xmlns:aink="http://schemas.microsoft.com/office/drawing/2016/ink" xmlns:am3d="http://schemas.microsoft.com/office/drawing/2017/model3d" xmlns:o="urn:schemas-microsoft-com:office:office" xmlns:oel="http://schemas.microsoft.com/office/2019/extlst" xmlns:r="http://schemas.openxmlformats.org/officeDocument/2006/relationships" xmlns:m="http://schemas.openxmlformats.org/officeDocument/2006/math" xmlns:v="urn:schemas-microsoft-com:vml" xmlns:wp14="http://schemas.microsoft.com/office/word/2010/wordprocessingDrawing" xmlns:wp="http://schemas.openxmlformats.org/drawingml/2006/wordprocessingDrawing" xmlns:w10="urn:schemas-microsoft-com:office:word" xmlns:w="http://schemas.openxmlformats.org/wordprocessingml/2006/main" xmlns:w14="http://schemas.microsoft.com/office/word/2010/wordml" xmlns:w15="http://schemas.microsoft.com/office/word/2012/wordml" xmlns:w16cei="http://schemas.microsoft.com/office/word/2026/wordml/cei" xmlns:w16cex="http://schemas.microsoft.com/office/word/2018/wordml/cex" xmlns:w16cid="http://schemas.microsoft.com/office/word/2016/wordml/cid" xmlns:w16="http://schemas.microsoft.com/office/word/2018/wordml" xmlns:w16du="http://schemas.microsoft.com/office/word/2023/wordml/word16du" xmlns:w16sdtdh="http://schemas.microsoft.com/office/word/2020/wordml/sdtdatahash" xmlns:w16sdtfl="http://schemas.microsoft.com/office/word/2024/wordml/sdtformatlock" xmlns:w16se="http://schemas.microsoft.com/office/word/2015/wordml/symex" xmlns:wpg="http://schemas.microsoft.com/office/word/2010/wordprocessingGroup" xmlns:wpi="http://schemas.microsoft.com/office/word/2010/wordprocessingInk" xmlns:wne="http://schemas.microsoft.com/office/word/2006/wordml" xmlns:wps="http://schemas.microsoft.com/office/word/2010/wordprocessingShape" mc:Ignorable="w14 w15 w16se w16cid w16 w16cex w16sdtdh w16sdtfl w16du wp14">
+<w:document xmlns:wpc="http://schemas.microsoft.com/office/word/2010/wordprocessingCanvas" xmlns:cx="http://schemas.microsoft.com/office/drawing/2014/chartex" xmlns:cx1="http://schemas.microsoft.com/office/drawing/2015/9/8/chartex" xmlns:cx2="http://schemas.microsoft.com/office/drawing/2015/10/21/chartex" xmlns:cx3="http://schemas.microsoft.com/office/drawing/2016/5/9/chartex" xmlns:cx4="http://schemas.microsoft.com/office/drawing/2016/5/10/chartex" xmlns:cx5="http://schemas.microsoft.com/office/drawing/2016/5/11/chartex" xmlns:cx6="http://schemas.microsoft.com/office/drawing/2016/5/12/chartex" xmlns:cx7="http://schemas.microsoft.com/office/drawing/2016/5/13/chartex" xmlns:cx8="http://schemas.microsoft.com/office/drawing/2016/5/14/chartex" xmlns:mc="http://schemas.openxmlformats.org/markup-compatibility/2006" xmlns:aink="http://schemas.microsoft.com/office/drawing/2016/ink" xmlns:am3d="http://schemas.microsoft.com/office/drawing/2017/model3d" xmlns:o="urn:schemas-microsoft-com:office:office" xmlns:oel="http://schemas.microsoft.com/office/2019/extlst" xmlns:r="http://schemas.openxmlformats.org/officeDocument/2006/relationships" xmlns:m="http://schemas.openxmlformats.org/officeDocument/2006/math" xmlns:v="urn:schemas-microsoft-com:vml" xmlns:wp14="http://schemas.microsoft.com/office/word/2010/wordprocessingDrawing" xmlns:wp="http://schemas.openxmlformats.org/drawingml/2006/wordprocessingDrawing" xmlns:w10="urn:schemas-microsoft-com:office:word" xmlns:w="http://schemas.openxmlformats.org/wordprocessingml/2006/main" xmlns:w14="http://schemas.microsoft.com/office/word/2010/wordml" xmlns:w15="http://schemas.microsoft.com/office/word/2012/wordml" xmlns:w16cex="http://schemas.microsoft.com/office/word/2018/wordml/cex" xmlns:w16cid="http://schemas.microsoft.com/office/word/2016/wordml/cid" xmlns:w16="http://schemas.microsoft.com/office/word/2018/wordml" xmlns:w16du="http://schemas.microsoft.com/office/word/2023/wordml/word16du" xmlns:w16sdtdh="http://schemas.microsoft.com/office/word/2020/wordml/sdtdatahash" xmlns:w16sdtfl="http://schemas.microsoft.com/office/word/2024/wordml/sdtformatlock" xmlns:w16se="http://schemas.microsoft.com/office/word/2015/wordml/symex" xmlns:wpg="http://schemas.microsoft.com/office/word/2010/wordprocessingGroup" xmlns:wpi="http://schemas.microsoft.com/office/word/2010/wordprocessingInk" xmlns:wne="http://schemas.microsoft.com/office/word/2006/wordml" xmlns:wps="http://schemas.microsoft.com/office/word/2010/wordprocessingShape" mc:Ignorable="w14 w15 w16se w16cid w16 w16cex w16sdtdh w16sdtfl w16du wp14">
   <w:body>
     <w:p>
       <w:pPr>
-        <w:rPr>
+        <w:keepNext/>
+        <w:shd w:val="clear" w:color="000000" w:fill="auto"/>
+        <w:spacing w:after="240"/>
+        <w:jc w:val="center"/>
+        <w:rPr>
+          <w:rFonts w:ascii="Arial" w:hAnsi="Arial" w:cs="Arial"/>
           <w:b/>
           <w:bCs/>
-        </w:rPr>
-      </w:pPr>
-      <w:r>
-        <w:rPr>
+          <w:color w:val="000000"/>
+          <w:sz w:val="32"/>
+        </w:rPr>
+      </w:pPr>
+      <w:r>
+        <w:rPr>
+          <w:rFonts w:ascii="Arial" w:hAnsi="Arial" w:cs="Arial"/>
           <w:b/>
           <w:bCs/>
+          <w:color w:val="000000"/>
+          <w:sz w:val="32"/>
         </w:rPr>
         <w:t>BÀI TẬP NGÀY 29</w:t>
       </w:r>
     </w:p>
     <w:p>
       <w:pPr>
-        <w:rPr>
+        <w:keepNext/>
+        <w:shd w:val="clear" w:color="000000" w:fill="auto"/>
+        <w:spacing w:after="200"/>
+        <w:jc w:val="center"/>
+        <w:rPr>
+          <w:rFonts w:ascii="Arial" w:hAnsi="Arial" w:cs="Arial"/>
           <w:b/>
           <w:bCs/>
-        </w:rPr>
-      </w:pPr>
-      <w:r>
-        <w:rPr>
+          <w:color w:val="000000"/>
+          <w:sz w:val="26"/>
+        </w:rPr>
+      </w:pPr>
+      <w:r>
+        <w:rPr>
+          <w:rFonts w:ascii="Arial" w:hAnsi="Arial" w:cs="Arial"/>
           <w:b/>
           <w:bCs/>
+          <w:color w:val="000000"/>
+          <w:sz w:val="26"/>
         </w:rPr>
         <w:t>THIS / THAT / THESE / THOSE</w:t>
       </w:r>
     </w:p>
     <w:p>
-      <w:r>
-        <w:rPr>
+      <w:pPr>
+        <w:keepNext/>
+        <w:shd w:val="clear" w:color="000000" w:fill="auto"/>
+        <w:spacing w:after="60"/>
+        <w:rPr>
+          <w:rFonts w:ascii="Arial" w:hAnsi="Arial" w:cs="Arial"/>
+          <w:bCs/>
+          <w:color w:val="000000"/>
+          <w:sz w:val="22"/>
+        </w:rPr>
+      </w:pPr>
+      <w:r>
+        <w:rPr>
+          <w:rFonts w:ascii="Arial" w:hAnsi="Arial" w:cs="Arial"/>
+          <w:bCs/>
+          <w:color w:val="000000"/>
+          <w:sz w:val="22"/>
+        </w:rPr>
+        <w:t>Họ và tên: __________________________    Điểm: ________/100</w:t>
+      </w:r>
+    </w:p>
+    <w:p>
+      <w:pPr>
+        <w:keepNext/>
+        <w:shd w:val="clear" w:color="000000" w:fill="auto"/>
+        <w:spacing w:after="60"/>
+        <w:rPr>
+          <w:rFonts w:ascii="Arial" w:hAnsi="Arial" w:cs="Arial"/>
+          <w:bCs/>
+          <w:color w:val="000000"/>
+          <w:sz w:val="22"/>
+        </w:rPr>
+      </w:pPr>
+      <w:r>
+        <w:rPr>
+          <w:rFonts w:ascii="Arial" w:hAnsi="Arial" w:cs="Arial"/>
+          <w:bCs/>
+          <w:color w:val="000000"/>
+          <w:sz w:val="22"/>
+        </w:rPr>
+        <w:t>Phạm vi kiến thức: Bài học ngày 29 .</w:t>
+      </w:r>
+    </w:p>
+    <w:p>
+      <w:pPr>
+        <w:keepNext/>
+        <w:shd w:val="clear" w:color="000000" w:fill="auto"/>
+        <w:spacing w:after="60"/>
+        <w:rPr>
+          <w:rFonts w:ascii="Arial" w:hAnsi="Arial" w:cs="Arial"/>
+          <w:bCs/>
+          <w:color w:val="000000"/>
+          <w:sz w:val="22"/>
+        </w:rPr>
+      </w:pPr>
+      <w:r>
+        <w:rPr>
+          <w:rFonts w:ascii="Arial" w:hAnsi="Arial" w:cs="Arial"/>
+          <w:bCs/>
+          <w:color w:val="000000"/>
+          <w:sz w:val="22"/>
+        </w:rPr>
+        <w:t>Thời gian làm bài dự kiến: 75 phút. Tổng số: 100 câu/ý — 100 điểm.</w:t>
+      </w:r>
+    </w:p>
+    <w:p>
+      <w:pPr>
+        <w:keepNext/>
+        <w:shd w:val="clear" w:color="000000" w:fill="auto"/>
+        <w:spacing w:after="60"/>
+        <w:rPr>
+          <w:rFonts w:ascii="Arial" w:hAnsi="Arial" w:cs="Arial"/>
+          <w:bCs/>
+          <w:i/>
+          <w:color w:val="000000"/>
+          <w:sz w:val="22"/>
+        </w:rPr>
+      </w:pPr>
+      <w:r>
+        <w:rPr>
+          <w:rFonts w:ascii="Arial" w:hAnsi="Arial" w:cs="Arial"/>
+          <w:bCs/>
+          <w:i/>
+          <w:color w:val="000000"/>
+          <w:sz w:val="22"/>
+        </w:rPr>
+        <w:t>Hướng dẫn chung: Làm lần lượt từng phần, viết rõ ràng và kiểm tra lại đáp án trước khi nộp.</w:t>
+      </w:r>
+    </w:p>
+    <w:p>
+      <w:pPr>
+        <w:keepNext/>
+        <w:shd w:val="clear" w:color="000000" w:fill="auto"/>
+        <w:spacing w:before="80" w:after="80"/>
+        <w:rPr>
+          <w:rFonts w:ascii="Arial" w:hAnsi="Arial" w:cs="Arial"/>
           <w:b/>
           <w:bCs/>
-        </w:rPr>
-        <w:t>Họ và tên:</w:t>
-      </w:r>
-      <w:r>
-        <w:t xml:space="preserve"> __________________________</w:t>
-      </w:r>
-      <w:r>
-        <w:br/>
-      </w:r>
-      <w:r>
-        <w:rPr>
+          <w:color w:val="000000"/>
+        </w:rPr>
+      </w:pPr>
+      <w:r>
+        <w:rPr>
+          <w:rFonts w:ascii="Arial" w:hAnsi="Arial" w:cs="Arial"/>
           <w:b/>
           <w:bCs/>
-        </w:rPr>
-        <w:t>Điểm:</w:t>
-      </w:r>
-      <w:r>
-        <w:t xml:space="preserve"> ________/100</w:t>
-      </w:r>
-    </w:p>
-    <w:p>
-      <w:pPr>
-        <w:rPr>
+          <w:color w:val="000000"/>
+        </w:rPr>
+        <w:t>PHẦN 1. CHỌN ĐÁP ÁN ĐÚNG (10 điểm)</w:t>
+      </w:r>
+    </w:p>
+    <w:p>
+      <w:pPr>
+        <w:keepNext/>
+        <w:shd w:val="clear" w:color="000000" w:fill="auto"/>
+        <w:spacing w:after="80"/>
+        <w:rPr>
+          <w:rFonts w:ascii="Arial" w:hAnsi="Arial" w:cs="Arial"/>
+          <w:bCs/>
+          <w:i/>
+          <w:color w:val="000000"/>
+          <w:sz w:val="22"/>
+        </w:rPr>
+      </w:pPr>
+      <w:r>
+        <w:rPr>
+          <w:rFonts w:ascii="Arial" w:hAnsi="Arial" w:cs="Arial"/>
+          <w:bCs/>
+          <w:i/>
+          <w:color w:val="000000"/>
+          <w:sz w:val="22"/>
+        </w:rPr>
+        <w:t>Hướng dẫn: Chọn phương án đúng nhất cho mỗi câu.</w:t>
+      </w:r>
+    </w:p>
+    <w:p>
+      <w:pPr>
+        <w:keepNext/>
+        <w:shd w:val="clear" w:color="000000" w:fill="auto"/>
+        <w:spacing w:before="120" w:after="60"/>
+        <w:rPr>
+          <w:rFonts w:ascii="Arial" w:hAnsi="Arial" w:cs="Arial"/>
+          <w:bCs/>
+          <w:color w:val="000000"/>
+          <w:sz w:val="22"/>
+        </w:rPr>
+      </w:pPr>
+      <w:r>
+        <w:rPr>
+          <w:rFonts w:ascii="Arial" w:hAnsi="Arial" w:cs="Arial"/>
+          <w:bCs/>
+          <w:color w:val="000000"/>
+          <w:sz w:val="22"/>
+        </w:rPr>
+        <w:t>1. ______ is my book here.</w:t>
+      </w:r>
+    </w:p>
+    <w:p>
+      <w:pPr>
+        <w:keepNext/>
+        <w:shd w:val="clear" w:color="000000" w:fill="auto"/>
+        <w:spacing w:after="40"/>
+        <w:ind w:left="340"/>
+        <w:rPr>
+          <w:rFonts w:ascii="Arial" w:hAnsi="Arial" w:cs="Arial"/>
+          <w:bCs/>
+          <w:color w:val="000000"/>
+          <w:sz w:val="22"/>
+        </w:rPr>
+      </w:pPr>
+      <w:r>
+        <w:rPr>
+          <w:rFonts w:ascii="Arial" w:hAnsi="Arial" w:cs="Arial"/>
+          <w:bCs/>
+          <w:color w:val="000000"/>
+          <w:sz w:val="22"/>
+        </w:rPr>
+        <w:t>A. This</w:t>
+      </w:r>
+    </w:p>
+    <w:p>
+      <w:pPr>
+        <w:keepNext/>
+        <w:shd w:val="clear" w:color="000000" w:fill="auto"/>
+        <w:spacing w:after="40"/>
+        <w:ind w:left="340"/>
+        <w:rPr>
+          <w:rFonts w:ascii="Arial" w:hAnsi="Arial" w:cs="Arial"/>
+          <w:bCs/>
+          <w:color w:val="000000"/>
+          <w:sz w:val="22"/>
+        </w:rPr>
+      </w:pPr>
+      <w:r>
+        <w:rPr>
+          <w:rFonts w:ascii="Arial" w:hAnsi="Arial" w:cs="Arial"/>
+          <w:bCs/>
+          <w:color w:val="000000"/>
+          <w:sz w:val="22"/>
+        </w:rPr>
+        <w:t>B. That</w:t>
+      </w:r>
+    </w:p>
+    <w:p>
+      <w:pPr>
+        <w:keepNext/>
+        <w:shd w:val="clear" w:color="000000" w:fill="auto"/>
+        <w:spacing w:after="40"/>
+        <w:ind w:left="340"/>
+        <w:rPr>
+          <w:rFonts w:ascii="Arial" w:hAnsi="Arial" w:cs="Arial"/>
+          <w:bCs/>
+          <w:color w:val="000000"/>
+          <w:sz w:val="22"/>
+        </w:rPr>
+      </w:pPr>
+      <w:r>
+        <w:rPr>
+          <w:rFonts w:ascii="Arial" w:hAnsi="Arial" w:cs="Arial"/>
+          <w:bCs/>
+          <w:color w:val="000000"/>
+          <w:sz w:val="22"/>
+        </w:rPr>
+        <w:t>C. Those</w:t>
+      </w:r>
+    </w:p>
+    <w:p>
+      <w:pPr>
+        <w:keepNext/>
+        <w:shd w:val="clear" w:color="000000" w:fill="auto"/>
+        <w:spacing w:before="120" w:after="60"/>
+        <w:rPr>
+          <w:rFonts w:ascii="Arial" w:hAnsi="Arial" w:cs="Arial"/>
+          <w:bCs/>
+          <w:color w:val="000000"/>
+          <w:sz w:val="22"/>
+        </w:rPr>
+      </w:pPr>
+      <w:r>
+        <w:rPr>
+          <w:rFonts w:ascii="Arial" w:hAnsi="Arial" w:cs="Arial"/>
+          <w:bCs/>
+          <w:color w:val="000000"/>
+          <w:sz w:val="22"/>
+        </w:rPr>
+        <w:t>2. ______ is your car over there.</w:t>
+      </w:r>
+    </w:p>
+    <w:p>
+      <w:pPr>
+        <w:keepNext/>
+        <w:shd w:val="clear" w:color="000000" w:fill="auto"/>
+        <w:spacing w:after="40"/>
+        <w:ind w:left="340"/>
+        <w:rPr>
+          <w:rFonts w:ascii="Arial" w:hAnsi="Arial" w:cs="Arial"/>
+          <w:bCs/>
+          <w:color w:val="000000"/>
+          <w:sz w:val="22"/>
+        </w:rPr>
+      </w:pPr>
+      <w:r>
+        <w:rPr>
+          <w:rFonts w:ascii="Arial" w:hAnsi="Arial" w:cs="Arial"/>
+          <w:bCs/>
+          <w:color w:val="000000"/>
+          <w:sz w:val="22"/>
+        </w:rPr>
+        <w:t>A. These</w:t>
+      </w:r>
+    </w:p>
+    <w:p>
+      <w:pPr>
+        <w:keepNext/>
+        <w:shd w:val="clear" w:color="000000" w:fill="auto"/>
+        <w:spacing w:after="40"/>
+        <w:ind w:left="340"/>
+        <w:rPr>
+          <w:rFonts w:ascii="Arial" w:hAnsi="Arial" w:cs="Arial"/>
+          <w:bCs/>
+          <w:color w:val="000000"/>
+          <w:sz w:val="22"/>
+        </w:rPr>
+      </w:pPr>
+      <w:r>
+        <w:rPr>
+          <w:rFonts w:ascii="Arial" w:hAnsi="Arial" w:cs="Arial"/>
+          <w:bCs/>
+          <w:color w:val="000000"/>
+          <w:sz w:val="22"/>
+        </w:rPr>
+        <w:t>B. That</w:t>
+      </w:r>
+    </w:p>
+    <w:p>
+      <w:pPr>
+        <w:keepNext/>
+        <w:shd w:val="clear" w:color="000000" w:fill="auto"/>
+        <w:spacing w:after="40"/>
+        <w:ind w:left="340"/>
+        <w:rPr>
+          <w:rFonts w:ascii="Arial" w:hAnsi="Arial" w:cs="Arial"/>
+          <w:bCs/>
+          <w:color w:val="000000"/>
+          <w:sz w:val="22"/>
+        </w:rPr>
+      </w:pPr>
+      <w:r>
+        <w:rPr>
+          <w:rFonts w:ascii="Arial" w:hAnsi="Arial" w:cs="Arial"/>
+          <w:bCs/>
+          <w:color w:val="000000"/>
+          <w:sz w:val="22"/>
+        </w:rPr>
+        <w:t>C. This</w:t>
+      </w:r>
+    </w:p>
+    <w:p>
+      <w:pPr>
+        <w:keepNext/>
+        <w:shd w:val="clear" w:color="000000" w:fill="auto"/>
+        <w:spacing w:before="120" w:after="60"/>
+        <w:rPr>
+          <w:rFonts w:ascii="Arial" w:hAnsi="Arial" w:cs="Arial"/>
+          <w:bCs/>
+          <w:color w:val="000000"/>
+          <w:sz w:val="22"/>
+        </w:rPr>
+      </w:pPr>
+      <w:r>
+        <w:rPr>
+          <w:rFonts w:ascii="Arial" w:hAnsi="Arial" w:cs="Arial"/>
+          <w:bCs/>
+          <w:color w:val="000000"/>
+          <w:sz w:val="22"/>
+        </w:rPr>
+        <w:t>3. ______ are my shoes here.</w:t>
+      </w:r>
+    </w:p>
+    <w:p>
+      <w:pPr>
+        <w:keepNext/>
+        <w:shd w:val="clear" w:color="000000" w:fill="auto"/>
+        <w:spacing w:after="40"/>
+        <w:ind w:left="340"/>
+        <w:rPr>
+          <w:rFonts w:ascii="Arial" w:hAnsi="Arial" w:cs="Arial"/>
+          <w:bCs/>
+          <w:color w:val="000000"/>
+          <w:sz w:val="22"/>
+        </w:rPr>
+      </w:pPr>
+      <w:r>
+        <w:rPr>
+          <w:rFonts w:ascii="Arial" w:hAnsi="Arial" w:cs="Arial"/>
+          <w:bCs/>
+          <w:color w:val="000000"/>
+          <w:sz w:val="22"/>
+        </w:rPr>
+        <w:t>A. This</w:t>
+      </w:r>
+    </w:p>
+    <w:p>
+      <w:pPr>
+        <w:keepNext/>
+        <w:shd w:val="clear" w:color="000000" w:fill="auto"/>
+        <w:spacing w:after="40"/>
+        <w:ind w:left="340"/>
+        <w:rPr>
+          <w:rFonts w:ascii="Arial" w:hAnsi="Arial" w:cs="Arial"/>
+          <w:bCs/>
+          <w:color w:val="000000"/>
+          <w:sz w:val="22"/>
+        </w:rPr>
+      </w:pPr>
+      <w:r>
+        <w:rPr>
+          <w:rFonts w:ascii="Arial" w:hAnsi="Arial" w:cs="Arial"/>
+          <w:bCs/>
+          <w:color w:val="000000"/>
+          <w:sz w:val="22"/>
+        </w:rPr>
+        <w:t>B. These</w:t>
+      </w:r>
+    </w:p>
+    <w:p>
+      <w:pPr>
+        <w:keepNext/>
+        <w:shd w:val="clear" w:color="000000" w:fill="auto"/>
+        <w:spacing w:after="40"/>
+        <w:ind w:left="340"/>
+        <w:rPr>
+          <w:rFonts w:ascii="Arial" w:hAnsi="Arial" w:cs="Arial"/>
+          <w:bCs/>
+          <w:color w:val="000000"/>
+          <w:sz w:val="22"/>
+        </w:rPr>
+      </w:pPr>
+      <w:r>
+        <w:rPr>
+          <w:rFonts w:ascii="Arial" w:hAnsi="Arial" w:cs="Arial"/>
+          <w:bCs/>
+          <w:color w:val="000000"/>
+          <w:sz w:val="22"/>
+        </w:rPr>
+        <w:t>C. That</w:t>
+      </w:r>
+    </w:p>
+    <w:p>
+      <w:pPr>
+        <w:keepNext/>
+        <w:shd w:val="clear" w:color="000000" w:fill="auto"/>
+        <w:spacing w:before="120" w:after="60"/>
+        <w:rPr>
+          <w:rFonts w:ascii="Arial" w:hAnsi="Arial" w:cs="Arial"/>
+          <w:bCs/>
+          <w:color w:val="000000"/>
+          <w:sz w:val="22"/>
+        </w:rPr>
+      </w:pPr>
+      <w:r>
+        <w:rPr>
+          <w:rFonts w:ascii="Arial" w:hAnsi="Arial" w:cs="Arial"/>
+          <w:bCs/>
+          <w:color w:val="000000"/>
+          <w:sz w:val="22"/>
+        </w:rPr>
+        <w:t>4. ______ are tall buildings over there.</w:t>
+      </w:r>
+    </w:p>
+    <w:p>
+      <w:pPr>
+        <w:keepNext/>
+        <w:shd w:val="clear" w:color="000000" w:fill="auto"/>
+        <w:spacing w:after="40"/>
+        <w:ind w:left="340"/>
+        <w:rPr>
+          <w:rFonts w:ascii="Arial" w:hAnsi="Arial" w:cs="Arial"/>
+          <w:bCs/>
+          <w:color w:val="000000"/>
+          <w:sz w:val="22"/>
+        </w:rPr>
+      </w:pPr>
+      <w:r>
+        <w:rPr>
+          <w:rFonts w:ascii="Arial" w:hAnsi="Arial" w:cs="Arial"/>
+          <w:bCs/>
+          <w:color w:val="000000"/>
+          <w:sz w:val="22"/>
+        </w:rPr>
+        <w:t>A. Those</w:t>
+      </w:r>
+    </w:p>
+    <w:p>
+      <w:pPr>
+        <w:keepNext/>
+        <w:shd w:val="clear" w:color="000000" w:fill="auto"/>
+        <w:spacing w:after="40"/>
+        <w:ind w:left="340"/>
+        <w:rPr>
+          <w:rFonts w:ascii="Arial" w:hAnsi="Arial" w:cs="Arial"/>
+          <w:bCs/>
+          <w:color w:val="000000"/>
+          <w:sz w:val="22"/>
+        </w:rPr>
+      </w:pPr>
+      <w:r>
+        <w:rPr>
+          <w:rFonts w:ascii="Arial" w:hAnsi="Arial" w:cs="Arial"/>
+          <w:bCs/>
+          <w:color w:val="000000"/>
+          <w:sz w:val="22"/>
+        </w:rPr>
+        <w:t>B. This</w:t>
+      </w:r>
+    </w:p>
+    <w:p>
+      <w:pPr>
+        <w:keepNext/>
+        <w:shd w:val="clear" w:color="000000" w:fill="auto"/>
+        <w:spacing w:after="40"/>
+        <w:ind w:left="340"/>
+        <w:rPr>
+          <w:rFonts w:ascii="Arial" w:hAnsi="Arial" w:cs="Arial"/>
+          <w:bCs/>
+          <w:color w:val="000000"/>
+          <w:sz w:val="22"/>
+        </w:rPr>
+      </w:pPr>
+      <w:r>
+        <w:rPr>
+          <w:rFonts w:ascii="Arial" w:hAnsi="Arial" w:cs="Arial"/>
+          <w:bCs/>
+          <w:color w:val="000000"/>
+          <w:sz w:val="22"/>
+        </w:rPr>
+        <w:t>C. These</w:t>
+      </w:r>
+    </w:p>
+    <w:p>
+      <w:pPr>
+        <w:keepNext/>
+        <w:shd w:val="clear" w:color="000000" w:fill="auto"/>
+        <w:spacing w:before="120" w:after="60"/>
+        <w:rPr>
+          <w:rFonts w:ascii="Arial" w:hAnsi="Arial" w:cs="Arial"/>
+          <w:bCs/>
+          <w:color w:val="000000"/>
+          <w:sz w:val="22"/>
+        </w:rPr>
+      </w:pPr>
+      <w:r>
+        <w:rPr>
+          <w:rFonts w:ascii="Arial" w:hAnsi="Arial" w:cs="Arial"/>
+          <w:bCs/>
+          <w:color w:val="000000"/>
+          <w:sz w:val="22"/>
+        </w:rPr>
+        <w:t>5. ______ is my teacher standing near me.</w:t>
+      </w:r>
+    </w:p>
+    <w:p>
+      <w:pPr>
+        <w:keepNext/>
+        <w:shd w:val="clear" w:color="000000" w:fill="auto"/>
+        <w:spacing w:after="40"/>
+        <w:ind w:left="340"/>
+        <w:rPr>
+          <w:rFonts w:ascii="Arial" w:hAnsi="Arial" w:cs="Arial"/>
+          <w:bCs/>
+          <w:color w:val="000000"/>
+          <w:sz w:val="22"/>
+        </w:rPr>
+      </w:pPr>
+      <w:r>
+        <w:rPr>
+          <w:rFonts w:ascii="Arial" w:hAnsi="Arial" w:cs="Arial"/>
+          <w:bCs/>
+          <w:color w:val="000000"/>
+          <w:sz w:val="22"/>
+        </w:rPr>
+        <w:t>A. This</w:t>
+      </w:r>
+    </w:p>
+    <w:p>
+      <w:pPr>
+        <w:keepNext/>
+        <w:shd w:val="clear" w:color="000000" w:fill="auto"/>
+        <w:spacing w:after="40"/>
+        <w:ind w:left="340"/>
+        <w:rPr>
+          <w:rFonts w:ascii="Arial" w:hAnsi="Arial" w:cs="Arial"/>
+          <w:bCs/>
+          <w:color w:val="000000"/>
+          <w:sz w:val="22"/>
+        </w:rPr>
+      </w:pPr>
+      <w:r>
+        <w:rPr>
+          <w:rFonts w:ascii="Arial" w:hAnsi="Arial" w:cs="Arial"/>
+          <w:bCs/>
+          <w:color w:val="000000"/>
+          <w:sz w:val="22"/>
+        </w:rPr>
+        <w:t>B. Those</w:t>
+      </w:r>
+    </w:p>
+    <w:p>
+      <w:pPr>
+        <w:keepNext/>
+        <w:shd w:val="clear" w:color="000000" w:fill="auto"/>
+        <w:spacing w:after="40"/>
+        <w:ind w:left="340"/>
+        <w:rPr>
+          <w:rFonts w:ascii="Arial" w:hAnsi="Arial" w:cs="Arial"/>
+          <w:bCs/>
+          <w:color w:val="000000"/>
+          <w:sz w:val="22"/>
+        </w:rPr>
+      </w:pPr>
+      <w:r>
+        <w:rPr>
+          <w:rFonts w:ascii="Arial" w:hAnsi="Arial" w:cs="Arial"/>
+          <w:bCs/>
+          <w:color w:val="000000"/>
+          <w:sz w:val="22"/>
+        </w:rPr>
+        <w:t>C. These</w:t>
+      </w:r>
+    </w:p>
+    <w:p>
+      <w:pPr>
+        <w:keepNext/>
+        <w:shd w:val="clear" w:color="000000" w:fill="auto"/>
+        <w:spacing w:before="120" w:after="60"/>
+        <w:rPr>
+          <w:rFonts w:ascii="Arial" w:hAnsi="Arial" w:cs="Arial"/>
+          <w:bCs/>
+          <w:color w:val="000000"/>
+          <w:sz w:val="22"/>
+        </w:rPr>
+      </w:pPr>
+      <w:r>
+        <w:rPr>
+          <w:rFonts w:ascii="Arial" w:hAnsi="Arial" w:cs="Arial"/>
+          <w:bCs/>
+          <w:color w:val="000000"/>
+          <w:sz w:val="22"/>
+        </w:rPr>
+        <w:t>6. ______ are your bags over there.</w:t>
+      </w:r>
+    </w:p>
+    <w:p>
+      <w:pPr>
+        <w:keepNext/>
+        <w:shd w:val="clear" w:color="000000" w:fill="auto"/>
+        <w:spacing w:after="40"/>
+        <w:ind w:left="340"/>
+        <w:rPr>
+          <w:rFonts w:ascii="Arial" w:hAnsi="Arial" w:cs="Arial"/>
+          <w:bCs/>
+          <w:color w:val="000000"/>
+          <w:sz w:val="22"/>
+        </w:rPr>
+      </w:pPr>
+      <w:r>
+        <w:rPr>
+          <w:rFonts w:ascii="Arial" w:hAnsi="Arial" w:cs="Arial"/>
+          <w:bCs/>
+          <w:color w:val="000000"/>
+          <w:sz w:val="22"/>
+        </w:rPr>
+        <w:t>A. That</w:t>
+      </w:r>
+    </w:p>
+    <w:p>
+      <w:pPr>
+        <w:keepNext/>
+        <w:shd w:val="clear" w:color="000000" w:fill="auto"/>
+        <w:spacing w:after="40"/>
+        <w:ind w:left="340"/>
+        <w:rPr>
+          <w:rFonts w:ascii="Arial" w:hAnsi="Arial" w:cs="Arial"/>
+          <w:bCs/>
+          <w:color w:val="000000"/>
+          <w:sz w:val="22"/>
+        </w:rPr>
+      </w:pPr>
+      <w:r>
+        <w:rPr>
+          <w:rFonts w:ascii="Arial" w:hAnsi="Arial" w:cs="Arial"/>
+          <w:bCs/>
+          <w:color w:val="000000"/>
+          <w:sz w:val="22"/>
+        </w:rPr>
+        <w:t>B. Those</w:t>
+      </w:r>
+    </w:p>
+    <w:p>
+      <w:pPr>
+        <w:keepNext/>
+        <w:shd w:val="clear" w:color="000000" w:fill="auto"/>
+        <w:spacing w:after="40"/>
+        <w:ind w:left="340"/>
+        <w:rPr>
+          <w:rFonts w:ascii="Arial" w:hAnsi="Arial" w:cs="Arial"/>
+          <w:bCs/>
+          <w:color w:val="000000"/>
+          <w:sz w:val="22"/>
+        </w:rPr>
+      </w:pPr>
+      <w:r>
+        <w:rPr>
+          <w:rFonts w:ascii="Arial" w:hAnsi="Arial" w:cs="Arial"/>
+          <w:bCs/>
+          <w:color w:val="000000"/>
+          <w:sz w:val="22"/>
+        </w:rPr>
+        <w:t>C. This</w:t>
+      </w:r>
+    </w:p>
+    <w:p>
+      <w:pPr>
+        <w:keepNext/>
+        <w:shd w:val="clear" w:color="000000" w:fill="auto"/>
+        <w:spacing w:before="120" w:after="60"/>
+        <w:rPr>
+          <w:rFonts w:ascii="Arial" w:hAnsi="Arial" w:cs="Arial"/>
+          <w:bCs/>
+          <w:color w:val="000000"/>
+          <w:sz w:val="22"/>
+        </w:rPr>
+      </w:pPr>
+      <w:r>
+        <w:rPr>
+          <w:rFonts w:ascii="Arial" w:hAnsi="Arial" w:cs="Arial"/>
+          <w:bCs/>
+          <w:color w:val="000000"/>
+          <w:sz w:val="22"/>
+        </w:rPr>
+        <w:t>7. ______ book in my hand is new.</w:t>
+      </w:r>
+    </w:p>
+    <w:p>
+      <w:pPr>
+        <w:keepNext/>
+        <w:shd w:val="clear" w:color="000000" w:fill="auto"/>
+        <w:spacing w:after="40"/>
+        <w:ind w:left="340"/>
+        <w:rPr>
+          <w:rFonts w:ascii="Arial" w:hAnsi="Arial" w:cs="Arial"/>
+          <w:bCs/>
+          <w:color w:val="000000"/>
+          <w:sz w:val="22"/>
+        </w:rPr>
+      </w:pPr>
+      <w:r>
+        <w:rPr>
+          <w:rFonts w:ascii="Arial" w:hAnsi="Arial" w:cs="Arial"/>
+          <w:bCs/>
+          <w:color w:val="000000"/>
+          <w:sz w:val="22"/>
+        </w:rPr>
+        <w:t>A. This</w:t>
+      </w:r>
+    </w:p>
+    <w:p>
+      <w:pPr>
+        <w:keepNext/>
+        <w:shd w:val="clear" w:color="000000" w:fill="auto"/>
+        <w:spacing w:after="40"/>
+        <w:ind w:left="340"/>
+        <w:rPr>
+          <w:rFonts w:ascii="Arial" w:hAnsi="Arial" w:cs="Arial"/>
+          <w:bCs/>
+          <w:color w:val="000000"/>
+          <w:sz w:val="22"/>
+        </w:rPr>
+      </w:pPr>
+      <w:r>
+        <w:rPr>
+          <w:rFonts w:ascii="Arial" w:hAnsi="Arial" w:cs="Arial"/>
+          <w:bCs/>
+          <w:color w:val="000000"/>
+          <w:sz w:val="22"/>
+        </w:rPr>
+        <w:t>B. Those</w:t>
+      </w:r>
+    </w:p>
+    <w:p>
+      <w:pPr>
+        <w:keepNext/>
+        <w:shd w:val="clear" w:color="000000" w:fill="auto"/>
+        <w:spacing w:after="40"/>
+        <w:ind w:left="340"/>
+        <w:rPr>
+          <w:rFonts w:ascii="Arial" w:hAnsi="Arial" w:cs="Arial"/>
+          <w:bCs/>
+          <w:color w:val="000000"/>
+          <w:sz w:val="22"/>
+        </w:rPr>
+      </w:pPr>
+      <w:r>
+        <w:rPr>
+          <w:rFonts w:ascii="Arial" w:hAnsi="Arial" w:cs="Arial"/>
+          <w:bCs/>
+          <w:color w:val="000000"/>
+          <w:sz w:val="22"/>
+        </w:rPr>
+        <w:t>C. These</w:t>
+      </w:r>
+    </w:p>
+    <w:p>
+      <w:pPr>
+        <w:keepNext/>
+        <w:shd w:val="clear" w:color="000000" w:fill="auto"/>
+        <w:spacing w:before="120" w:after="60"/>
+        <w:rPr>
+          <w:rFonts w:ascii="Arial" w:hAnsi="Arial" w:cs="Arial"/>
+          <w:bCs/>
+          <w:color w:val="000000"/>
+          <w:sz w:val="22"/>
+        </w:rPr>
+      </w:pPr>
+      <w:r>
+        <w:rPr>
+          <w:rFonts w:ascii="Arial" w:hAnsi="Arial" w:cs="Arial"/>
+          <w:bCs/>
+          <w:color w:val="000000"/>
+          <w:sz w:val="22"/>
+        </w:rPr>
+        <w:lastRenderedPageBreak/>
+        <w:t>8. ______ houses across the street are beautiful.</w:t>
+      </w:r>
+    </w:p>
+    <w:p>
+      <w:pPr>
+        <w:keepNext/>
+        <w:shd w:val="clear" w:color="000000" w:fill="auto"/>
+        <w:spacing w:after="40"/>
+        <w:ind w:left="340"/>
+        <w:rPr>
+          <w:rFonts w:ascii="Arial" w:hAnsi="Arial" w:cs="Arial"/>
+          <w:bCs/>
+          <w:color w:val="000000"/>
+          <w:sz w:val="22"/>
+        </w:rPr>
+      </w:pPr>
+      <w:r>
+        <w:rPr>
+          <w:rFonts w:ascii="Arial" w:hAnsi="Arial" w:cs="Arial"/>
+          <w:bCs/>
+          <w:color w:val="000000"/>
+          <w:sz w:val="22"/>
+        </w:rPr>
+        <w:t>A. That</w:t>
+      </w:r>
+    </w:p>
+    <w:p>
+      <w:pPr>
+        <w:keepNext/>
+        <w:shd w:val="clear" w:color="000000" w:fill="auto"/>
+        <w:spacing w:after="40"/>
+        <w:ind w:left="340"/>
+        <w:rPr>
+          <w:rFonts w:ascii="Arial" w:hAnsi="Arial" w:cs="Arial"/>
+          <w:bCs/>
+          <w:color w:val="000000"/>
+          <w:sz w:val="22"/>
+        </w:rPr>
+      </w:pPr>
+      <w:r>
+        <w:rPr>
+          <w:rFonts w:ascii="Arial" w:hAnsi="Arial" w:cs="Arial"/>
+          <w:bCs/>
+          <w:color w:val="000000"/>
+          <w:sz w:val="22"/>
+        </w:rPr>
+        <w:t>B. This</w:t>
+      </w:r>
+    </w:p>
+    <w:p>
+      <w:pPr>
+        <w:keepNext/>
+        <w:shd w:val="clear" w:color="000000" w:fill="auto"/>
+        <w:spacing w:after="40"/>
+        <w:ind w:left="340"/>
+        <w:rPr>
+          <w:rFonts w:ascii="Arial" w:hAnsi="Arial" w:cs="Arial"/>
+          <w:bCs/>
+          <w:color w:val="000000"/>
+          <w:sz w:val="22"/>
+        </w:rPr>
+      </w:pPr>
+      <w:r>
+        <w:rPr>
+          <w:rFonts w:ascii="Arial" w:hAnsi="Arial" w:cs="Arial"/>
+          <w:bCs/>
+          <w:color w:val="000000"/>
+          <w:sz w:val="22"/>
+        </w:rPr>
+        <w:t>C. Those</w:t>
+      </w:r>
+    </w:p>
+    <w:p>
+      <w:pPr>
+        <w:keepNext/>
+        <w:shd w:val="clear" w:color="000000" w:fill="auto"/>
+        <w:spacing w:before="120" w:after="60"/>
+        <w:rPr>
+          <w:rFonts w:ascii="Arial" w:hAnsi="Arial" w:cs="Arial"/>
+          <w:bCs/>
+          <w:color w:val="000000"/>
+          <w:sz w:val="22"/>
+        </w:rPr>
+      </w:pPr>
+      <w:r>
+        <w:rPr>
+          <w:rFonts w:ascii="Arial" w:hAnsi="Arial" w:cs="Arial"/>
+          <w:bCs/>
+          <w:color w:val="000000"/>
+          <w:sz w:val="22"/>
+        </w:rPr>
+        <w:t>9. ______ are my keys on this table.</w:t>
+      </w:r>
+    </w:p>
+    <w:p>
+      <w:pPr>
+        <w:keepNext/>
+        <w:shd w:val="clear" w:color="000000" w:fill="auto"/>
+        <w:spacing w:after="40"/>
+        <w:ind w:left="340"/>
+        <w:rPr>
+          <w:rFonts w:ascii="Arial" w:hAnsi="Arial" w:cs="Arial"/>
+          <w:bCs/>
+          <w:color w:val="000000"/>
+          <w:sz w:val="22"/>
+        </w:rPr>
+      </w:pPr>
+      <w:r>
+        <w:rPr>
+          <w:rFonts w:ascii="Arial" w:hAnsi="Arial" w:cs="Arial"/>
+          <w:bCs/>
+          <w:color w:val="000000"/>
+          <w:sz w:val="22"/>
+        </w:rPr>
+        <w:t>A. These</w:t>
+      </w:r>
+    </w:p>
+    <w:p>
+      <w:pPr>
+        <w:keepNext/>
+        <w:shd w:val="clear" w:color="000000" w:fill="auto"/>
+        <w:spacing w:after="40"/>
+        <w:ind w:left="340"/>
+        <w:rPr>
+          <w:rFonts w:ascii="Arial" w:hAnsi="Arial" w:cs="Arial"/>
+          <w:bCs/>
+          <w:color w:val="000000"/>
+          <w:sz w:val="22"/>
+        </w:rPr>
+      </w:pPr>
+      <w:r>
+        <w:rPr>
+          <w:rFonts w:ascii="Arial" w:hAnsi="Arial" w:cs="Arial"/>
+          <w:bCs/>
+          <w:color w:val="000000"/>
+          <w:sz w:val="22"/>
+        </w:rPr>
+        <w:t>B. That</w:t>
+      </w:r>
+    </w:p>
+    <w:p>
+      <w:pPr>
+        <w:keepNext/>
+        <w:shd w:val="clear" w:color="000000" w:fill="auto"/>
+        <w:spacing w:after="40"/>
+        <w:ind w:left="340"/>
+        <w:rPr>
+          <w:rFonts w:ascii="Arial" w:hAnsi="Arial" w:cs="Arial"/>
+          <w:bCs/>
+          <w:color w:val="000000"/>
+          <w:sz w:val="22"/>
+        </w:rPr>
+      </w:pPr>
+      <w:r>
+        <w:rPr>
+          <w:rFonts w:ascii="Arial" w:hAnsi="Arial" w:cs="Arial"/>
+          <w:bCs/>
+          <w:color w:val="000000"/>
+          <w:sz w:val="22"/>
+        </w:rPr>
+        <w:t>C. This</w:t>
+      </w:r>
+    </w:p>
+    <w:p>
+      <w:pPr>
+        <w:keepNext/>
+        <w:shd w:val="clear" w:color="000000" w:fill="auto"/>
+        <w:spacing w:before="120" w:after="60"/>
+        <w:rPr>
+          <w:rFonts w:ascii="Arial" w:hAnsi="Arial" w:cs="Arial"/>
+          <w:bCs/>
+          <w:color w:val="000000"/>
+          <w:sz w:val="22"/>
+        </w:rPr>
+      </w:pPr>
+      <w:r>
+        <w:rPr>
+          <w:rFonts w:ascii="Arial" w:hAnsi="Arial" w:cs="Arial"/>
+          <w:bCs/>
+          <w:color w:val="000000"/>
+          <w:sz w:val="22"/>
+        </w:rPr>
+        <w:t>10. ______ is a bus over there.</w:t>
+      </w:r>
+    </w:p>
+    <w:p>
+      <w:pPr>
+        <w:keepNext/>
+        <w:shd w:val="clear" w:color="000000" w:fill="auto"/>
+        <w:spacing w:after="40"/>
+        <w:ind w:left="340"/>
+        <w:rPr>
+          <w:rFonts w:ascii="Arial" w:hAnsi="Arial" w:cs="Arial"/>
+          <w:bCs/>
+          <w:color w:val="000000"/>
+          <w:sz w:val="22"/>
+        </w:rPr>
+      </w:pPr>
+      <w:r>
+        <w:rPr>
+          <w:rFonts w:ascii="Arial" w:hAnsi="Arial" w:cs="Arial"/>
+          <w:bCs/>
+          <w:color w:val="000000"/>
+          <w:sz w:val="22"/>
+        </w:rPr>
+        <w:t>A. Those</w:t>
+      </w:r>
+    </w:p>
+    <w:p>
+      <w:pPr>
+        <w:keepNext/>
+        <w:shd w:val="clear" w:color="000000" w:fill="auto"/>
+        <w:spacing w:after="40"/>
+        <w:ind w:left="340"/>
+        <w:rPr>
+          <w:rFonts w:ascii="Arial" w:hAnsi="Arial" w:cs="Arial"/>
+          <w:bCs/>
+          <w:color w:val="000000"/>
+          <w:sz w:val="22"/>
+        </w:rPr>
+      </w:pPr>
+      <w:r>
+        <w:rPr>
+          <w:rFonts w:ascii="Arial" w:hAnsi="Arial" w:cs="Arial"/>
+          <w:bCs/>
+          <w:color w:val="000000"/>
+          <w:sz w:val="22"/>
+        </w:rPr>
+        <w:t>B. That</w:t>
+      </w:r>
+    </w:p>
+    <w:p>
+      <w:pPr>
+        <w:keepNext/>
+        <w:shd w:val="clear" w:color="000000" w:fill="auto"/>
+        <w:spacing w:after="40"/>
+        <w:ind w:left="340"/>
+        <w:rPr>
+          <w:rFonts w:ascii="Arial" w:hAnsi="Arial" w:cs="Arial"/>
+          <w:bCs/>
+          <w:color w:val="000000"/>
+          <w:sz w:val="22"/>
+        </w:rPr>
+      </w:pPr>
+      <w:r>
+        <w:rPr>
+          <w:rFonts w:ascii="Arial" w:hAnsi="Arial" w:cs="Arial"/>
+          <w:bCs/>
+          <w:color w:val="000000"/>
+          <w:sz w:val="22"/>
+        </w:rPr>
+        <w:t>C. These</w:t>
+      </w:r>
+    </w:p>
+    <w:p>
+      <w:pPr>
+        <w:keepNext/>
+        <w:shd w:val="clear" w:color="000000" w:fill="auto"/>
+        <w:spacing w:before="280" w:after="80"/>
+        <w:rPr>
+          <w:rFonts w:ascii="Arial" w:hAnsi="Arial" w:cs="Arial"/>
           <w:b/>
           <w:bCs/>
-        </w:rPr>
-      </w:pPr>
-      <w:r>
-        <w:rPr>
+          <w:color w:val="000000"/>
+        </w:rPr>
+      </w:pPr>
+      <w:r>
+        <w:rPr>
+          <w:rFonts w:ascii="Arial" w:hAnsi="Arial" w:cs="Arial"/>
           <w:b/>
           <w:bCs/>
-        </w:rPr>
-        <w:t>PHẦN 1. CHỌN ĐÁP ÁN ĐÚNG (10 điểm)</w:t>
-      </w:r>
-    </w:p>
-    <w:p>
-      <w:pPr>
-        <w:numPr>
-          <w:ilvl w:val="0"/>
-          <w:numId w:val="1"/>
-        </w:numPr>
-      </w:pPr>
-      <w:r>
-        <w:t>______ is my book here.</w:t>
-      </w:r>
-    </w:p>
-    <w:p>
-      <w:pPr>
-        <w:numPr>
-          <w:ilvl w:val="0"/>
-          <w:numId w:val="2"/>
-        </w:numPr>
-      </w:pPr>
-      <w:r>
-        <w:t>A. This</w:t>
-      </w:r>
-    </w:p>
-    <w:p>
-      <w:pPr>
-        <w:numPr>
-          <w:ilvl w:val="0"/>
-          <w:numId w:val="2"/>
-        </w:numPr>
-      </w:pPr>
-      <w:r>
-        <w:t>B. That</w:t>
-      </w:r>
-    </w:p>
-    <w:p>
-      <w:pPr>
-        <w:numPr>
-          <w:ilvl w:val="0"/>
-          <w:numId w:val="2"/>
-        </w:numPr>
-      </w:pPr>
-      <w:r>
-        <w:t>C. Those</w:t>
-      </w:r>
-    </w:p>
-    <w:p>
-      <w:pPr>
-        <w:numPr>
-          <w:ilvl w:val="0"/>
-          <w:numId w:val="3"/>
-        </w:numPr>
-      </w:pPr>
-      <w:r>
-        <w:t>______ is your car over there.</w:t>
-      </w:r>
-    </w:p>
-    <w:p>
-      <w:pPr>
-        <w:numPr>
-          <w:ilvl w:val="0"/>
-          <w:numId w:val="4"/>
-        </w:numPr>
-      </w:pPr>
-      <w:r>
-        <w:t>A. These</w:t>
-      </w:r>
-    </w:p>
-    <w:p>
-      <w:pPr>
-        <w:numPr>
-          <w:ilvl w:val="0"/>
-          <w:numId w:val="4"/>
-        </w:numPr>
-      </w:pPr>
-      <w:r>
-        <w:t>B. That</w:t>
-      </w:r>
-    </w:p>
-    <w:p>
-      <w:pPr>
-        <w:numPr>
-          <w:ilvl w:val="0"/>
-          <w:numId w:val="4"/>
-        </w:numPr>
-      </w:pPr>
-      <w:r>
-        <w:t>C. This</w:t>
-      </w:r>
-    </w:p>
-    <w:p>
-      <w:pPr>
-        <w:numPr>
-          <w:ilvl w:val="0"/>
-          <w:numId w:val="5"/>
-        </w:numPr>
-      </w:pPr>
-      <w:r>
-        <w:t>______ are my shoes here.</w:t>
-      </w:r>
-    </w:p>
-    <w:p>
-      <w:pPr>
-        <w:numPr>
-          <w:ilvl w:val="0"/>
-          <w:numId w:val="6"/>
-        </w:numPr>
-      </w:pPr>
-      <w:r>
-        <w:t>A. This</w:t>
-      </w:r>
-    </w:p>
-    <w:p>
-      <w:pPr>
-        <w:numPr>
-          <w:ilvl w:val="0"/>
-          <w:numId w:val="6"/>
-        </w:numPr>
-      </w:pPr>
-      <w:r>
-        <w:t>B. These</w:t>
-      </w:r>
-    </w:p>
-    <w:p>
-      <w:pPr>
-        <w:numPr>
-          <w:ilvl w:val="0"/>
-          <w:numId w:val="6"/>
-        </w:numPr>
-      </w:pPr>
-      <w:r>
-        <w:t>C. That</w:t>
-      </w:r>
-    </w:p>
-    <w:p>
-      <w:pPr>
-        <w:numPr>
-          <w:ilvl w:val="0"/>
-          <w:numId w:val="7"/>
-        </w:numPr>
-      </w:pPr>
-      <w:r>
-        <w:t>______ are tall buildings over there.</w:t>
-      </w:r>
-    </w:p>
-    <w:p>
-      <w:pPr>
-        <w:numPr>
-          <w:ilvl w:val="0"/>
-          <w:numId w:val="8"/>
-        </w:numPr>
-      </w:pPr>
-      <w:r>
-        <w:t>A. Those</w:t>
-      </w:r>
-    </w:p>
-    <w:p>
-      <w:pPr>
-        <w:numPr>
-          <w:ilvl w:val="0"/>
-          <w:numId w:val="8"/>
-        </w:numPr>
-      </w:pPr>
-      <w:r>
-        <w:t>B. This</w:t>
-      </w:r>
-    </w:p>
-    <w:p>
-      <w:pPr>
-        <w:numPr>
-          <w:ilvl w:val="0"/>
-          <w:numId w:val="8"/>
-        </w:numPr>
-      </w:pPr>
-      <w:r>
-        <w:t>C. These</w:t>
-      </w:r>
-    </w:p>
-    <w:p>
-      <w:pPr>
-        <w:numPr>
-          <w:ilvl w:val="0"/>
-          <w:numId w:val="9"/>
-        </w:numPr>
-      </w:pPr>
-      <w:r>
-        <w:t>______ is my teacher standing near me.</w:t>
-      </w:r>
-    </w:p>
-    <w:p>
-      <w:pPr>
-        <w:numPr>
-          <w:ilvl w:val="0"/>
-          <w:numId w:val="10"/>
-        </w:numPr>
-      </w:pPr>
-      <w:r>
-        <w:t>A. This</w:t>
-      </w:r>
-    </w:p>
-    <w:p>
-      <w:pPr>
-        <w:numPr>
-          <w:ilvl w:val="0"/>
-          <w:numId w:val="10"/>
-        </w:numPr>
-      </w:pPr>
-      <w:r>
-        <w:t>B. Those</w:t>
-      </w:r>
-    </w:p>
-    <w:p>
-      <w:pPr>
-        <w:numPr>
-          <w:ilvl w:val="0"/>
-          <w:numId w:val="10"/>
-        </w:numPr>
-      </w:pPr>
-      <w:r>
-        <w:t>C. These</w:t>
-      </w:r>
-    </w:p>
-    <w:p>
-      <w:pPr>
-        <w:numPr>
-          <w:ilvl w:val="0"/>
-          <w:numId w:val="11"/>
-        </w:numPr>
-      </w:pPr>
-      <w:r>
-        <w:t>______ are your bags over there.</w:t>
-      </w:r>
-    </w:p>
-    <w:p>
-      <w:pPr>
-        <w:numPr>
-          <w:ilvl w:val="0"/>
-          <w:numId w:val="12"/>
-        </w:numPr>
-      </w:pPr>
-      <w:r>
+          <w:color w:val="000000"/>
+        </w:rPr>
+        <w:t>PHẦN 2. ĐIỀN THIS, THAT, THESE HOẶC THOSE (10 điểm)</w:t>
+      </w:r>
+    </w:p>
+    <w:p>
+      <w:pPr>
+        <w:keepNext/>
+        <w:shd w:val="clear" w:color="000000" w:fill="auto"/>
+        <w:spacing w:after="80"/>
+        <w:rPr>
+          <w:rFonts w:ascii="Arial" w:hAnsi="Arial" w:cs="Arial"/>
+          <w:bCs/>
+          <w:i/>
+          <w:color w:val="000000"/>
+          <w:sz w:val="22"/>
+        </w:rPr>
+      </w:pPr>
+      <w:r>
+        <w:rPr>
+          <w:rFonts w:ascii="Arial" w:hAnsi="Arial" w:cs="Arial"/>
+          <w:bCs/>
+          <w:i/>
+          <w:color w:val="000000"/>
+          <w:sz w:val="22"/>
+        </w:rPr>
+        <w:t>Hướng dẫn: Điền từ hoặc cấu trúc phù hợp vào mỗi chỗ trống.</w:t>
+      </w:r>
+    </w:p>
+    <w:p>
+      <w:pPr>
+        <w:keepNext/>
+        <w:shd w:val="clear" w:color="000000" w:fill="auto"/>
+        <w:spacing w:before="120" w:after="60"/>
+        <w:rPr>
+          <w:rFonts w:ascii="Arial" w:hAnsi="Arial" w:cs="Arial"/>
+          <w:bCs/>
+          <w:color w:val="000000"/>
+          <w:sz w:val="22"/>
+        </w:rPr>
+      </w:pPr>
+      <w:r>
+        <w:rPr>
+          <w:rFonts w:ascii="Arial" w:hAnsi="Arial" w:cs="Arial"/>
+          <w:bCs/>
+          <w:color w:val="000000"/>
+          <w:sz w:val="22"/>
+        </w:rPr>
+        <w:t>1. ______ is my phone in my hand.</w:t>
+      </w:r>
+    </w:p>
+    <w:p>
+      <w:pPr>
+        <w:keepNext/>
+        <w:shd w:val="clear" w:color="000000" w:fill="auto"/>
+        <w:spacing w:before="120" w:after="60"/>
+        <w:rPr>
+          <w:rFonts w:ascii="Arial" w:hAnsi="Arial" w:cs="Arial"/>
+          <w:bCs/>
+          <w:color w:val="000000"/>
+          <w:sz w:val="22"/>
+        </w:rPr>
+      </w:pPr>
+      <w:r>
+        <w:rPr>
+          <w:rFonts w:ascii="Arial" w:hAnsi="Arial" w:cs="Arial"/>
+          <w:bCs/>
+          <w:color w:val="000000"/>
+          <w:sz w:val="22"/>
+        </w:rPr>
+        <w:t>2. ______ is your house over there.</w:t>
+      </w:r>
+    </w:p>
+    <w:p>
+      <w:pPr>
+        <w:keepNext/>
+        <w:shd w:val="clear" w:color="000000" w:fill="auto"/>
+        <w:spacing w:before="120" w:after="60"/>
+        <w:rPr>
+          <w:rFonts w:ascii="Arial" w:hAnsi="Arial" w:cs="Arial"/>
+          <w:bCs/>
+          <w:color w:val="000000"/>
+          <w:sz w:val="22"/>
+        </w:rPr>
+      </w:pPr>
+      <w:r>
+        <w:rPr>
+          <w:rFonts w:ascii="Arial" w:hAnsi="Arial" w:cs="Arial"/>
+          <w:bCs/>
+          <w:color w:val="000000"/>
+          <w:sz w:val="22"/>
+        </w:rPr>
+        <w:t>3. ______ are my books on this desk.</w:t>
+      </w:r>
+    </w:p>
+    <w:p>
+      <w:pPr>
+        <w:keepNext/>
+        <w:shd w:val="clear" w:color="000000" w:fill="auto"/>
+        <w:spacing w:before="120" w:after="60"/>
+        <w:rPr>
+          <w:rFonts w:ascii="Arial" w:hAnsi="Arial" w:cs="Arial"/>
+          <w:bCs/>
+          <w:color w:val="000000"/>
+          <w:sz w:val="22"/>
+        </w:rPr>
+      </w:pPr>
+      <w:r>
+        <w:rPr>
+          <w:rFonts w:ascii="Arial" w:hAnsi="Arial" w:cs="Arial"/>
+          <w:bCs/>
+          <w:color w:val="000000"/>
+          <w:sz w:val="22"/>
+        </w:rPr>
+        <w:t>4. ______ are birds in the sky over there.</w:t>
+      </w:r>
+    </w:p>
+    <w:p>
+      <w:pPr>
+        <w:keepNext/>
+        <w:shd w:val="clear" w:color="000000" w:fill="auto"/>
+        <w:spacing w:before="120" w:after="60"/>
+        <w:rPr>
+          <w:rFonts w:ascii="Arial" w:hAnsi="Arial" w:cs="Arial"/>
+          <w:bCs/>
+          <w:color w:val="000000"/>
+          <w:sz w:val="22"/>
+        </w:rPr>
+      </w:pPr>
+      <w:r>
+        <w:rPr>
+          <w:rFonts w:ascii="Arial" w:hAnsi="Arial" w:cs="Arial"/>
+          <w:bCs/>
+          <w:color w:val="000000"/>
+          <w:sz w:val="22"/>
+        </w:rPr>
+        <w:t>5. ______ is my friend standing next to me.</w:t>
+      </w:r>
+    </w:p>
+    <w:p>
+      <w:pPr>
+        <w:keepNext/>
+        <w:shd w:val="clear" w:color="000000" w:fill="auto"/>
+        <w:spacing w:before="120" w:after="60"/>
+        <w:rPr>
+          <w:rFonts w:ascii="Arial" w:hAnsi="Arial" w:cs="Arial"/>
+          <w:bCs/>
+          <w:color w:val="000000"/>
+          <w:sz w:val="22"/>
+        </w:rPr>
+      </w:pPr>
+      <w:r>
+        <w:rPr>
+          <w:rFonts w:ascii="Arial" w:hAnsi="Arial" w:cs="Arial"/>
+          <w:bCs/>
+          <w:color w:val="000000"/>
+          <w:sz w:val="22"/>
+        </w:rPr>
+        <w:t>6. ______ is a mountain far away.</w:t>
+      </w:r>
+    </w:p>
+    <w:p>
+      <w:pPr>
+        <w:keepNext/>
+        <w:shd w:val="clear" w:color="000000" w:fill="auto"/>
+        <w:spacing w:before="120" w:after="60"/>
+        <w:rPr>
+          <w:rFonts w:ascii="Arial" w:hAnsi="Arial" w:cs="Arial"/>
+          <w:bCs/>
+          <w:color w:val="000000"/>
+          <w:sz w:val="22"/>
+        </w:rPr>
+      </w:pPr>
+      <w:r>
+        <w:rPr>
+          <w:rFonts w:ascii="Arial" w:hAnsi="Arial" w:cs="Arial"/>
+          <w:bCs/>
+          <w:color w:val="000000"/>
+          <w:sz w:val="22"/>
+        </w:rPr>
+        <w:t>7. ______ are my pencils here.</w:t>
+      </w:r>
+    </w:p>
+    <w:p>
+      <w:pPr>
+        <w:keepNext/>
+        <w:shd w:val="clear" w:color="000000" w:fill="auto"/>
+        <w:spacing w:before="120" w:after="60"/>
+        <w:rPr>
+          <w:rFonts w:ascii="Arial" w:hAnsi="Arial" w:cs="Arial"/>
+          <w:bCs/>
+          <w:color w:val="000000"/>
+          <w:sz w:val="22"/>
+        </w:rPr>
+      </w:pPr>
+      <w:r>
+        <w:rPr>
+          <w:rFonts w:ascii="Arial" w:hAnsi="Arial" w:cs="Arial"/>
+          <w:bCs/>
+          <w:color w:val="000000"/>
+          <w:sz w:val="22"/>
+        </w:rPr>
+        <w:t>8. ______ are your shoes near the door over there.</w:t>
+      </w:r>
+    </w:p>
+    <w:p>
+      <w:pPr>
+        <w:keepNext/>
+        <w:shd w:val="clear" w:color="000000" w:fill="auto"/>
+        <w:spacing w:before="120" w:after="60"/>
+        <w:rPr>
+          <w:rFonts w:ascii="Arial" w:hAnsi="Arial" w:cs="Arial"/>
+          <w:bCs/>
+          <w:color w:val="000000"/>
+          <w:sz w:val="22"/>
+        </w:rPr>
+      </w:pPr>
+      <w:r>
+        <w:rPr>
+          <w:rFonts w:ascii="Arial" w:hAnsi="Arial" w:cs="Arial"/>
+          <w:bCs/>
+          <w:color w:val="000000"/>
+          <w:sz w:val="22"/>
+        </w:rPr>
+        <w:t>9. ______ is a nice picture here.</w:t>
+      </w:r>
+    </w:p>
+    <w:p>
+      <w:pPr>
+        <w:keepNext/>
+        <w:shd w:val="clear" w:color="000000" w:fill="auto"/>
+        <w:spacing w:before="120" w:after="60"/>
+        <w:rPr>
+          <w:rFonts w:ascii="Arial" w:hAnsi="Arial" w:cs="Arial"/>
+          <w:bCs/>
+          <w:color w:val="000000"/>
+          <w:sz w:val="22"/>
+        </w:rPr>
+      </w:pPr>
+      <w:r>
+        <w:rPr>
+          <w:rFonts w:ascii="Arial" w:hAnsi="Arial" w:cs="Arial"/>
+          <w:bCs/>
+          <w:color w:val="000000"/>
+          <w:sz w:val="22"/>
+        </w:rPr>
+        <w:t>10. ______ are beautiful flowers across the road.</w:t>
+      </w:r>
+    </w:p>
+    <w:p>
+      <w:pPr>
+        <w:keepNext/>
+        <w:shd w:val="clear" w:color="000000" w:fill="auto"/>
+        <w:spacing w:before="280" w:after="80"/>
+        <w:rPr>
+          <w:rFonts w:ascii="Arial" w:hAnsi="Arial" w:cs="Arial"/>
+          <w:b/>
+          <w:bCs/>
+          <w:color w:val="000000"/>
+        </w:rPr>
+      </w:pPr>
+      <w:r>
+        <w:rPr>
+          <w:rFonts w:ascii="Arial" w:hAnsi="Arial" w:cs="Arial"/>
+          <w:b/>
+          <w:bCs/>
+          <w:color w:val="000000"/>
+        </w:rPr>
+        <w:t>PHẦN 3. CHỌN IS HOẶC ARE (10 điểm)</w:t>
+      </w:r>
+    </w:p>
+    <w:p>
+      <w:pPr>
+        <w:keepNext/>
+        <w:shd w:val="clear" w:color="000000" w:fill="auto"/>
+        <w:spacing w:after="80"/>
+        <w:rPr>
+          <w:rFonts w:ascii="Arial" w:hAnsi="Arial" w:cs="Arial"/>
+          <w:bCs/>
+          <w:i/>
+          <w:color w:val="000000"/>
+          <w:sz w:val="22"/>
+        </w:rPr>
+      </w:pPr>
+      <w:r>
+        <w:rPr>
+          <w:rFonts w:ascii="Arial" w:hAnsi="Arial" w:cs="Arial"/>
+          <w:bCs/>
+          <w:i/>
+          <w:color w:val="000000"/>
+          <w:sz w:val="22"/>
+        </w:rPr>
+        <w:t>Hướng dẫn: Hoàn thành từng câu theo yêu cầu của phần.</w:t>
+      </w:r>
+    </w:p>
+    <w:p>
+      <w:pPr>
+        <w:keepNext/>
+        <w:shd w:val="clear" w:color="000000" w:fill="auto"/>
+        <w:spacing w:before="120" w:after="60"/>
+        <w:rPr>
+          <w:rFonts w:ascii="Arial" w:hAnsi="Arial" w:cs="Arial"/>
+          <w:bCs/>
+          <w:color w:val="000000"/>
+          <w:sz w:val="22"/>
+        </w:rPr>
+      </w:pPr>
+      <w:r>
+        <w:rPr>
+          <w:rFonts w:ascii="Arial" w:hAnsi="Arial" w:cs="Arial"/>
+          <w:bCs/>
+          <w:color w:val="000000"/>
+          <w:sz w:val="22"/>
+        </w:rPr>
+        <w:t>1. This ______ my book.</w:t>
+      </w:r>
+    </w:p>
+    <w:p>
+      <w:pPr>
+        <w:keepNext/>
+        <w:shd w:val="clear" w:color="000000" w:fill="auto"/>
+        <w:spacing w:before="120" w:after="60"/>
+        <w:rPr>
+          <w:rFonts w:ascii="Arial" w:hAnsi="Arial" w:cs="Arial"/>
+          <w:bCs/>
+          <w:color w:val="000000"/>
+          <w:sz w:val="22"/>
+        </w:rPr>
+      </w:pPr>
+      <w:r>
+        <w:rPr>
+          <w:rFonts w:ascii="Arial" w:hAnsi="Arial" w:cs="Arial"/>
+          <w:bCs/>
+          <w:color w:val="000000"/>
+          <w:sz w:val="22"/>
+        </w:rPr>
+        <w:t>2. That ______ your car.</w:t>
+      </w:r>
+    </w:p>
+    <w:p>
+      <w:pPr>
+        <w:keepNext/>
+        <w:shd w:val="clear" w:color="000000" w:fill="auto"/>
+        <w:spacing w:before="120" w:after="60"/>
+        <w:rPr>
+          <w:rFonts w:ascii="Arial" w:hAnsi="Arial" w:cs="Arial"/>
+          <w:bCs/>
+          <w:color w:val="000000"/>
+          <w:sz w:val="22"/>
+        </w:rPr>
+      </w:pPr>
+      <w:r>
+        <w:rPr>
+          <w:rFonts w:ascii="Arial" w:hAnsi="Arial" w:cs="Arial"/>
+          <w:bCs/>
+          <w:color w:val="000000"/>
+          <w:sz w:val="22"/>
+        </w:rPr>
+        <w:t>3. These ______ my keys.</w:t>
+      </w:r>
+    </w:p>
+    <w:p>
+      <w:pPr>
+        <w:keepNext/>
+        <w:shd w:val="clear" w:color="000000" w:fill="auto"/>
+        <w:spacing w:before="120" w:after="60"/>
+        <w:rPr>
+          <w:rFonts w:ascii="Arial" w:hAnsi="Arial" w:cs="Arial"/>
+          <w:bCs/>
+          <w:color w:val="000000"/>
+          <w:sz w:val="22"/>
+        </w:rPr>
+      </w:pPr>
+      <w:r>
+        <w:rPr>
+          <w:rFonts w:ascii="Arial" w:hAnsi="Arial" w:cs="Arial"/>
+          <w:bCs/>
+          <w:color w:val="000000"/>
+          <w:sz w:val="22"/>
+        </w:rPr>
+        <w:t>4. Those ______ tall trees.</w:t>
+      </w:r>
+    </w:p>
+    <w:p>
+      <w:pPr>
+        <w:keepNext/>
+        <w:shd w:val="clear" w:color="000000" w:fill="auto"/>
+        <w:spacing w:before="120" w:after="60"/>
+        <w:rPr>
+          <w:rFonts w:ascii="Arial" w:hAnsi="Arial" w:cs="Arial"/>
+          <w:bCs/>
+          <w:color w:val="000000"/>
+          <w:sz w:val="22"/>
+        </w:rPr>
+      </w:pPr>
+      <w:r>
+        <w:rPr>
+          <w:rFonts w:ascii="Arial" w:hAnsi="Arial" w:cs="Arial"/>
+          <w:bCs/>
+          <w:color w:val="000000"/>
+          <w:sz w:val="22"/>
+        </w:rPr>
+        <w:t>5. This ______ a new phone.</w:t>
+      </w:r>
+    </w:p>
+    <w:p>
+      <w:pPr>
+        <w:keepNext/>
+        <w:shd w:val="clear" w:color="000000" w:fill="auto"/>
+        <w:spacing w:before="120" w:after="60"/>
+        <w:rPr>
+          <w:rFonts w:ascii="Arial" w:hAnsi="Arial" w:cs="Arial"/>
+          <w:bCs/>
+          <w:color w:val="000000"/>
+          <w:sz w:val="22"/>
+        </w:rPr>
+      </w:pPr>
+      <w:r>
+        <w:rPr>
+          <w:rFonts w:ascii="Arial" w:hAnsi="Arial" w:cs="Arial"/>
+          <w:bCs/>
+          <w:color w:val="000000"/>
+          <w:sz w:val="22"/>
+        </w:rPr>
+        <w:t>6. These ______ my friends.</w:t>
+      </w:r>
+    </w:p>
+    <w:p>
+      <w:pPr>
+        <w:keepNext/>
+        <w:shd w:val="clear" w:color="000000" w:fill="auto"/>
+        <w:spacing w:before="120" w:after="60"/>
+        <w:rPr>
+          <w:rFonts w:ascii="Arial" w:hAnsi="Arial" w:cs="Arial"/>
+          <w:bCs/>
+          <w:color w:val="000000"/>
+          <w:sz w:val="22"/>
+        </w:rPr>
+      </w:pPr>
+      <w:r>
+        <w:rPr>
+          <w:rFonts w:ascii="Arial" w:hAnsi="Arial" w:cs="Arial"/>
+          <w:bCs/>
+          <w:color w:val="000000"/>
+          <w:sz w:val="22"/>
+        </w:rPr>
+        <w:t>7. That ______ our school.</w:t>
+      </w:r>
+    </w:p>
+    <w:p>
+      <w:pPr>
+        <w:keepNext/>
+        <w:shd w:val="clear" w:color="000000" w:fill="auto"/>
+        <w:spacing w:before="120" w:after="60"/>
+        <w:rPr>
+          <w:rFonts w:ascii="Arial" w:hAnsi="Arial" w:cs="Arial"/>
+          <w:bCs/>
+          <w:color w:val="000000"/>
+          <w:sz w:val="22"/>
+        </w:rPr>
+      </w:pPr>
+      <w:r>
+        <w:rPr>
+          <w:rFonts w:ascii="Arial" w:hAnsi="Arial" w:cs="Arial"/>
+          <w:bCs/>
+          <w:color w:val="000000"/>
+          <w:sz w:val="22"/>
+        </w:rPr>
+        <w:t>8. Those ______ beautiful houses.</w:t>
+      </w:r>
+    </w:p>
+    <w:p>
+      <w:pPr>
+        <w:keepNext/>
+        <w:shd w:val="clear" w:color="000000" w:fill="auto"/>
+        <w:spacing w:before="120" w:after="60"/>
+        <w:rPr>
+          <w:rFonts w:ascii="Arial" w:hAnsi="Arial" w:cs="Arial"/>
+          <w:bCs/>
+          <w:color w:val="000000"/>
+          <w:sz w:val="22"/>
+        </w:rPr>
+      </w:pPr>
+      <w:r>
+        <w:rPr>
+          <w:rFonts w:ascii="Arial" w:hAnsi="Arial" w:cs="Arial"/>
+          <w:bCs/>
+          <w:color w:val="000000"/>
+          <w:sz w:val="22"/>
+        </w:rPr>
         <w:lastRenderedPageBreak/>
-        <w:t>A. That</w:t>
-      </w:r>
-    </w:p>
-    <w:p>
-      <w:pPr>
-        <w:numPr>
-          <w:ilvl w:val="0"/>
-          <w:numId w:val="12"/>
-        </w:numPr>
-      </w:pPr>
-      <w:r>
-        <w:t>B. Those</w:t>
-      </w:r>
-    </w:p>
-    <w:p>
-      <w:pPr>
-        <w:numPr>
-          <w:ilvl w:val="0"/>
-          <w:numId w:val="12"/>
-        </w:numPr>
-      </w:pPr>
-      <w:r>
-        <w:t>C. This</w:t>
-      </w:r>
-    </w:p>
-    <w:p>
-      <w:pPr>
-        <w:numPr>
-          <w:ilvl w:val="0"/>
-          <w:numId w:val="13"/>
-        </w:numPr>
-      </w:pPr>
-      <w:r>
-        <w:t>______ book in my hand is new.</w:t>
-      </w:r>
-    </w:p>
-    <w:p>
-      <w:pPr>
-        <w:numPr>
-          <w:ilvl w:val="0"/>
-          <w:numId w:val="14"/>
-        </w:numPr>
-      </w:pPr>
-      <w:r>
-        <w:t>A. This</w:t>
-      </w:r>
-    </w:p>
-    <w:p>
-      <w:pPr>
-        <w:numPr>
-          <w:ilvl w:val="0"/>
-          <w:numId w:val="14"/>
-        </w:numPr>
-      </w:pPr>
-      <w:r>
-        <w:t>B. Those</w:t>
-      </w:r>
-    </w:p>
-    <w:p>
-      <w:pPr>
-        <w:numPr>
-          <w:ilvl w:val="0"/>
-          <w:numId w:val="14"/>
-        </w:numPr>
-      </w:pPr>
-      <w:r>
-        <w:t>C. These</w:t>
-      </w:r>
-    </w:p>
-    <w:p>
-      <w:pPr>
-        <w:numPr>
-          <w:ilvl w:val="0"/>
-          <w:numId w:val="15"/>
-        </w:numPr>
-      </w:pPr>
-      <w:r>
-        <w:t>______ houses across the street are beautiful.</w:t>
-      </w:r>
-    </w:p>
-    <w:p>
-      <w:pPr>
-        <w:numPr>
-          <w:ilvl w:val="0"/>
-          <w:numId w:val="16"/>
-        </w:numPr>
-      </w:pPr>
-      <w:r>
-        <w:t>A. That</w:t>
-      </w:r>
-    </w:p>
-    <w:p>
-      <w:pPr>
-        <w:numPr>
-          <w:ilvl w:val="0"/>
-          <w:numId w:val="16"/>
-        </w:numPr>
-      </w:pPr>
-      <w:r>
-        <w:t>B. This</w:t>
-      </w:r>
-    </w:p>
-    <w:p>
-      <w:pPr>
-        <w:numPr>
-          <w:ilvl w:val="0"/>
-          <w:numId w:val="16"/>
-        </w:numPr>
-      </w:pPr>
-      <w:r>
-        <w:t>C. Those</w:t>
-      </w:r>
-    </w:p>
-    <w:p>
-      <w:pPr>
-        <w:numPr>
-          <w:ilvl w:val="0"/>
-          <w:numId w:val="17"/>
-        </w:numPr>
-      </w:pPr>
-      <w:r>
-        <w:t>______ are my keys on this table.</w:t>
-      </w:r>
-    </w:p>
-    <w:p>
-      <w:pPr>
-        <w:numPr>
-          <w:ilvl w:val="0"/>
-          <w:numId w:val="18"/>
-        </w:numPr>
-      </w:pPr>
-      <w:r>
-        <w:t>A. These</w:t>
-      </w:r>
-    </w:p>
-    <w:p>
-      <w:pPr>
-        <w:numPr>
-          <w:ilvl w:val="0"/>
-          <w:numId w:val="18"/>
-        </w:numPr>
-      </w:pPr>
-      <w:r>
-        <w:t>B. That</w:t>
-      </w:r>
-    </w:p>
-    <w:p>
-      <w:pPr>
-        <w:numPr>
-          <w:ilvl w:val="0"/>
-          <w:numId w:val="18"/>
-        </w:numPr>
-      </w:pPr>
-      <w:r>
-        <w:t>C. This</w:t>
-      </w:r>
-    </w:p>
-    <w:p>
-      <w:pPr>
-        <w:numPr>
-          <w:ilvl w:val="0"/>
-          <w:numId w:val="19"/>
-        </w:numPr>
-      </w:pPr>
-      <w:r>
-        <w:t>______ is a bus over there.</w:t>
-      </w:r>
-    </w:p>
-    <w:p>
-      <w:pPr>
-        <w:numPr>
-          <w:ilvl w:val="0"/>
-          <w:numId w:val="20"/>
-        </w:numPr>
-      </w:pPr>
-      <w:r>
-        <w:t>A. Those</w:t>
-      </w:r>
-    </w:p>
-    <w:p>
-      <w:pPr>
-        <w:numPr>
-          <w:ilvl w:val="0"/>
-          <w:numId w:val="20"/>
-        </w:numPr>
-      </w:pPr>
-      <w:r>
-        <w:t>B. That</w:t>
-      </w:r>
-    </w:p>
-    <w:p>
-      <w:pPr>
-        <w:numPr>
-          <w:ilvl w:val="0"/>
-          <w:numId w:val="20"/>
-        </w:numPr>
-      </w:pPr>
-      <w:r>
-        <w:t>C. These</w:t>
-      </w:r>
-    </w:p>
-    <w:p>
-      <w:pPr>
-        <w:rPr>
+        <w:t>9. This ______ my teacher.</w:t>
+      </w:r>
+    </w:p>
+    <w:p>
+      <w:pPr>
+        <w:keepNext/>
+        <w:shd w:val="clear" w:color="000000" w:fill="auto"/>
+        <w:spacing w:before="120" w:after="60"/>
+        <w:rPr>
+          <w:rFonts w:ascii="Arial" w:hAnsi="Arial" w:cs="Arial"/>
+          <w:bCs/>
+          <w:color w:val="000000"/>
+          <w:sz w:val="22"/>
+        </w:rPr>
+      </w:pPr>
+      <w:r>
+        <w:rPr>
+          <w:rFonts w:ascii="Arial" w:hAnsi="Arial" w:cs="Arial"/>
+          <w:bCs/>
+          <w:color w:val="000000"/>
+          <w:sz w:val="22"/>
+        </w:rPr>
+        <w:t>10. These ______ new computers.</w:t>
+      </w:r>
+    </w:p>
+    <w:p>
+      <w:pPr>
+        <w:keepNext/>
+        <w:shd w:val="clear" w:color="000000" w:fill="auto"/>
+        <w:spacing w:before="280" w:after="80"/>
+        <w:rPr>
+          <w:rFonts w:ascii="Arial" w:hAnsi="Arial" w:cs="Arial"/>
           <w:b/>
           <w:bCs/>
-        </w:rPr>
-      </w:pPr>
-      <w:r>
-        <w:rPr>
+          <w:color w:val="000000"/>
+        </w:rPr>
+      </w:pPr>
+      <w:r>
+        <w:rPr>
+          <w:rFonts w:ascii="Arial" w:hAnsi="Arial" w:cs="Arial"/>
           <w:b/>
           <w:bCs/>
-        </w:rPr>
-        <w:t>PHẦN 2. ĐIỀN THIS, THAT, THESE HOẶC THOSE (10 điểm)</w:t>
-      </w:r>
-    </w:p>
-    <w:p>
-      <w:pPr>
-        <w:numPr>
-          <w:ilvl w:val="0"/>
-          <w:numId w:val="21"/>
-        </w:numPr>
-      </w:pPr>
-      <w:r>
-        <w:t>______ is my phone in my hand.</w:t>
-      </w:r>
-    </w:p>
-    <w:p>
-      <w:pPr>
-        <w:numPr>
-          <w:ilvl w:val="0"/>
-          <w:numId w:val="21"/>
-        </w:numPr>
-      </w:pPr>
-      <w:r>
-        <w:t>______ is your house over there.</w:t>
-      </w:r>
-    </w:p>
-    <w:p>
-      <w:pPr>
-        <w:numPr>
-          <w:ilvl w:val="0"/>
-          <w:numId w:val="21"/>
-        </w:numPr>
-      </w:pPr>
-      <w:r>
-        <w:t>______ are my books on this desk.</w:t>
-      </w:r>
-    </w:p>
-    <w:p>
-      <w:pPr>
-        <w:numPr>
-          <w:ilvl w:val="0"/>
-          <w:numId w:val="21"/>
-        </w:numPr>
-      </w:pPr>
-      <w:r>
-        <w:t>______ are birds in the sky over there.</w:t>
-      </w:r>
-    </w:p>
-    <w:p>
-      <w:pPr>
-        <w:numPr>
-          <w:ilvl w:val="0"/>
-          <w:numId w:val="21"/>
-        </w:numPr>
-      </w:pPr>
-      <w:r>
-        <w:t>______ is my friend standing next to me.</w:t>
-      </w:r>
-    </w:p>
-    <w:p>
-      <w:pPr>
-        <w:numPr>
-          <w:ilvl w:val="0"/>
-          <w:numId w:val="21"/>
-        </w:numPr>
-      </w:pPr>
-      <w:r>
-        <w:t>______ is a mountain far away.</w:t>
-      </w:r>
-    </w:p>
-    <w:p>
-      <w:pPr>
-        <w:numPr>
-          <w:ilvl w:val="0"/>
-          <w:numId w:val="21"/>
-        </w:numPr>
-      </w:pPr>
-      <w:r>
-        <w:lastRenderedPageBreak/>
-        <w:t>______ are my pencils here.</w:t>
-      </w:r>
-    </w:p>
-    <w:p>
-      <w:pPr>
-        <w:numPr>
-          <w:ilvl w:val="0"/>
-          <w:numId w:val="21"/>
-        </w:numPr>
-      </w:pPr>
-      <w:r>
-        <w:t>______ are your shoes near the door over there.</w:t>
-      </w:r>
-    </w:p>
-    <w:p>
-      <w:pPr>
-        <w:numPr>
-          <w:ilvl w:val="0"/>
-          <w:numId w:val="21"/>
-        </w:numPr>
-      </w:pPr>
-      <w:r>
-        <w:t>______ is a nice picture here.</w:t>
-      </w:r>
-    </w:p>
-    <w:p>
-      <w:pPr>
-        <w:numPr>
-          <w:ilvl w:val="0"/>
-          <w:numId w:val="21"/>
-        </w:numPr>
-      </w:pPr>
-      <w:r>
-        <w:t>______ are beautiful flowers across the road.</w:t>
-      </w:r>
-    </w:p>
-    <w:p>
-      <w:pPr>
-        <w:rPr>
+          <w:color w:val="000000"/>
+        </w:rPr>
+        <w:t>PHẦN 4. CHUYỂN TỪ SỐ ÍT SANG SỐ NHIỀU (10 điểm)</w:t>
+      </w:r>
+    </w:p>
+    <w:p>
+      <w:pPr>
+        <w:keepNext/>
+        <w:shd w:val="clear" w:color="000000" w:fill="auto"/>
+        <w:spacing w:after="80"/>
+        <w:rPr>
+          <w:rFonts w:ascii="Arial" w:hAnsi="Arial" w:cs="Arial"/>
+          <w:bCs/>
+          <w:i/>
+          <w:color w:val="000000"/>
+          <w:sz w:val="22"/>
+        </w:rPr>
+      </w:pPr>
+      <w:r>
+        <w:rPr>
+          <w:rFonts w:ascii="Arial" w:hAnsi="Arial" w:cs="Arial"/>
+          <w:bCs/>
+          <w:i/>
+          <w:color w:val="000000"/>
+          <w:sz w:val="22"/>
+        </w:rPr>
+        <w:t>Hướng dẫn: Viết lại từng câu theo dạng được yêu cầu.</w:t>
+      </w:r>
+    </w:p>
+    <w:p>
+      <w:pPr>
+        <w:keepNext/>
+        <w:shd w:val="clear" w:color="000000" w:fill="auto"/>
+        <w:spacing w:before="120" w:after="80"/>
+        <w:rPr>
+          <w:rFonts w:ascii="Arial" w:hAnsi="Arial" w:cs="Arial"/>
+          <w:bCs/>
+          <w:i/>
+          <w:color w:val="000000"/>
+          <w:sz w:val="22"/>
+        </w:rPr>
+      </w:pPr>
+      <w:r>
+        <w:rPr>
+          <w:rFonts w:ascii="Arial" w:hAnsi="Arial" w:cs="Arial"/>
+          <w:bCs/>
+          <w:i/>
+          <w:color w:val="000000"/>
+          <w:sz w:val="22"/>
+        </w:rPr>
+        <w:t>Ví dụ: This is a book. → These are books.</w:t>
+      </w:r>
+    </w:p>
+    <w:p>
+      <w:pPr>
+        <w:keepNext/>
+        <w:shd w:val="clear" w:color="000000" w:fill="auto"/>
+        <w:spacing w:before="120" w:after="60"/>
+        <w:rPr>
+          <w:rFonts w:ascii="Arial" w:hAnsi="Arial" w:cs="Arial"/>
+          <w:bCs/>
+          <w:i/>
+          <w:color w:val="000000"/>
+          <w:sz w:val="22"/>
+        </w:rPr>
+      </w:pPr>
+      <w:r>
+        <w:rPr>
+          <w:rFonts w:ascii="Arial" w:hAnsi="Arial" w:cs="Arial"/>
+          <w:bCs/>
+          <w:i/>
+          <w:color w:val="000000"/>
+          <w:sz w:val="22"/>
+        </w:rPr>
+        <w:t>1. This is a pen. → ______________________________</w:t>
+      </w:r>
+    </w:p>
+    <w:p>
+      <w:pPr>
+        <w:keepNext/>
+        <w:shd w:val="clear" w:color="000000" w:fill="auto"/>
+        <w:spacing w:before="120" w:after="60"/>
+        <w:rPr>
+          <w:rFonts w:ascii="Arial" w:hAnsi="Arial" w:cs="Arial"/>
+          <w:bCs/>
+          <w:color w:val="000000"/>
+          <w:sz w:val="22"/>
+        </w:rPr>
+      </w:pPr>
+      <w:r>
+        <w:rPr>
+          <w:rFonts w:ascii="Arial" w:hAnsi="Arial" w:cs="Arial"/>
+          <w:bCs/>
+          <w:color w:val="000000"/>
+          <w:sz w:val="22"/>
+        </w:rPr>
+        <w:t>2. That is a car. → ______________________________</w:t>
+      </w:r>
+    </w:p>
+    <w:p>
+      <w:pPr>
+        <w:keepNext/>
+        <w:shd w:val="clear" w:color="000000" w:fill="auto"/>
+        <w:spacing w:before="120" w:after="60"/>
+        <w:rPr>
+          <w:rFonts w:ascii="Arial" w:hAnsi="Arial" w:cs="Arial"/>
+          <w:bCs/>
+          <w:color w:val="000000"/>
+          <w:sz w:val="22"/>
+        </w:rPr>
+      </w:pPr>
+      <w:r>
+        <w:rPr>
+          <w:rFonts w:ascii="Arial" w:hAnsi="Arial" w:cs="Arial"/>
+          <w:bCs/>
+          <w:color w:val="000000"/>
+          <w:sz w:val="22"/>
+        </w:rPr>
+        <w:t>3. This is a chair. → ______________________________</w:t>
+      </w:r>
+    </w:p>
+    <w:p>
+      <w:pPr>
+        <w:keepNext/>
+        <w:shd w:val="clear" w:color="000000" w:fill="auto"/>
+        <w:spacing w:before="120" w:after="60"/>
+        <w:rPr>
+          <w:rFonts w:ascii="Arial" w:hAnsi="Arial" w:cs="Arial"/>
+          <w:bCs/>
+          <w:color w:val="000000"/>
+          <w:sz w:val="22"/>
+        </w:rPr>
+      </w:pPr>
+      <w:r>
+        <w:rPr>
+          <w:rFonts w:ascii="Arial" w:hAnsi="Arial" w:cs="Arial"/>
+          <w:bCs/>
+          <w:color w:val="000000"/>
+          <w:sz w:val="22"/>
+        </w:rPr>
+        <w:t>4. That is a tree. → ______________________________</w:t>
+      </w:r>
+    </w:p>
+    <w:p>
+      <w:pPr>
+        <w:keepNext/>
+        <w:shd w:val="clear" w:color="000000" w:fill="auto"/>
+        <w:spacing w:before="120" w:after="60"/>
+        <w:rPr>
+          <w:rFonts w:ascii="Arial" w:hAnsi="Arial" w:cs="Arial"/>
+          <w:bCs/>
+          <w:color w:val="000000"/>
+          <w:sz w:val="22"/>
+        </w:rPr>
+      </w:pPr>
+      <w:r>
+        <w:rPr>
+          <w:rFonts w:ascii="Arial" w:hAnsi="Arial" w:cs="Arial"/>
+          <w:bCs/>
+          <w:color w:val="000000"/>
+          <w:sz w:val="22"/>
+        </w:rPr>
+        <w:t>5. This is my bag. → ______________________________</w:t>
+      </w:r>
+    </w:p>
+    <w:p>
+      <w:pPr>
+        <w:keepNext/>
+        <w:shd w:val="clear" w:color="000000" w:fill="auto"/>
+        <w:spacing w:before="120" w:after="60"/>
+        <w:rPr>
+          <w:rFonts w:ascii="Arial" w:hAnsi="Arial" w:cs="Arial"/>
+          <w:bCs/>
+          <w:color w:val="000000"/>
+          <w:sz w:val="22"/>
+        </w:rPr>
+      </w:pPr>
+      <w:r>
+        <w:rPr>
+          <w:rFonts w:ascii="Arial" w:hAnsi="Arial" w:cs="Arial"/>
+          <w:bCs/>
+          <w:color w:val="000000"/>
+          <w:sz w:val="22"/>
+        </w:rPr>
+        <w:t>6. That is a house. → ______________________________</w:t>
+      </w:r>
+    </w:p>
+    <w:p>
+      <w:pPr>
+        <w:keepNext/>
+        <w:shd w:val="clear" w:color="000000" w:fill="auto"/>
+        <w:spacing w:before="120" w:after="60"/>
+        <w:rPr>
+          <w:rFonts w:ascii="Arial" w:hAnsi="Arial" w:cs="Arial"/>
+          <w:bCs/>
+          <w:color w:val="000000"/>
+          <w:sz w:val="22"/>
+        </w:rPr>
+      </w:pPr>
+      <w:r>
+        <w:rPr>
+          <w:rFonts w:ascii="Arial" w:hAnsi="Arial" w:cs="Arial"/>
+          <w:bCs/>
+          <w:color w:val="000000"/>
+          <w:sz w:val="22"/>
+        </w:rPr>
+        <w:t>7. This is a student. → ______________________________</w:t>
+      </w:r>
+    </w:p>
+    <w:p>
+      <w:pPr>
+        <w:keepNext/>
+        <w:shd w:val="clear" w:color="000000" w:fill="auto"/>
+        <w:spacing w:before="120" w:after="60"/>
+        <w:rPr>
+          <w:rFonts w:ascii="Arial" w:hAnsi="Arial" w:cs="Arial"/>
+          <w:bCs/>
+          <w:color w:val="000000"/>
+          <w:sz w:val="22"/>
+        </w:rPr>
+      </w:pPr>
+      <w:r>
+        <w:rPr>
+          <w:rFonts w:ascii="Arial" w:hAnsi="Arial" w:cs="Arial"/>
+          <w:bCs/>
+          <w:color w:val="000000"/>
+          <w:sz w:val="22"/>
+        </w:rPr>
+        <w:t>8. That is a flower. → ______________________________</w:t>
+      </w:r>
+    </w:p>
+    <w:p>
+      <w:pPr>
+        <w:keepNext/>
+        <w:shd w:val="clear" w:color="000000" w:fill="auto"/>
+        <w:spacing w:before="120" w:after="60"/>
+        <w:rPr>
+          <w:rFonts w:ascii="Arial" w:hAnsi="Arial" w:cs="Arial"/>
+          <w:bCs/>
+          <w:color w:val="000000"/>
+          <w:sz w:val="22"/>
+        </w:rPr>
+      </w:pPr>
+      <w:r>
+        <w:rPr>
+          <w:rFonts w:ascii="Arial" w:hAnsi="Arial" w:cs="Arial"/>
+          <w:bCs/>
+          <w:color w:val="000000"/>
+          <w:sz w:val="22"/>
+        </w:rPr>
+        <w:t>9. This is my shoe. → ______________________________</w:t>
+      </w:r>
+    </w:p>
+    <w:p>
+      <w:pPr>
+        <w:keepNext/>
+        <w:shd w:val="clear" w:color="000000" w:fill="auto"/>
+        <w:spacing w:before="120" w:after="60"/>
+        <w:rPr>
+          <w:rFonts w:ascii="Arial" w:hAnsi="Arial" w:cs="Arial"/>
+          <w:bCs/>
+          <w:color w:val="000000"/>
+          <w:sz w:val="22"/>
+        </w:rPr>
+      </w:pPr>
+      <w:r>
+        <w:rPr>
+          <w:rFonts w:ascii="Arial" w:hAnsi="Arial" w:cs="Arial"/>
+          <w:bCs/>
+          <w:color w:val="000000"/>
+          <w:sz w:val="22"/>
+        </w:rPr>
+        <w:t>10. That is a computer. → ______________________________</w:t>
+      </w:r>
+    </w:p>
+    <w:p>
+      <w:pPr>
+        <w:keepNext/>
+        <w:shd w:val="clear" w:color="000000" w:fill="auto"/>
+        <w:spacing w:before="120" w:after="60"/>
+        <w:rPr>
+          <w:rFonts w:ascii="Arial" w:hAnsi="Arial" w:cs="Arial"/>
+          <w:bCs/>
+          <w:color w:val="000000"/>
+        </w:rPr>
+      </w:pPr>
+      <w:r>
+        <w:rPr>
+          <w:rFonts w:ascii="Arial" w:hAnsi="Arial" w:cs="Arial"/>
+          <w:bCs/>
+          <w:color w:val="000000"/>
+        </w:rPr>
+        <w:t>PHẦN 5. CHUYỂN TỪ SỐ NHIỀU SANG SỐ ÍT (10 điểm)</w:t>
+      </w:r>
+    </w:p>
+    <w:p>
+      <w:pPr>
+        <w:keepNext/>
+        <w:shd w:val="clear" w:color="000000" w:fill="auto"/>
+        <w:spacing w:after="80"/>
+        <w:rPr>
+          <w:rFonts w:ascii="Arial" w:hAnsi="Arial" w:cs="Arial"/>
+          <w:bCs/>
+          <w:i/>
+          <w:color w:val="000000"/>
+          <w:sz w:val="22"/>
+        </w:rPr>
+      </w:pPr>
+      <w:r>
+        <w:rPr>
+          <w:rFonts w:ascii="Arial" w:hAnsi="Arial" w:cs="Arial"/>
+          <w:bCs/>
+          <w:i/>
+          <w:color w:val="000000"/>
+          <w:sz w:val="22"/>
+        </w:rPr>
+        <w:t>Hướng dẫn: Chọn hoặc biến đổi đúng dạng số ít, số nhiều và cấu trúc đi kèm.</w:t>
+      </w:r>
+    </w:p>
+    <w:p>
+      <w:pPr>
+        <w:keepNext/>
+        <w:shd w:val="clear" w:color="000000" w:fill="auto"/>
+        <w:spacing w:before="280" w:after="80"/>
+        <w:rPr>
+          <w:rFonts w:ascii="Arial" w:hAnsi="Arial" w:cs="Arial"/>
+          <w:bCs/>
+          <w:color w:val="000000"/>
+          <w:sz w:val="22"/>
+        </w:rPr>
+      </w:pPr>
+      <w:r>
+        <w:rPr>
+          <w:rFonts w:ascii="Arial" w:hAnsi="Arial" w:cs="Arial"/>
+          <w:bCs/>
+          <w:color w:val="000000"/>
+          <w:sz w:val="22"/>
+        </w:rPr>
+        <w:t>1. These are books. → ______________________________</w:t>
+      </w:r>
+    </w:p>
+    <w:p>
+      <w:pPr>
+        <w:keepNext/>
+        <w:shd w:val="clear" w:color="000000" w:fill="auto"/>
+        <w:spacing w:before="280" w:after="80"/>
+        <w:rPr>
+          <w:rFonts w:ascii="Arial" w:hAnsi="Arial" w:cs="Arial"/>
+          <w:bCs/>
+          <w:color w:val="000000"/>
+          <w:sz w:val="22"/>
+        </w:rPr>
+      </w:pPr>
+      <w:r>
+        <w:rPr>
+          <w:rFonts w:ascii="Arial" w:hAnsi="Arial" w:cs="Arial"/>
+          <w:bCs/>
+          <w:color w:val="000000"/>
+          <w:sz w:val="22"/>
+        </w:rPr>
+        <w:t>2. Those are cars. → ______________________________</w:t>
+      </w:r>
+    </w:p>
+    <w:p>
+      <w:pPr>
+        <w:keepNext/>
+        <w:shd w:val="clear" w:color="000000" w:fill="auto"/>
+        <w:spacing w:before="280" w:after="80"/>
+        <w:rPr>
+          <w:rFonts w:ascii="Arial" w:hAnsi="Arial" w:cs="Arial"/>
+          <w:bCs/>
+          <w:color w:val="000000"/>
+          <w:sz w:val="22"/>
+        </w:rPr>
+      </w:pPr>
+      <w:r>
+        <w:rPr>
+          <w:rFonts w:ascii="Arial" w:hAnsi="Arial" w:cs="Arial"/>
+          <w:bCs/>
+          <w:color w:val="000000"/>
+          <w:sz w:val="22"/>
+        </w:rPr>
+        <w:t>3. These are chairs. → ______________________________</w:t>
+      </w:r>
+    </w:p>
+    <w:p>
+      <w:pPr>
+        <w:keepNext/>
+        <w:shd w:val="clear" w:color="000000" w:fill="auto"/>
+        <w:spacing w:before="280" w:after="80"/>
+        <w:rPr>
+          <w:rFonts w:ascii="Arial" w:hAnsi="Arial" w:cs="Arial"/>
+          <w:bCs/>
+          <w:color w:val="000000"/>
+          <w:sz w:val="22"/>
+        </w:rPr>
+      </w:pPr>
+      <w:r>
+        <w:rPr>
+          <w:rFonts w:ascii="Arial" w:hAnsi="Arial" w:cs="Arial"/>
+          <w:bCs/>
+          <w:color w:val="000000"/>
+          <w:sz w:val="22"/>
+        </w:rPr>
+        <w:t>4. Those are trees. → ______________________________</w:t>
+      </w:r>
+    </w:p>
+    <w:p>
+      <w:pPr>
+        <w:keepNext/>
+        <w:shd w:val="clear" w:color="000000" w:fill="auto"/>
+        <w:spacing w:before="280" w:after="80"/>
+        <w:rPr>
+          <w:rFonts w:ascii="Arial" w:hAnsi="Arial" w:cs="Arial"/>
+          <w:bCs/>
+          <w:color w:val="000000"/>
+          <w:sz w:val="22"/>
+        </w:rPr>
+      </w:pPr>
+      <w:r>
+        <w:rPr>
+          <w:rFonts w:ascii="Arial" w:hAnsi="Arial" w:cs="Arial"/>
+          <w:bCs/>
+          <w:color w:val="000000"/>
+          <w:sz w:val="22"/>
+        </w:rPr>
+        <w:t>5. These are my bags. → ______________________________</w:t>
+      </w:r>
+    </w:p>
+    <w:p>
+      <w:pPr>
+        <w:keepNext/>
+        <w:shd w:val="clear" w:color="000000" w:fill="auto"/>
+        <w:spacing w:before="280" w:after="80"/>
+        <w:rPr>
+          <w:rFonts w:ascii="Arial" w:hAnsi="Arial" w:cs="Arial"/>
+          <w:bCs/>
+          <w:color w:val="000000"/>
+          <w:sz w:val="22"/>
+        </w:rPr>
+      </w:pPr>
+      <w:r>
+        <w:rPr>
+          <w:rFonts w:ascii="Arial" w:hAnsi="Arial" w:cs="Arial"/>
+          <w:bCs/>
+          <w:color w:val="000000"/>
+          <w:sz w:val="22"/>
+        </w:rPr>
+        <w:t>6. Those are houses. → ______________________________</w:t>
+      </w:r>
+    </w:p>
+    <w:p>
+      <w:pPr>
+        <w:keepNext/>
+        <w:shd w:val="clear" w:color="000000" w:fill="auto"/>
+        <w:spacing w:before="280" w:after="80"/>
+        <w:rPr>
+          <w:rFonts w:ascii="Arial" w:hAnsi="Arial" w:cs="Arial"/>
+          <w:bCs/>
+          <w:color w:val="000000"/>
+          <w:sz w:val="22"/>
+        </w:rPr>
+      </w:pPr>
+      <w:r>
+        <w:rPr>
+          <w:rFonts w:ascii="Arial" w:hAnsi="Arial" w:cs="Arial"/>
+          <w:bCs/>
+          <w:color w:val="000000"/>
+          <w:sz w:val="22"/>
+        </w:rPr>
+        <w:t>7. These are students. → ______________________________</w:t>
+      </w:r>
+    </w:p>
+    <w:p>
+      <w:pPr>
+        <w:keepNext/>
+        <w:shd w:val="clear" w:color="000000" w:fill="auto"/>
+        <w:spacing w:before="280" w:after="80"/>
+        <w:rPr>
+          <w:rFonts w:ascii="Arial" w:hAnsi="Arial" w:cs="Arial"/>
+          <w:bCs/>
+          <w:color w:val="000000"/>
+          <w:sz w:val="22"/>
+        </w:rPr>
+      </w:pPr>
+      <w:r>
+        <w:rPr>
+          <w:rFonts w:ascii="Arial" w:hAnsi="Arial" w:cs="Arial"/>
+          <w:bCs/>
+          <w:color w:val="000000"/>
+          <w:sz w:val="22"/>
+        </w:rPr>
+        <w:t>8. Those are flowers. → ______________________________</w:t>
+      </w:r>
+    </w:p>
+    <w:p>
+      <w:pPr>
+        <w:keepNext/>
+        <w:shd w:val="clear" w:color="000000" w:fill="auto"/>
+        <w:spacing w:before="280" w:after="80"/>
+        <w:rPr>
+          <w:rFonts w:ascii="Arial" w:hAnsi="Arial" w:cs="Arial"/>
+          <w:bCs/>
+          <w:color w:val="000000"/>
+          <w:sz w:val="22"/>
+        </w:rPr>
+      </w:pPr>
+      <w:r>
+        <w:rPr>
+          <w:rFonts w:ascii="Arial" w:hAnsi="Arial" w:cs="Arial"/>
+          <w:bCs/>
+          <w:color w:val="000000"/>
+          <w:sz w:val="22"/>
+        </w:rPr>
+        <w:t>9. These are my shoes. → ______________________________</w:t>
+      </w:r>
+    </w:p>
+    <w:p>
+      <w:pPr>
+        <w:keepNext/>
+        <w:shd w:val="clear" w:color="000000" w:fill="auto"/>
+        <w:spacing w:before="280" w:after="80"/>
+        <w:rPr>
+          <w:rFonts w:ascii="Arial" w:hAnsi="Arial" w:cs="Arial"/>
+          <w:bCs/>
+          <w:color w:val="000000"/>
+          <w:sz w:val="22"/>
+        </w:rPr>
+      </w:pPr>
+      <w:r>
+        <w:rPr>
+          <w:rFonts w:ascii="Arial" w:hAnsi="Arial" w:cs="Arial"/>
+          <w:bCs/>
+          <w:color w:val="000000"/>
+          <w:sz w:val="22"/>
+        </w:rPr>
+        <w:t>10. Those are computers. → ______________________________</w:t>
+      </w:r>
+    </w:p>
+    <w:p>
+      <w:pPr>
+        <w:keepNext/>
+        <w:shd w:val="clear" w:color="000000" w:fill="auto"/>
+        <w:spacing w:before="280" w:after="80"/>
+        <w:rPr>
+          <w:rFonts w:ascii="Arial" w:hAnsi="Arial" w:cs="Arial"/>
           <w:b/>
           <w:bCs/>
-        </w:rPr>
-      </w:pPr>
-      <w:r>
-        <w:rPr>
+          <w:color w:val="000000"/>
+        </w:rPr>
+      </w:pPr>
+      <w:r>
+        <w:rPr>
+          <w:rFonts w:ascii="Arial" w:hAnsi="Arial" w:cs="Arial"/>
           <w:b/>
           <w:bCs/>
-        </w:rPr>
-        <w:t>PHẦN 3. CHỌN IS HOẶC ARE (10 điểm)</w:t>
-      </w:r>
-    </w:p>
-    <w:p>
-      <w:pPr>
-        <w:numPr>
-          <w:ilvl w:val="0"/>
-          <w:numId w:val="22"/>
-        </w:numPr>
-      </w:pPr>
-      <w:r>
-        <w:t>This ______ my book.</w:t>
-      </w:r>
-    </w:p>
-    <w:p>
-      <w:pPr>
-        <w:numPr>
-          <w:ilvl w:val="0"/>
-          <w:numId w:val="22"/>
-        </w:numPr>
-      </w:pPr>
-      <w:r>
-        <w:t>That ______ your car.</w:t>
-      </w:r>
-    </w:p>
-    <w:p>
-      <w:pPr>
-        <w:numPr>
-          <w:ilvl w:val="0"/>
-          <w:numId w:val="22"/>
-        </w:numPr>
-      </w:pPr>
-      <w:r>
-        <w:t>These ______ my keys.</w:t>
-      </w:r>
-    </w:p>
-    <w:p>
-      <w:pPr>
-        <w:numPr>
-          <w:ilvl w:val="0"/>
-          <w:numId w:val="22"/>
-        </w:numPr>
-      </w:pPr>
-      <w:r>
-        <w:t>Those ______ tall trees.</w:t>
-      </w:r>
-    </w:p>
-    <w:p>
-      <w:pPr>
-        <w:numPr>
-          <w:ilvl w:val="0"/>
-          <w:numId w:val="22"/>
-        </w:numPr>
-      </w:pPr>
-      <w:r>
-        <w:t>This ______ a new phone.</w:t>
-      </w:r>
-    </w:p>
-    <w:p>
-      <w:pPr>
-        <w:numPr>
-          <w:ilvl w:val="0"/>
-          <w:numId w:val="22"/>
-        </w:numPr>
-      </w:pPr>
-      <w:r>
-        <w:t>These ______ my friends.</w:t>
-      </w:r>
-    </w:p>
-    <w:p>
-      <w:pPr>
-        <w:numPr>
-          <w:ilvl w:val="0"/>
-          <w:numId w:val="22"/>
-        </w:numPr>
-      </w:pPr>
-      <w:r>
-        <w:t>That ______ our school.</w:t>
-      </w:r>
-    </w:p>
-    <w:p>
-      <w:pPr>
-        <w:numPr>
-          <w:ilvl w:val="0"/>
-          <w:numId w:val="22"/>
-        </w:numPr>
-      </w:pPr>
-      <w:r>
-        <w:t>Those ______ beautiful houses.</w:t>
-      </w:r>
-    </w:p>
-    <w:p>
-      <w:pPr>
-        <w:numPr>
-          <w:ilvl w:val="0"/>
-          <w:numId w:val="22"/>
-        </w:numPr>
-      </w:pPr>
-      <w:r>
-        <w:t>This ______ my teacher.</w:t>
-      </w:r>
-    </w:p>
-    <w:p>
-      <w:pPr>
-        <w:numPr>
-          <w:ilvl w:val="0"/>
-          <w:numId w:val="22"/>
-        </w:numPr>
-      </w:pPr>
-      <w:r>
-        <w:t>These ______ new computers.</w:t>
-      </w:r>
-    </w:p>
-    <w:p>
-      <w:pPr>
-        <w:rPr>
+          <w:color w:val="000000"/>
+        </w:rPr>
+        <w:t>PHẦN 6. VIẾT THÀNH CÂU HỎI (10 điểm)</w:t>
+      </w:r>
+    </w:p>
+    <w:p>
+      <w:pPr>
+        <w:keepNext/>
+        <w:shd w:val="clear" w:color="000000" w:fill="auto"/>
+        <w:spacing w:after="80"/>
+        <w:rPr>
+          <w:rFonts w:ascii="Arial" w:hAnsi="Arial" w:cs="Arial"/>
+          <w:bCs/>
+          <w:i/>
+          <w:color w:val="000000"/>
+          <w:sz w:val="22"/>
+        </w:rPr>
+      </w:pPr>
+      <w:r>
+        <w:rPr>
+          <w:rFonts w:ascii="Arial" w:hAnsi="Arial" w:cs="Arial"/>
+          <w:bCs/>
+          <w:i/>
+          <w:color w:val="000000"/>
+          <w:sz w:val="22"/>
+        </w:rPr>
+        <w:t>Hướng dẫn: Điền từ phù hợp với loại câu và ngữ cảnh.</w:t>
+      </w:r>
+    </w:p>
+    <w:p>
+      <w:pPr>
+        <w:keepNext/>
+        <w:shd w:val="clear" w:color="000000" w:fill="auto"/>
+        <w:spacing w:before="280" w:after="80"/>
+        <w:rPr>
+          <w:rFonts w:ascii="Arial" w:hAnsi="Arial" w:cs="Arial"/>
+          <w:bCs/>
+          <w:color w:val="000000"/>
+          <w:sz w:val="22"/>
+        </w:rPr>
+      </w:pPr>
+      <w:r>
+        <w:rPr>
+          <w:rFonts w:ascii="Arial" w:hAnsi="Arial" w:cs="Arial"/>
+          <w:bCs/>
+          <w:color w:val="000000"/>
+          <w:sz w:val="22"/>
+        </w:rPr>
+        <w:t>1. This is your phone. → ______________________________</w:t>
+      </w:r>
+    </w:p>
+    <w:p>
+      <w:pPr>
+        <w:keepNext/>
+        <w:shd w:val="clear" w:color="000000" w:fill="auto"/>
+        <w:spacing w:before="280" w:after="80"/>
+        <w:rPr>
+          <w:rFonts w:ascii="Arial" w:hAnsi="Arial" w:cs="Arial"/>
+          <w:bCs/>
+          <w:color w:val="000000"/>
+          <w:sz w:val="22"/>
+        </w:rPr>
+      </w:pPr>
+      <w:r>
+        <w:rPr>
+          <w:rFonts w:ascii="Arial" w:hAnsi="Arial" w:cs="Arial"/>
+          <w:bCs/>
+          <w:color w:val="000000"/>
+          <w:sz w:val="22"/>
+        </w:rPr>
+        <w:t>2. That is your car. → ______________________________</w:t>
+      </w:r>
+    </w:p>
+    <w:p>
+      <w:pPr>
+        <w:keepNext/>
+        <w:shd w:val="clear" w:color="000000" w:fill="auto"/>
+        <w:spacing w:before="280" w:after="80"/>
+        <w:rPr>
+          <w:rFonts w:ascii="Arial" w:hAnsi="Arial" w:cs="Arial"/>
+          <w:bCs/>
+          <w:color w:val="000000"/>
+          <w:sz w:val="22"/>
+        </w:rPr>
+      </w:pPr>
+      <w:r>
+        <w:rPr>
+          <w:rFonts w:ascii="Arial" w:hAnsi="Arial" w:cs="Arial"/>
+          <w:bCs/>
+          <w:color w:val="000000"/>
+          <w:sz w:val="22"/>
+        </w:rPr>
+        <w:t>3. These are your books. → ______________________________</w:t>
+      </w:r>
+    </w:p>
+    <w:p>
+      <w:pPr>
+        <w:keepNext/>
+        <w:shd w:val="clear" w:color="000000" w:fill="auto"/>
+        <w:spacing w:before="280" w:after="80"/>
+        <w:rPr>
+          <w:rFonts w:ascii="Arial" w:hAnsi="Arial" w:cs="Arial"/>
+          <w:bCs/>
+          <w:color w:val="000000"/>
+          <w:sz w:val="22"/>
+        </w:rPr>
+      </w:pPr>
+      <w:r>
+        <w:rPr>
+          <w:rFonts w:ascii="Arial" w:hAnsi="Arial" w:cs="Arial"/>
+          <w:bCs/>
+          <w:color w:val="000000"/>
+          <w:sz w:val="22"/>
+        </w:rPr>
+        <w:t>4. Those are your shoes. → ______________________________</w:t>
+      </w:r>
+    </w:p>
+    <w:p>
+      <w:pPr>
+        <w:keepNext/>
+        <w:shd w:val="clear" w:color="000000" w:fill="auto"/>
+        <w:spacing w:before="280" w:after="80"/>
+        <w:rPr>
+          <w:rFonts w:ascii="Arial" w:hAnsi="Arial" w:cs="Arial"/>
+          <w:bCs/>
+          <w:color w:val="000000"/>
+          <w:sz w:val="22"/>
+        </w:rPr>
+      </w:pPr>
+      <w:r>
+        <w:rPr>
+          <w:rFonts w:ascii="Arial" w:hAnsi="Arial" w:cs="Arial"/>
+          <w:bCs/>
+          <w:color w:val="000000"/>
+          <w:sz w:val="22"/>
+        </w:rPr>
+        <w:t>5. This is your bag. → ______________________________</w:t>
+      </w:r>
+    </w:p>
+    <w:p>
+      <w:pPr>
+        <w:keepNext/>
+        <w:shd w:val="clear" w:color="000000" w:fill="auto"/>
+        <w:spacing w:before="280" w:after="80"/>
+        <w:rPr>
+          <w:rFonts w:ascii="Arial" w:hAnsi="Arial" w:cs="Arial"/>
+          <w:bCs/>
+          <w:color w:val="000000"/>
+          <w:sz w:val="22"/>
+        </w:rPr>
+      </w:pPr>
+      <w:r>
+        <w:rPr>
+          <w:rFonts w:ascii="Arial" w:hAnsi="Arial" w:cs="Arial"/>
+          <w:bCs/>
+          <w:color w:val="000000"/>
+          <w:sz w:val="22"/>
+        </w:rPr>
+        <w:t>6. That is your teacher. → ______________________________</w:t>
+      </w:r>
+    </w:p>
+    <w:p>
+      <w:pPr>
+        <w:keepNext/>
+        <w:shd w:val="clear" w:color="000000" w:fill="auto"/>
+        <w:spacing w:before="280" w:after="80"/>
+        <w:rPr>
+          <w:rFonts w:ascii="Arial" w:hAnsi="Arial" w:cs="Arial"/>
+          <w:bCs/>
+          <w:color w:val="000000"/>
+          <w:sz w:val="22"/>
+        </w:rPr>
+      </w:pPr>
+      <w:r>
+        <w:rPr>
+          <w:rFonts w:ascii="Arial" w:hAnsi="Arial" w:cs="Arial"/>
+          <w:bCs/>
+          <w:color w:val="000000"/>
+          <w:sz w:val="22"/>
+        </w:rPr>
+        <w:t>7. These are your keys. → ______________________________</w:t>
+      </w:r>
+    </w:p>
+    <w:p>
+      <w:pPr>
+        <w:keepNext/>
+        <w:shd w:val="clear" w:color="000000" w:fill="auto"/>
+        <w:spacing w:before="280" w:after="80"/>
+        <w:rPr>
+          <w:rFonts w:ascii="Arial" w:hAnsi="Arial" w:cs="Arial"/>
+          <w:bCs/>
+          <w:color w:val="000000"/>
+          <w:sz w:val="22"/>
+        </w:rPr>
+      </w:pPr>
+      <w:r>
+        <w:rPr>
+          <w:rFonts w:ascii="Arial" w:hAnsi="Arial" w:cs="Arial"/>
+          <w:bCs/>
+          <w:color w:val="000000"/>
+          <w:sz w:val="22"/>
+        </w:rPr>
+        <w:t>8. Those are your friends. → ______________________________</w:t>
+      </w:r>
+    </w:p>
+    <w:p>
+      <w:pPr>
+        <w:keepNext/>
+        <w:shd w:val="clear" w:color="000000" w:fill="auto"/>
+        <w:spacing w:before="280" w:after="80"/>
+        <w:rPr>
+          <w:rFonts w:ascii="Arial" w:hAnsi="Arial" w:cs="Arial"/>
+          <w:bCs/>
+          <w:color w:val="000000"/>
+          <w:sz w:val="22"/>
+        </w:rPr>
+      </w:pPr>
+      <w:r>
+        <w:rPr>
+          <w:rFonts w:ascii="Arial" w:hAnsi="Arial" w:cs="Arial"/>
+          <w:bCs/>
+          <w:color w:val="000000"/>
+          <w:sz w:val="22"/>
+        </w:rPr>
+        <w:t>9. This is your computer. → ______________________________</w:t>
+      </w:r>
+    </w:p>
+    <w:p>
+      <w:pPr>
+        <w:keepNext/>
+        <w:shd w:val="clear" w:color="000000" w:fill="auto"/>
+        <w:spacing w:before="280" w:after="80"/>
+        <w:rPr>
+          <w:rFonts w:ascii="Arial" w:hAnsi="Arial" w:cs="Arial"/>
+          <w:bCs/>
+          <w:color w:val="000000"/>
+          <w:sz w:val="22"/>
+        </w:rPr>
+      </w:pPr>
+      <w:r>
+        <w:rPr>
+          <w:rFonts w:ascii="Arial" w:hAnsi="Arial" w:cs="Arial"/>
+          <w:bCs/>
+          <w:color w:val="000000"/>
+          <w:sz w:val="22"/>
+        </w:rPr>
+        <w:t>10. Those are your bicycles. → ______________________________</w:t>
+      </w:r>
+    </w:p>
+    <w:p>
+      <w:pPr>
+        <w:keepNext/>
+        <w:shd w:val="clear" w:color="000000" w:fill="auto"/>
+        <w:spacing w:before="280" w:after="80"/>
+        <w:rPr>
+          <w:rFonts w:ascii="Arial" w:hAnsi="Arial" w:cs="Arial"/>
           <w:b/>
           <w:bCs/>
-        </w:rPr>
-      </w:pPr>
-      <w:r>
-        <w:rPr>
+          <w:color w:val="000000"/>
+        </w:rPr>
+      </w:pPr>
+      <w:r>
+        <w:rPr>
+          <w:rFonts w:ascii="Arial" w:hAnsi="Arial" w:cs="Arial"/>
           <w:b/>
           <w:bCs/>
-        </w:rPr>
-        <w:t>PHẦN 4. CHUYỂN TỪ SỐ ÍT SANG SỐ NHIỀU (10 điểm)</w:t>
-      </w:r>
-    </w:p>
-    <w:p>
-      <w:r>
-        <w:t>Ví dụ:</w:t>
-      </w:r>
-      <w:r>
-        <w:br/>
-        <w:t>This is a book.</w:t>
-      </w:r>
-      <w:r>
-        <w:br/>
-        <w:t>→ These are books.</w:t>
-      </w:r>
-    </w:p>
-    <w:p>
-      <w:pPr>
-        <w:numPr>
-          <w:ilvl w:val="0"/>
-          <w:numId w:val="23"/>
-        </w:numPr>
-      </w:pPr>
-      <w:r>
-        <w:t>This is a pen.</w:t>
-      </w:r>
-      <w:r>
-        <w:br/>
-        <w:t>→ ______________________________</w:t>
-      </w:r>
-    </w:p>
-    <w:p>
-      <w:pPr>
-        <w:numPr>
-          <w:ilvl w:val="0"/>
-          <w:numId w:val="23"/>
-        </w:numPr>
-      </w:pPr>
-      <w:r>
-        <w:t>That is a car.</w:t>
-      </w:r>
-      <w:r>
-        <w:br/>
-        <w:t>→ ______________________________</w:t>
-      </w:r>
-    </w:p>
-    <w:p>
-      <w:pPr>
-        <w:numPr>
-          <w:ilvl w:val="0"/>
-          <w:numId w:val="23"/>
-        </w:numPr>
-      </w:pPr>
-      <w:r>
-        <w:t>This is a chair.</w:t>
-      </w:r>
-      <w:r>
-        <w:br/>
-        <w:t>→ ______________________________</w:t>
-      </w:r>
-    </w:p>
-    <w:p>
-      <w:pPr>
-        <w:numPr>
-          <w:ilvl w:val="0"/>
-          <w:numId w:val="23"/>
-        </w:numPr>
-      </w:pPr>
-      <w:r>
-        <w:t>That is a tree.</w:t>
-      </w:r>
-      <w:r>
-        <w:br/>
-        <w:t>→ ______________________________</w:t>
-      </w:r>
-    </w:p>
-    <w:p>
-      <w:pPr>
-        <w:numPr>
-          <w:ilvl w:val="0"/>
-          <w:numId w:val="23"/>
-        </w:numPr>
-      </w:pPr>
-      <w:r>
-        <w:lastRenderedPageBreak/>
-        <w:t>This is my bag.</w:t>
-      </w:r>
-      <w:r>
-        <w:br/>
-        <w:t>→ ______________________________</w:t>
-      </w:r>
-    </w:p>
-    <w:p>
-      <w:pPr>
-        <w:numPr>
-          <w:ilvl w:val="0"/>
-          <w:numId w:val="23"/>
-        </w:numPr>
-      </w:pPr>
-      <w:r>
-        <w:t>That is a house.</w:t>
-      </w:r>
-      <w:r>
-        <w:br/>
-        <w:t>→ ______________________________</w:t>
-      </w:r>
-    </w:p>
-    <w:p>
-      <w:pPr>
-        <w:numPr>
-          <w:ilvl w:val="0"/>
-          <w:numId w:val="23"/>
-        </w:numPr>
-      </w:pPr>
-      <w:r>
-        <w:t>This is a student.</w:t>
-      </w:r>
-      <w:r>
-        <w:br/>
-        <w:t>→ ______________________________</w:t>
-      </w:r>
-    </w:p>
-    <w:p>
-      <w:pPr>
-        <w:numPr>
-          <w:ilvl w:val="0"/>
-          <w:numId w:val="23"/>
-        </w:numPr>
-      </w:pPr>
-      <w:r>
-        <w:t>That is a flower.</w:t>
-      </w:r>
-      <w:r>
-        <w:br/>
-        <w:t>→ ______________________________</w:t>
-      </w:r>
-    </w:p>
-    <w:p>
-      <w:pPr>
-        <w:numPr>
-          <w:ilvl w:val="0"/>
-          <w:numId w:val="23"/>
-        </w:numPr>
-      </w:pPr>
-      <w:r>
-        <w:t>This is my shoe.</w:t>
-      </w:r>
-      <w:r>
-        <w:br/>
-        <w:t>→ ______________________________</w:t>
-      </w:r>
-    </w:p>
-    <w:p>
-      <w:pPr>
-        <w:numPr>
-          <w:ilvl w:val="0"/>
-          <w:numId w:val="23"/>
-        </w:numPr>
-      </w:pPr>
-      <w:r>
-        <w:t>That is a computer.</w:t>
-      </w:r>
-      <w:r>
-        <w:br/>
-        <w:t>→ ______________________________</w:t>
-      </w:r>
-    </w:p>
-    <w:p>
-      <w:pPr>
-        <w:rPr>
+          <w:color w:val="000000"/>
+        </w:rPr>
+        <w:t>PHẦN 7. SỬA LỖI SAI (10 điểm)</w:t>
+      </w:r>
+    </w:p>
+    <w:p>
+      <w:pPr>
+        <w:keepNext/>
+        <w:shd w:val="clear" w:color="000000" w:fill="auto"/>
+        <w:spacing w:after="80"/>
+        <w:rPr>
+          <w:rFonts w:ascii="Arial" w:hAnsi="Arial" w:cs="Arial"/>
+          <w:bCs/>
+          <w:i/>
+          <w:color w:val="000000"/>
+          <w:sz w:val="22"/>
+        </w:rPr>
+      </w:pPr>
+      <w:r>
+        <w:rPr>
+          <w:rFonts w:ascii="Arial" w:hAnsi="Arial" w:cs="Arial"/>
+          <w:bCs/>
+          <w:i/>
+          <w:color w:val="000000"/>
+          <w:sz w:val="22"/>
+        </w:rPr>
+        <w:t>Hướng dẫn: Tìm lỗi và viết lại toàn bộ câu cho đúng.</w:t>
+      </w:r>
+    </w:p>
+    <w:p>
+      <w:pPr>
+        <w:keepNext/>
+        <w:shd w:val="clear" w:color="000000" w:fill="auto"/>
+        <w:spacing w:before="280" w:after="80"/>
+        <w:rPr>
+          <w:rFonts w:ascii="Arial" w:hAnsi="Arial" w:cs="Arial"/>
+          <w:bCs/>
+          <w:color w:val="000000"/>
+          <w:sz w:val="22"/>
+        </w:rPr>
+      </w:pPr>
+      <w:r>
+        <w:rPr>
+          <w:rFonts w:ascii="Arial" w:hAnsi="Arial" w:cs="Arial"/>
+          <w:bCs/>
+          <w:color w:val="000000"/>
+          <w:sz w:val="22"/>
+        </w:rPr>
+        <w:t>1. This are my books. → ______________________________</w:t>
+      </w:r>
+    </w:p>
+    <w:p>
+      <w:pPr>
+        <w:keepNext/>
+        <w:shd w:val="clear" w:color="000000" w:fill="auto"/>
+        <w:spacing w:before="280" w:after="80"/>
+        <w:rPr>
+          <w:rFonts w:ascii="Arial" w:hAnsi="Arial" w:cs="Arial"/>
+          <w:bCs/>
+          <w:color w:val="000000"/>
+          <w:sz w:val="22"/>
+        </w:rPr>
+      </w:pPr>
+      <w:r>
+        <w:rPr>
+          <w:rFonts w:ascii="Arial" w:hAnsi="Arial" w:cs="Arial"/>
+          <w:bCs/>
+          <w:color w:val="000000"/>
+          <w:sz w:val="22"/>
+        </w:rPr>
+        <w:t>2. These is my phone. → ______________________________</w:t>
+      </w:r>
+    </w:p>
+    <w:p>
+      <w:pPr>
+        <w:keepNext/>
+        <w:shd w:val="clear" w:color="000000" w:fill="auto"/>
+        <w:spacing w:before="280" w:after="80"/>
+        <w:rPr>
+          <w:rFonts w:ascii="Arial" w:hAnsi="Arial" w:cs="Arial"/>
+          <w:bCs/>
+          <w:color w:val="000000"/>
+          <w:sz w:val="22"/>
+        </w:rPr>
+      </w:pPr>
+      <w:r>
+        <w:rPr>
+          <w:rFonts w:ascii="Arial" w:hAnsi="Arial" w:cs="Arial"/>
+          <w:bCs/>
+          <w:color w:val="000000"/>
+          <w:sz w:val="22"/>
+        </w:rPr>
+        <w:t>3. That are my shoes. → ______________________________</w:t>
+      </w:r>
+    </w:p>
+    <w:p>
+      <w:pPr>
+        <w:keepNext/>
+        <w:shd w:val="clear" w:color="000000" w:fill="auto"/>
+        <w:spacing w:before="280" w:after="80"/>
+        <w:rPr>
+          <w:rFonts w:ascii="Arial" w:hAnsi="Arial" w:cs="Arial"/>
+          <w:bCs/>
+          <w:color w:val="000000"/>
+          <w:sz w:val="22"/>
+        </w:rPr>
+      </w:pPr>
+      <w:r>
+        <w:rPr>
+          <w:rFonts w:ascii="Arial" w:hAnsi="Arial" w:cs="Arial"/>
+          <w:bCs/>
+          <w:color w:val="000000"/>
+          <w:sz w:val="22"/>
+        </w:rPr>
+        <w:t>4. Those is a car. → ______________________________</w:t>
+      </w:r>
+    </w:p>
+    <w:p>
+      <w:pPr>
+        <w:keepNext/>
+        <w:shd w:val="clear" w:color="000000" w:fill="auto"/>
+        <w:spacing w:before="280" w:after="80"/>
+        <w:rPr>
+          <w:rFonts w:ascii="Arial" w:hAnsi="Arial" w:cs="Arial"/>
+          <w:bCs/>
+          <w:color w:val="000000"/>
+          <w:sz w:val="22"/>
+        </w:rPr>
+      </w:pPr>
+      <w:r>
+        <w:rPr>
+          <w:rFonts w:ascii="Arial" w:hAnsi="Arial" w:cs="Arial"/>
+          <w:bCs/>
+          <w:color w:val="000000"/>
+          <w:sz w:val="22"/>
+        </w:rPr>
+        <w:t>5. This books are new. → ______________________________</w:t>
+      </w:r>
+    </w:p>
+    <w:p>
+      <w:pPr>
+        <w:keepNext/>
+        <w:shd w:val="clear" w:color="000000" w:fill="auto"/>
+        <w:spacing w:before="280" w:after="80"/>
+        <w:rPr>
+          <w:rFonts w:ascii="Arial" w:hAnsi="Arial" w:cs="Arial"/>
+          <w:bCs/>
+          <w:color w:val="000000"/>
+          <w:sz w:val="22"/>
+        </w:rPr>
+      </w:pPr>
+      <w:r>
+        <w:rPr>
+          <w:rFonts w:ascii="Arial" w:hAnsi="Arial" w:cs="Arial"/>
+          <w:bCs/>
+          <w:color w:val="000000"/>
+          <w:sz w:val="22"/>
+        </w:rPr>
+        <w:t>6. These book is interesting. → ______________________________</w:t>
+      </w:r>
+    </w:p>
+    <w:p>
+      <w:pPr>
+        <w:keepNext/>
+        <w:shd w:val="clear" w:color="000000" w:fill="auto"/>
+        <w:spacing w:before="280" w:after="80"/>
+        <w:rPr>
+          <w:rFonts w:ascii="Arial" w:hAnsi="Arial" w:cs="Arial"/>
+          <w:bCs/>
+          <w:color w:val="000000"/>
+          <w:sz w:val="22"/>
+        </w:rPr>
+      </w:pPr>
+      <w:r>
+        <w:rPr>
+          <w:rFonts w:ascii="Arial" w:hAnsi="Arial" w:cs="Arial"/>
+          <w:bCs/>
+          <w:color w:val="000000"/>
+          <w:sz w:val="22"/>
+        </w:rPr>
+        <w:t>7. That students are my friends. → ______________________________</w:t>
+      </w:r>
+    </w:p>
+    <w:p>
+      <w:pPr>
+        <w:keepNext/>
+        <w:shd w:val="clear" w:color="000000" w:fill="auto"/>
+        <w:spacing w:before="280" w:after="80"/>
+        <w:rPr>
+          <w:rFonts w:ascii="Arial" w:hAnsi="Arial" w:cs="Arial"/>
+          <w:bCs/>
+          <w:color w:val="000000"/>
+          <w:sz w:val="22"/>
+        </w:rPr>
+      </w:pPr>
+      <w:r>
+        <w:rPr>
+          <w:rFonts w:ascii="Arial" w:hAnsi="Arial" w:cs="Arial"/>
+          <w:bCs/>
+          <w:color w:val="000000"/>
+          <w:sz w:val="22"/>
+        </w:rPr>
+        <w:t>8. Those house is very big. → ______________________________</w:t>
+      </w:r>
+    </w:p>
+    <w:p>
+      <w:pPr>
+        <w:keepNext/>
+        <w:shd w:val="clear" w:color="000000" w:fill="auto"/>
+        <w:spacing w:before="280" w:after="80"/>
+        <w:rPr>
+          <w:rFonts w:ascii="Arial" w:hAnsi="Arial" w:cs="Arial"/>
+          <w:bCs/>
+          <w:color w:val="000000"/>
+          <w:sz w:val="22"/>
+        </w:rPr>
+      </w:pPr>
+      <w:r>
+        <w:rPr>
+          <w:rFonts w:ascii="Arial" w:hAnsi="Arial" w:cs="Arial"/>
+          <w:bCs/>
+          <w:color w:val="000000"/>
+          <w:sz w:val="22"/>
+        </w:rPr>
+        <w:t>9. This are my keys. → ______________________________</w:t>
+      </w:r>
+    </w:p>
+    <w:p>
+      <w:pPr>
+        <w:keepNext/>
+        <w:shd w:val="clear" w:color="000000" w:fill="auto"/>
+        <w:spacing w:before="280" w:after="80"/>
+        <w:rPr>
+          <w:rFonts w:ascii="Arial" w:hAnsi="Arial" w:cs="Arial"/>
+          <w:bCs/>
+          <w:color w:val="000000"/>
+          <w:sz w:val="22"/>
+        </w:rPr>
+      </w:pPr>
+      <w:r>
+        <w:rPr>
+          <w:rFonts w:ascii="Arial" w:hAnsi="Arial" w:cs="Arial"/>
+          <w:bCs/>
+          <w:color w:val="000000"/>
+          <w:sz w:val="22"/>
+        </w:rPr>
+        <w:t>10. These is my teachers. → ______________________________</w:t>
+      </w:r>
+    </w:p>
+    <w:p>
+      <w:pPr>
+        <w:keepNext/>
+        <w:shd w:val="clear" w:color="000000" w:fill="auto"/>
+        <w:spacing w:before="280" w:after="80"/>
+        <w:rPr>
+          <w:rFonts w:ascii="Arial" w:hAnsi="Arial" w:cs="Arial"/>
           <w:b/>
           <w:bCs/>
-        </w:rPr>
-      </w:pPr>
-      <w:r>
-        <w:rPr>
+          <w:color w:val="000000"/>
+        </w:rPr>
+      </w:pPr>
+      <w:r>
+        <w:rPr>
+          <w:rFonts w:ascii="Arial" w:hAnsi="Arial" w:cs="Arial"/>
           <w:b/>
           <w:bCs/>
-        </w:rPr>
-        <w:t>PHẦN 5. CHUYỂN TỪ SỐ NHIỀU SANG SỐ ÍT (10 điểm)</w:t>
-      </w:r>
-    </w:p>
-    <w:p>
-      <w:pPr>
-        <w:numPr>
-          <w:ilvl w:val="0"/>
-          <w:numId w:val="24"/>
-        </w:numPr>
-      </w:pPr>
-      <w:r>
-        <w:t>These are books.</w:t>
-      </w:r>
-      <w:r>
-        <w:br/>
-        <w:t>→ ______________________________</w:t>
-      </w:r>
-    </w:p>
-    <w:p>
-      <w:pPr>
-        <w:numPr>
-          <w:ilvl w:val="0"/>
-          <w:numId w:val="24"/>
-        </w:numPr>
-      </w:pPr>
-      <w:r>
-        <w:t>Those are cars.</w:t>
-      </w:r>
-      <w:r>
-        <w:br/>
-        <w:t>→ ______________________________</w:t>
-      </w:r>
-    </w:p>
-    <w:p>
-      <w:pPr>
-        <w:numPr>
-          <w:ilvl w:val="0"/>
-          <w:numId w:val="24"/>
-        </w:numPr>
-      </w:pPr>
-      <w:r>
-        <w:t>These are chairs.</w:t>
-      </w:r>
-      <w:r>
-        <w:br/>
-        <w:t>→ ______________________________</w:t>
-      </w:r>
-    </w:p>
-    <w:p>
-      <w:pPr>
-        <w:numPr>
-          <w:ilvl w:val="0"/>
-          <w:numId w:val="24"/>
-        </w:numPr>
-      </w:pPr>
-      <w:r>
-        <w:t>Those are trees.</w:t>
-      </w:r>
-      <w:r>
-        <w:br/>
-        <w:t>→ ______________________________</w:t>
-      </w:r>
-    </w:p>
-    <w:p>
-      <w:pPr>
-        <w:numPr>
-          <w:ilvl w:val="0"/>
-          <w:numId w:val="24"/>
-        </w:numPr>
-      </w:pPr>
-      <w:r>
-        <w:t>These are my bags.</w:t>
-      </w:r>
-      <w:r>
-        <w:br/>
-        <w:t>→ ______________________________</w:t>
-      </w:r>
-    </w:p>
-    <w:p>
-      <w:pPr>
-        <w:numPr>
-          <w:ilvl w:val="0"/>
-          <w:numId w:val="24"/>
-        </w:numPr>
-      </w:pPr>
-      <w:r>
-        <w:t>Those are houses.</w:t>
-      </w:r>
-      <w:r>
-        <w:br/>
-        <w:t>→ ______________________________</w:t>
-      </w:r>
-    </w:p>
-    <w:p>
-      <w:pPr>
-        <w:numPr>
-          <w:ilvl w:val="0"/>
-          <w:numId w:val="24"/>
-        </w:numPr>
-      </w:pPr>
-      <w:r>
-        <w:t>These are students.</w:t>
-      </w:r>
-      <w:r>
-        <w:br/>
-        <w:t>→ ______________________________</w:t>
-      </w:r>
-    </w:p>
-    <w:p>
-      <w:pPr>
-        <w:numPr>
-          <w:ilvl w:val="0"/>
-          <w:numId w:val="24"/>
-        </w:numPr>
-      </w:pPr>
-      <w:r>
-        <w:t>Those are flowers.</w:t>
-      </w:r>
-      <w:r>
-        <w:br/>
-        <w:t>→ ______________________________</w:t>
-      </w:r>
-    </w:p>
-    <w:p>
-      <w:pPr>
-        <w:numPr>
-          <w:ilvl w:val="0"/>
-          <w:numId w:val="24"/>
-        </w:numPr>
-      </w:pPr>
-      <w:r>
-        <w:t>These are my shoes.</w:t>
-      </w:r>
-      <w:r>
-        <w:br/>
-        <w:t>→ ______________________________</w:t>
-      </w:r>
-    </w:p>
-    <w:p>
-      <w:pPr>
-        <w:numPr>
-          <w:ilvl w:val="0"/>
-          <w:numId w:val="24"/>
-        </w:numPr>
-      </w:pPr>
-      <w:r>
-        <w:lastRenderedPageBreak/>
-        <w:t>Those are computers.</w:t>
-      </w:r>
-      <w:r>
-        <w:br/>
-        <w:t>→ ______________________________</w:t>
-      </w:r>
-    </w:p>
-    <w:p>
-      <w:pPr>
-        <w:rPr>
+          <w:color w:val="000000"/>
+        </w:rPr>
+        <w:t>PHẦN 8. DỊCH SANG TIẾNG ANH (10 điểm)</w:t>
+      </w:r>
+    </w:p>
+    <w:p>
+      <w:pPr>
+        <w:keepNext/>
+        <w:shd w:val="clear" w:color="000000" w:fill="auto"/>
+        <w:spacing w:after="80"/>
+        <w:rPr>
+          <w:rFonts w:ascii="Arial" w:hAnsi="Arial" w:cs="Arial"/>
+          <w:bCs/>
+          <w:i/>
+          <w:color w:val="000000"/>
+          <w:sz w:val="22"/>
+        </w:rPr>
+      </w:pPr>
+      <w:r>
+        <w:rPr>
+          <w:rFonts w:ascii="Arial" w:hAnsi="Arial" w:cs="Arial"/>
+          <w:bCs/>
+          <w:i/>
+          <w:color w:val="000000"/>
+          <w:sz w:val="22"/>
+        </w:rPr>
+        <w:t>Hướng dẫn: Dịch từng câu sang tiếng Anh tự nhiên và đúng ngữ pháp.</w:t>
+      </w:r>
+    </w:p>
+    <w:p>
+      <w:pPr>
+        <w:keepNext/>
+        <w:shd w:val="clear" w:color="000000" w:fill="auto"/>
+        <w:spacing w:before="120" w:after="60"/>
+        <w:rPr>
+          <w:rFonts w:ascii="Arial" w:hAnsi="Arial" w:cs="Arial"/>
+          <w:bCs/>
+          <w:color w:val="000000"/>
+          <w:sz w:val="22"/>
+        </w:rPr>
+      </w:pPr>
+      <w:r>
+        <w:rPr>
+          <w:rFonts w:ascii="Arial" w:hAnsi="Arial" w:cs="Arial"/>
+          <w:bCs/>
+          <w:color w:val="000000"/>
+          <w:sz w:val="22"/>
+        </w:rPr>
+        <w:t>1. Đây là quyển sách của tôi.</w:t>
+      </w:r>
+    </w:p>
+    <w:p>
+      <w:pPr>
+        <w:keepNext/>
+        <w:shd w:val="clear" w:color="000000" w:fill="auto"/>
+        <w:spacing w:before="120" w:after="60"/>
+        <w:rPr>
+          <w:rFonts w:ascii="Arial" w:hAnsi="Arial" w:cs="Arial"/>
+          <w:bCs/>
+          <w:color w:val="000000"/>
+          <w:sz w:val="22"/>
+        </w:rPr>
+      </w:pPr>
+      <w:r>
+        <w:rPr>
+          <w:rFonts w:ascii="Arial" w:hAnsi="Arial" w:cs="Arial"/>
+          <w:bCs/>
+          <w:color w:val="000000"/>
+          <w:sz w:val="22"/>
+        </w:rPr>
+        <w:t>2. Kia là chiếc xe của bạn.</w:t>
+      </w:r>
+    </w:p>
+    <w:p>
+      <w:pPr>
+        <w:keepNext/>
+        <w:shd w:val="clear" w:color="000000" w:fill="auto"/>
+        <w:spacing w:before="120" w:after="60"/>
+        <w:rPr>
+          <w:rFonts w:ascii="Arial" w:hAnsi="Arial" w:cs="Arial"/>
+          <w:bCs/>
+          <w:color w:val="000000"/>
+          <w:sz w:val="22"/>
+        </w:rPr>
+      </w:pPr>
+      <w:r>
+        <w:rPr>
+          <w:rFonts w:ascii="Arial" w:hAnsi="Arial" w:cs="Arial"/>
+          <w:bCs/>
+          <w:color w:val="000000"/>
+          <w:sz w:val="22"/>
+        </w:rPr>
+        <w:t>3. Đây là những chiếc chìa khóa của tôi.</w:t>
+      </w:r>
+    </w:p>
+    <w:p>
+      <w:pPr>
+        <w:keepNext/>
+        <w:shd w:val="clear" w:color="000000" w:fill="auto"/>
+        <w:spacing w:before="120" w:after="60"/>
+        <w:rPr>
+          <w:rFonts w:ascii="Arial" w:hAnsi="Arial" w:cs="Arial"/>
+          <w:bCs/>
+          <w:color w:val="000000"/>
+          <w:sz w:val="22"/>
+        </w:rPr>
+      </w:pPr>
+      <w:r>
+        <w:rPr>
+          <w:rFonts w:ascii="Arial" w:hAnsi="Arial" w:cs="Arial"/>
+          <w:bCs/>
+          <w:color w:val="000000"/>
+          <w:sz w:val="22"/>
+        </w:rPr>
+        <w:t>4. Kia là những ngôi nhà đẹp.</w:t>
+      </w:r>
+    </w:p>
+    <w:p>
+      <w:pPr>
+        <w:keepNext/>
+        <w:shd w:val="clear" w:color="000000" w:fill="auto"/>
+        <w:spacing w:before="120" w:after="60"/>
+        <w:rPr>
+          <w:rFonts w:ascii="Arial" w:hAnsi="Arial" w:cs="Arial"/>
+          <w:bCs/>
+          <w:color w:val="000000"/>
+          <w:sz w:val="22"/>
+        </w:rPr>
+      </w:pPr>
+      <w:r>
+        <w:rPr>
+          <w:rFonts w:ascii="Arial" w:hAnsi="Arial" w:cs="Arial"/>
+          <w:bCs/>
+          <w:color w:val="000000"/>
+          <w:sz w:val="22"/>
+        </w:rPr>
+        <w:t>5. Đây là điện thoại của tôi.</w:t>
+      </w:r>
+    </w:p>
+    <w:p>
+      <w:pPr>
+        <w:keepNext/>
+        <w:shd w:val="clear" w:color="000000" w:fill="auto"/>
+        <w:spacing w:before="120" w:after="60"/>
+        <w:rPr>
+          <w:rFonts w:ascii="Arial" w:hAnsi="Arial" w:cs="Arial"/>
+          <w:bCs/>
+          <w:color w:val="000000"/>
+          <w:sz w:val="22"/>
+        </w:rPr>
+      </w:pPr>
+      <w:r>
+        <w:rPr>
+          <w:rFonts w:ascii="Arial" w:hAnsi="Arial" w:cs="Arial"/>
+          <w:bCs/>
+          <w:color w:val="000000"/>
+          <w:sz w:val="22"/>
+        </w:rPr>
+        <w:t>6. Kia là trường học của chúng tôi.</w:t>
+      </w:r>
+    </w:p>
+    <w:p>
+      <w:pPr>
+        <w:keepNext/>
+        <w:shd w:val="clear" w:color="000000" w:fill="auto"/>
+        <w:spacing w:before="120" w:after="60"/>
+        <w:rPr>
+          <w:rFonts w:ascii="Arial" w:hAnsi="Arial" w:cs="Arial"/>
+          <w:bCs/>
+          <w:color w:val="000000"/>
+          <w:sz w:val="22"/>
+        </w:rPr>
+      </w:pPr>
+      <w:r>
+        <w:rPr>
+          <w:rFonts w:ascii="Arial" w:hAnsi="Arial" w:cs="Arial"/>
+          <w:bCs/>
+          <w:color w:val="000000"/>
+          <w:sz w:val="22"/>
+        </w:rPr>
+        <w:t>7. Đây có phải túi của bạn không?</w:t>
+      </w:r>
+    </w:p>
+    <w:p>
+      <w:pPr>
+        <w:keepNext/>
+        <w:shd w:val="clear" w:color="000000" w:fill="auto"/>
+        <w:spacing w:before="120" w:after="60"/>
+        <w:rPr>
+          <w:rFonts w:ascii="Arial" w:hAnsi="Arial" w:cs="Arial"/>
+          <w:bCs/>
+          <w:color w:val="000000"/>
+          <w:sz w:val="22"/>
+        </w:rPr>
+      </w:pPr>
+      <w:r>
+        <w:rPr>
+          <w:rFonts w:ascii="Arial" w:hAnsi="Arial" w:cs="Arial"/>
+          <w:bCs/>
+          <w:color w:val="000000"/>
+          <w:sz w:val="22"/>
+        </w:rPr>
+        <w:t>8. Kia có phải xe của bạn không?</w:t>
+      </w:r>
+    </w:p>
+    <w:p>
+      <w:pPr>
+        <w:keepNext/>
+        <w:shd w:val="clear" w:color="000000" w:fill="auto"/>
+        <w:spacing w:before="120" w:after="60"/>
+        <w:rPr>
+          <w:rFonts w:ascii="Arial" w:hAnsi="Arial" w:cs="Arial"/>
+          <w:bCs/>
+          <w:color w:val="000000"/>
+          <w:sz w:val="22"/>
+        </w:rPr>
+      </w:pPr>
+      <w:r>
+        <w:rPr>
+          <w:rFonts w:ascii="Arial" w:hAnsi="Arial" w:cs="Arial"/>
+          <w:bCs/>
+          <w:color w:val="000000"/>
+          <w:sz w:val="22"/>
+        </w:rPr>
+        <w:t>9. Đây có phải những quyển sách của bạn không?</w:t>
+      </w:r>
+    </w:p>
+    <w:p>
+      <w:pPr>
+        <w:keepNext/>
+        <w:shd w:val="clear" w:color="000000" w:fill="auto"/>
+        <w:spacing w:before="120" w:after="60"/>
+        <w:rPr>
+          <w:rFonts w:ascii="Arial" w:hAnsi="Arial" w:cs="Arial"/>
+          <w:bCs/>
+          <w:color w:val="000000"/>
+          <w:sz w:val="22"/>
+        </w:rPr>
+      </w:pPr>
+      <w:r>
+        <w:rPr>
+          <w:rFonts w:ascii="Arial" w:hAnsi="Arial" w:cs="Arial"/>
+          <w:bCs/>
+          <w:color w:val="000000"/>
+          <w:sz w:val="22"/>
+        </w:rPr>
+        <w:t>10. Kia có phải những người bạn của bạn không?</w:t>
+      </w:r>
+    </w:p>
+    <w:p>
+      <w:pPr>
+        <w:keepNext/>
+        <w:shd w:val="clear" w:color="000000" w:fill="auto"/>
+        <w:spacing w:before="280" w:after="80"/>
+        <w:rPr>
+          <w:rFonts w:ascii="Arial" w:hAnsi="Arial" w:cs="Arial"/>
           <w:b/>
           <w:bCs/>
-        </w:rPr>
-      </w:pPr>
-      <w:r>
-        <w:rPr>
+          <w:color w:val="000000"/>
+        </w:rPr>
+      </w:pPr>
+      <w:r>
+        <w:rPr>
+          <w:rFonts w:ascii="Arial" w:hAnsi="Arial" w:cs="Arial"/>
           <w:b/>
           <w:bCs/>
-        </w:rPr>
-        <w:t>PHẦN 6. VIẾT THÀNH CÂU HỎI (10 điểm)</w:t>
-      </w:r>
-    </w:p>
-    <w:p>
-      <w:pPr>
-        <w:numPr>
-          <w:ilvl w:val="0"/>
-          <w:numId w:val="25"/>
-        </w:numPr>
-      </w:pPr>
-      <w:r>
-        <w:t>This is your phone.</w:t>
-      </w:r>
-      <w:r>
-        <w:br/>
-        <w:t>→ ______________________________</w:t>
-      </w:r>
-    </w:p>
-    <w:p>
-      <w:pPr>
-        <w:numPr>
-          <w:ilvl w:val="0"/>
-          <w:numId w:val="25"/>
-        </w:numPr>
-      </w:pPr>
-      <w:r>
-        <w:t>That is your car.</w:t>
-      </w:r>
-      <w:r>
-        <w:br/>
-        <w:t>→ ______________________________</w:t>
-      </w:r>
-    </w:p>
-    <w:p>
-      <w:pPr>
-        <w:numPr>
-          <w:ilvl w:val="0"/>
-          <w:numId w:val="25"/>
-        </w:numPr>
-      </w:pPr>
-      <w:r>
-        <w:t>These are your books.</w:t>
-      </w:r>
-      <w:r>
-        <w:br/>
-        <w:t>→ ______________________________</w:t>
-      </w:r>
-    </w:p>
-    <w:p>
-      <w:pPr>
-        <w:numPr>
-          <w:ilvl w:val="0"/>
-          <w:numId w:val="25"/>
-        </w:numPr>
-      </w:pPr>
-      <w:r>
-        <w:t>Those are your shoes.</w:t>
-      </w:r>
-      <w:r>
-        <w:br/>
-        <w:t>→ ______________________________</w:t>
-      </w:r>
-    </w:p>
-    <w:p>
-      <w:pPr>
-        <w:numPr>
-          <w:ilvl w:val="0"/>
-          <w:numId w:val="25"/>
-        </w:numPr>
-      </w:pPr>
-      <w:r>
-        <w:t>This is your bag.</w:t>
-      </w:r>
-      <w:r>
-        <w:br/>
-        <w:t>→ ______________________________</w:t>
-      </w:r>
-    </w:p>
-    <w:p>
-      <w:pPr>
-        <w:numPr>
-          <w:ilvl w:val="0"/>
-          <w:numId w:val="25"/>
-        </w:numPr>
-      </w:pPr>
-      <w:r>
-        <w:t>That is your teacher.</w:t>
-      </w:r>
-      <w:r>
-        <w:br/>
-        <w:t>→ ______________________________</w:t>
-      </w:r>
-    </w:p>
-    <w:p>
-      <w:pPr>
-        <w:numPr>
-          <w:ilvl w:val="0"/>
-          <w:numId w:val="25"/>
-        </w:numPr>
-      </w:pPr>
-      <w:r>
-        <w:t>These are your keys.</w:t>
-      </w:r>
-      <w:r>
-        <w:br/>
-        <w:t>→ ______________________________</w:t>
-      </w:r>
-    </w:p>
-    <w:p>
-      <w:pPr>
-        <w:numPr>
-          <w:ilvl w:val="0"/>
-          <w:numId w:val="25"/>
-        </w:numPr>
-      </w:pPr>
-      <w:r>
-        <w:t>Those are your friends.</w:t>
-      </w:r>
-      <w:r>
-        <w:br/>
-        <w:t>→ ______________________________</w:t>
-      </w:r>
-    </w:p>
-    <w:p>
-      <w:pPr>
-        <w:numPr>
-          <w:ilvl w:val="0"/>
-          <w:numId w:val="25"/>
-        </w:numPr>
-      </w:pPr>
-      <w:r>
-        <w:t>This is your computer.</w:t>
-      </w:r>
-      <w:r>
-        <w:br/>
-        <w:t>→ ______________________________</w:t>
-      </w:r>
-    </w:p>
-    <w:p>
-      <w:pPr>
-        <w:numPr>
-          <w:ilvl w:val="0"/>
-          <w:numId w:val="25"/>
-        </w:numPr>
-      </w:pPr>
-      <w:r>
-        <w:t>Those are your bicycles.</w:t>
-      </w:r>
-      <w:r>
-        <w:br/>
-        <w:t>→ ______________________________</w:t>
-      </w:r>
-    </w:p>
-    <w:p>
-      <w:pPr>
-        <w:rPr>
+          <w:color w:val="000000"/>
+        </w:rPr>
+        <w:t>PHẦN 9. ĐỌC HIỂU (10 điểm)</w:t>
+      </w:r>
+    </w:p>
+    <w:p>
+      <w:pPr>
+        <w:keepNext/>
+        <w:shd w:val="clear" w:color="000000" w:fill="auto"/>
+        <w:spacing w:after="80"/>
+        <w:rPr>
+          <w:rFonts w:ascii="Arial" w:hAnsi="Arial" w:cs="Arial"/>
+          <w:bCs/>
+          <w:i/>
+          <w:color w:val="000000"/>
+          <w:sz w:val="22"/>
+        </w:rPr>
+      </w:pPr>
+      <w:r>
+        <w:rPr>
+          <w:rFonts w:ascii="Arial" w:hAnsi="Arial" w:cs="Arial"/>
+          <w:bCs/>
+          <w:i/>
+          <w:color w:val="000000"/>
+          <w:sz w:val="22"/>
+        </w:rPr>
+        <w:t>Hướng dẫn: Đọc đoạn văn, xác định bằng chứng rồi trả lời từng câu hỏi.</w:t>
+      </w:r>
+    </w:p>
+    <w:p>
+      <w:pPr>
+        <w:keepNext/>
+        <w:shd w:val="clear" w:color="000000" w:fill="auto"/>
+        <w:spacing w:before="120" w:after="80"/>
+        <w:rPr>
+          <w:rFonts w:ascii="Arial" w:hAnsi="Arial" w:cs="Arial"/>
           <w:b/>
           <w:bCs/>
-        </w:rPr>
-      </w:pPr>
-      <w:r>
-        <w:rPr>
+          <w:color w:val="000000"/>
+          <w:sz w:val="22"/>
+        </w:rPr>
+      </w:pPr>
+      <w:r>
+        <w:rPr>
+          <w:rFonts w:ascii="Arial" w:hAnsi="Arial" w:cs="Arial"/>
           <w:b/>
           <w:bCs/>
-        </w:rPr>
-        <w:t>PHẦN 7. SỬA LỖI SAI (10 điểm)</w:t>
-      </w:r>
-    </w:p>
-    <w:p>
-      <w:pPr>
-        <w:numPr>
-          <w:ilvl w:val="0"/>
-          <w:numId w:val="26"/>
-        </w:numPr>
-      </w:pPr>
-      <w:r>
-        <w:t>This are my books.</w:t>
-      </w:r>
-      <w:r>
-        <w:br/>
-        <w:t>→ ______________________________</w:t>
-      </w:r>
-    </w:p>
-    <w:p>
-      <w:pPr>
-        <w:numPr>
-          <w:ilvl w:val="0"/>
-          <w:numId w:val="26"/>
-        </w:numPr>
-      </w:pPr>
-      <w:r>
-        <w:t>These is my phone.</w:t>
-      </w:r>
-      <w:r>
-        <w:br/>
-        <w:t>→ ______________________________</w:t>
-      </w:r>
-    </w:p>
-    <w:p>
-      <w:pPr>
-        <w:numPr>
-          <w:ilvl w:val="0"/>
-          <w:numId w:val="26"/>
-        </w:numPr>
-      </w:pPr>
-      <w:r>
-        <w:t>That are my shoes.</w:t>
-      </w:r>
-      <w:r>
-        <w:br/>
-        <w:t>→ ______________________________</w:t>
-      </w:r>
-    </w:p>
-    <w:p>
-      <w:pPr>
-        <w:numPr>
-          <w:ilvl w:val="0"/>
-          <w:numId w:val="26"/>
-        </w:numPr>
-      </w:pPr>
-      <w:r>
-        <w:lastRenderedPageBreak/>
-        <w:t>Those is a car.</w:t>
-      </w:r>
-      <w:r>
-        <w:br/>
-        <w:t>→ ______________________________</w:t>
-      </w:r>
-    </w:p>
-    <w:p>
-      <w:pPr>
-        <w:numPr>
-          <w:ilvl w:val="0"/>
-          <w:numId w:val="26"/>
-        </w:numPr>
-      </w:pPr>
-      <w:r>
-        <w:t>This books are new.</w:t>
-      </w:r>
-      <w:r>
-        <w:br/>
-        <w:t>→ ______________________________</w:t>
-      </w:r>
-    </w:p>
-    <w:p>
-      <w:pPr>
-        <w:numPr>
-          <w:ilvl w:val="0"/>
-          <w:numId w:val="26"/>
-        </w:numPr>
-      </w:pPr>
-      <w:r>
-        <w:t>These book is interesting.</w:t>
-      </w:r>
-      <w:r>
-        <w:br/>
-        <w:t>→ ______________________________</w:t>
-      </w:r>
-    </w:p>
-    <w:p>
-      <w:pPr>
-        <w:numPr>
-          <w:ilvl w:val="0"/>
-          <w:numId w:val="26"/>
-        </w:numPr>
-      </w:pPr>
-      <w:r>
-        <w:t>That students are my friends.</w:t>
-      </w:r>
-      <w:r>
-        <w:br/>
-        <w:t>→ ______________________________</w:t>
-      </w:r>
-    </w:p>
-    <w:p>
-      <w:pPr>
-        <w:numPr>
-          <w:ilvl w:val="0"/>
-          <w:numId w:val="26"/>
-        </w:numPr>
-      </w:pPr>
-      <w:r>
-        <w:t>Those house is very big.</w:t>
-      </w:r>
-      <w:r>
-        <w:br/>
-        <w:t>→ ______________________________</w:t>
-      </w:r>
-    </w:p>
-    <w:p>
-      <w:pPr>
-        <w:numPr>
-          <w:ilvl w:val="0"/>
-          <w:numId w:val="26"/>
-        </w:numPr>
-      </w:pPr>
-      <w:r>
-        <w:t>This are my keys.</w:t>
-      </w:r>
-      <w:r>
-        <w:br/>
-        <w:t>→ ______________________________</w:t>
-      </w:r>
-    </w:p>
-    <w:p>
-      <w:pPr>
-        <w:numPr>
-          <w:ilvl w:val="0"/>
-          <w:numId w:val="26"/>
-        </w:numPr>
-      </w:pPr>
-      <w:r>
-        <w:t>These is my teachers.</w:t>
-      </w:r>
-      <w:r>
-        <w:br/>
-        <w:t>→ ______________________________</w:t>
-      </w:r>
-    </w:p>
-    <w:p>
-      <w:pPr>
-        <w:rPr>
+          <w:color w:val="000000"/>
+          <w:sz w:val="22"/>
+        </w:rPr>
+        <w:t>Đọc đoạn văn:</w:t>
+      </w:r>
+    </w:p>
+    <w:p>
+      <w:pPr>
+        <w:keepLines/>
+        <w:shd w:val="clear" w:color="000000" w:fill="auto"/>
+        <w:rPr>
+          <w:rFonts w:ascii="Arial" w:hAnsi="Arial" w:cs="Arial"/>
+          <w:bCs/>
+          <w:color w:val="000000"/>
+          <w:sz w:val="22"/>
+        </w:rPr>
+      </w:pPr>
+      <w:r>
+        <w:rPr>
+          <w:rFonts w:ascii="Arial" w:hAnsi="Arial" w:cs="Arial"/>
+          <w:bCs/>
+          <w:color w:val="000000"/>
+          <w:sz w:val="22"/>
+        </w:rPr>
+        <w:t>Tom is showing his new classroom to Anna.</w:t>
+      </w:r>
+    </w:p>
+    <w:p>
+      <w:pPr>
+        <w:keepLines/>
+        <w:shd w:val="clear" w:color="000000" w:fill="auto"/>
+        <w:rPr>
+          <w:rFonts w:ascii="Arial" w:hAnsi="Arial" w:cs="Arial"/>
+          <w:bCs/>
+          <w:color w:val="000000"/>
+          <w:sz w:val="22"/>
+        </w:rPr>
+      </w:pPr>
+      <w:r>
+        <w:rPr>
+          <w:rFonts w:ascii="Arial" w:hAnsi="Arial" w:cs="Arial"/>
+          <w:bCs/>
+          <w:color w:val="000000"/>
+          <w:sz w:val="22"/>
+        </w:rPr>
+        <w:t>“This is my desk,” Tom says. “These are my books.” He points to a window far away and says, “That is our teacher's desk.” Then he points outside. “Those are our school buses.”</w:t>
+      </w:r>
+    </w:p>
+    <w:p>
+      <w:pPr>
+        <w:keepLines/>
+        <w:shd w:val="clear" w:color="000000" w:fill="auto"/>
+        <w:rPr>
+          <w:rFonts w:ascii="Arial" w:hAnsi="Arial" w:cs="Arial"/>
+          <w:bCs/>
+          <w:color w:val="000000"/>
+          <w:sz w:val="22"/>
+        </w:rPr>
+      </w:pPr>
+      <w:r>
+        <w:rPr>
+          <w:rFonts w:ascii="Arial" w:hAnsi="Arial" w:cs="Arial"/>
+          <w:bCs/>
+          <w:color w:val="000000"/>
+          <w:sz w:val="22"/>
+        </w:rPr>
+        <w:t>Anna asks, “Is this your new classroom?”</w:t>
+      </w:r>
+    </w:p>
+    <w:p>
+      <w:pPr>
+        <w:keepLines/>
+        <w:shd w:val="clear" w:color="000000" w:fill="auto"/>
+        <w:rPr>
+          <w:rFonts w:ascii="Arial" w:hAnsi="Arial" w:cs="Arial"/>
+          <w:bCs/>
+          <w:color w:val="000000"/>
+          <w:sz w:val="22"/>
+        </w:rPr>
+      </w:pPr>
+      <w:r>
+        <w:rPr>
+          <w:rFonts w:ascii="Arial" w:hAnsi="Arial" w:cs="Arial"/>
+          <w:bCs/>
+          <w:color w:val="000000"/>
+          <w:sz w:val="22"/>
+        </w:rPr>
+        <w:t>Tom says, “Yes, it is. I really like it.”</w:t>
+      </w:r>
+    </w:p>
+    <w:p>
+      <w:pPr>
+        <w:keepNext/>
+        <w:shd w:val="clear" w:color="000000" w:fill="auto"/>
+        <w:spacing w:before="120" w:after="80"/>
+        <w:rPr>
+          <w:rFonts w:ascii="Arial" w:hAnsi="Arial" w:cs="Arial"/>
           <w:b/>
           <w:bCs/>
-        </w:rPr>
-      </w:pPr>
-      <w:r>
-        <w:rPr>
+          <w:color w:val="000000"/>
+          <w:sz w:val="22"/>
+        </w:rPr>
+      </w:pPr>
+      <w:r>
+        <w:rPr>
+          <w:rFonts w:ascii="Arial" w:hAnsi="Arial" w:cs="Arial"/>
           <w:b/>
           <w:bCs/>
-        </w:rPr>
-        <w:t>PHẦN 8. DỊCH SANG TIẾNG ANH (10 điểm)</w:t>
-      </w:r>
-    </w:p>
-    <w:p>
-      <w:pPr>
-        <w:numPr>
-          <w:ilvl w:val="0"/>
-          <w:numId w:val="27"/>
-        </w:numPr>
-      </w:pPr>
-      <w:r>
-        <w:t>Đây là quyển sách của tôi.</w:t>
-      </w:r>
-    </w:p>
-    <w:p>
-      <w:pPr>
-        <w:numPr>
-          <w:ilvl w:val="0"/>
-          <w:numId w:val="27"/>
-        </w:numPr>
-      </w:pPr>
-      <w:r>
-        <w:t>Kia là chiếc xe của bạn.</w:t>
-      </w:r>
-    </w:p>
-    <w:p>
-      <w:pPr>
-        <w:numPr>
-          <w:ilvl w:val="0"/>
-          <w:numId w:val="27"/>
-        </w:numPr>
-      </w:pPr>
-      <w:r>
-        <w:t>Đây là những chiếc chìa khóa của tôi.</w:t>
-      </w:r>
-    </w:p>
-    <w:p>
-      <w:pPr>
-        <w:numPr>
-          <w:ilvl w:val="0"/>
-          <w:numId w:val="27"/>
-        </w:numPr>
-      </w:pPr>
-      <w:r>
-        <w:t>Kia là những ngôi nhà đẹp.</w:t>
-      </w:r>
-    </w:p>
-    <w:p>
-      <w:pPr>
-        <w:numPr>
-          <w:ilvl w:val="0"/>
-          <w:numId w:val="27"/>
-        </w:numPr>
-      </w:pPr>
-      <w:r>
-        <w:t>Đây là điện thoại của tôi.</w:t>
-      </w:r>
-    </w:p>
-    <w:p>
-      <w:pPr>
-        <w:numPr>
-          <w:ilvl w:val="0"/>
-          <w:numId w:val="27"/>
-        </w:numPr>
-      </w:pPr>
-      <w:r>
-        <w:t>Kia là trường học của chúng tôi.</w:t>
-      </w:r>
-    </w:p>
-    <w:p>
-      <w:pPr>
-        <w:numPr>
-          <w:ilvl w:val="0"/>
-          <w:numId w:val="27"/>
-        </w:numPr>
-      </w:pPr>
-      <w:r>
-        <w:t>Đây có phải túi của bạn không?</w:t>
-      </w:r>
-    </w:p>
-    <w:p>
-      <w:pPr>
-        <w:numPr>
-          <w:ilvl w:val="0"/>
-          <w:numId w:val="27"/>
-        </w:numPr>
-      </w:pPr>
-      <w:r>
-        <w:t>Kia có phải xe của bạn không?</w:t>
-      </w:r>
-    </w:p>
-    <w:p>
-      <w:pPr>
-        <w:numPr>
-          <w:ilvl w:val="0"/>
-          <w:numId w:val="27"/>
-        </w:numPr>
-      </w:pPr>
-      <w:r>
-        <w:t>Đây có phải những quyển sách của bạn không?</w:t>
-      </w:r>
-    </w:p>
-    <w:p>
-      <w:pPr>
-        <w:numPr>
-          <w:ilvl w:val="0"/>
-          <w:numId w:val="27"/>
-        </w:numPr>
-      </w:pPr>
-      <w:r>
-        <w:t>Kia có phải những người bạn của bạn không?</w:t>
-      </w:r>
-    </w:p>
-    <w:p>
-      <w:pPr>
-        <w:rPr>
+          <w:color w:val="000000"/>
+          <w:sz w:val="22"/>
+        </w:rPr>
+        <w:t>Trả lời câu hỏi:</w:t>
+      </w:r>
+    </w:p>
+    <w:p>
+      <w:pPr>
+        <w:keepNext/>
+        <w:shd w:val="clear" w:color="000000" w:fill="auto"/>
+        <w:spacing w:before="120" w:after="60"/>
+        <w:rPr>
+          <w:rFonts w:ascii="Arial" w:hAnsi="Arial" w:cs="Arial"/>
+          <w:bCs/>
+          <w:color w:val="000000"/>
+          <w:sz w:val="22"/>
+        </w:rPr>
+      </w:pPr>
+      <w:r>
+        <w:rPr>
+          <w:rFonts w:ascii="Arial" w:hAnsi="Arial" w:cs="Arial"/>
+          <w:bCs/>
+          <w:color w:val="000000"/>
+          <w:sz w:val="22"/>
+        </w:rPr>
+        <w:t>1. What is Tom showing Anna?</w:t>
+      </w:r>
+    </w:p>
+    <w:p>
+      <w:pPr>
+        <w:keepNext/>
+        <w:shd w:val="clear" w:color="000000" w:fill="auto"/>
+        <w:spacing w:before="120" w:after="60"/>
+        <w:rPr>
+          <w:rFonts w:ascii="Arial" w:hAnsi="Arial" w:cs="Arial"/>
+          <w:bCs/>
+          <w:color w:val="000000"/>
+          <w:sz w:val="22"/>
+        </w:rPr>
+      </w:pPr>
+      <w:r>
+        <w:rPr>
+          <w:rFonts w:ascii="Arial" w:hAnsi="Arial" w:cs="Arial"/>
+          <w:bCs/>
+          <w:color w:val="000000"/>
+          <w:sz w:val="22"/>
+        </w:rPr>
+        <w:t>2. What does “this” refer to in “This is my desk”?</w:t>
+      </w:r>
+    </w:p>
+    <w:p>
+      <w:pPr>
+        <w:keepNext/>
+        <w:shd w:val="clear" w:color="000000" w:fill="auto"/>
+        <w:spacing w:before="120" w:after="60"/>
+        <w:rPr>
+          <w:rFonts w:ascii="Arial" w:hAnsi="Arial" w:cs="Arial"/>
+          <w:bCs/>
+          <w:color w:val="000000"/>
+          <w:sz w:val="22"/>
+        </w:rPr>
+      </w:pPr>
+      <w:r>
+        <w:rPr>
+          <w:rFonts w:ascii="Arial" w:hAnsi="Arial" w:cs="Arial"/>
+          <w:bCs/>
+          <w:color w:val="000000"/>
+          <w:sz w:val="22"/>
+        </w:rPr>
+        <w:t>3. What does Tom say about his books?</w:t>
+      </w:r>
+    </w:p>
+    <w:p>
+      <w:pPr>
+        <w:keepNext/>
+        <w:shd w:val="clear" w:color="000000" w:fill="auto"/>
+        <w:spacing w:before="120" w:after="60"/>
+        <w:rPr>
+          <w:rFonts w:ascii="Arial" w:hAnsi="Arial" w:cs="Arial"/>
+          <w:bCs/>
+          <w:color w:val="000000"/>
+          <w:sz w:val="22"/>
+        </w:rPr>
+      </w:pPr>
+      <w:r>
+        <w:rPr>
+          <w:rFonts w:ascii="Arial" w:hAnsi="Arial" w:cs="Arial"/>
+          <w:bCs/>
+          <w:color w:val="000000"/>
+          <w:sz w:val="22"/>
+        </w:rPr>
+        <w:t>4. Is the teacher's desk near or far?</w:t>
+      </w:r>
+    </w:p>
+    <w:p>
+      <w:pPr>
+        <w:keepNext/>
+        <w:shd w:val="clear" w:color="000000" w:fill="auto"/>
+        <w:spacing w:before="120" w:after="60"/>
+        <w:rPr>
+          <w:rFonts w:ascii="Arial" w:hAnsi="Arial" w:cs="Arial"/>
+          <w:bCs/>
+          <w:color w:val="000000"/>
+          <w:sz w:val="22"/>
+        </w:rPr>
+      </w:pPr>
+      <w:r>
+        <w:rPr>
+          <w:rFonts w:ascii="Arial" w:hAnsi="Arial" w:cs="Arial"/>
+          <w:bCs/>
+          <w:color w:val="000000"/>
+          <w:sz w:val="22"/>
+        </w:rPr>
+        <w:t>5. Which word does Tom use for the teacher's desk?</w:t>
+      </w:r>
+    </w:p>
+    <w:p>
+      <w:pPr>
+        <w:keepNext/>
+        <w:shd w:val="clear" w:color="000000" w:fill="auto"/>
+        <w:spacing w:before="120" w:after="60"/>
+        <w:rPr>
+          <w:rFonts w:ascii="Arial" w:hAnsi="Arial" w:cs="Arial"/>
+          <w:bCs/>
+          <w:color w:val="000000"/>
+          <w:sz w:val="22"/>
+        </w:rPr>
+      </w:pPr>
+      <w:r>
+        <w:rPr>
+          <w:rFonts w:ascii="Arial" w:hAnsi="Arial" w:cs="Arial"/>
+          <w:bCs/>
+          <w:color w:val="000000"/>
+          <w:sz w:val="22"/>
+        </w:rPr>
+        <w:t>6. What are outside?</w:t>
+      </w:r>
+    </w:p>
+    <w:p>
+      <w:pPr>
+        <w:keepNext/>
+        <w:shd w:val="clear" w:color="000000" w:fill="auto"/>
+        <w:spacing w:before="120" w:after="60"/>
+        <w:rPr>
+          <w:rFonts w:ascii="Arial" w:hAnsi="Arial" w:cs="Arial"/>
+          <w:bCs/>
+          <w:color w:val="000000"/>
+          <w:sz w:val="22"/>
+        </w:rPr>
+      </w:pPr>
+      <w:r>
+        <w:rPr>
+          <w:rFonts w:ascii="Arial" w:hAnsi="Arial" w:cs="Arial"/>
+          <w:bCs/>
+          <w:color w:val="000000"/>
+          <w:sz w:val="22"/>
+        </w:rPr>
+        <w:t>7. Which word does Tom use for the school buses?</w:t>
+      </w:r>
+    </w:p>
+    <w:p>
+      <w:pPr>
+        <w:keepNext/>
+        <w:shd w:val="clear" w:color="000000" w:fill="auto"/>
+        <w:spacing w:before="120" w:after="60"/>
+        <w:rPr>
+          <w:rFonts w:ascii="Arial" w:hAnsi="Arial" w:cs="Arial"/>
+          <w:bCs/>
+          <w:color w:val="000000"/>
+          <w:sz w:val="22"/>
+        </w:rPr>
+      </w:pPr>
+      <w:r>
+        <w:rPr>
+          <w:rFonts w:ascii="Arial" w:hAnsi="Arial" w:cs="Arial"/>
+          <w:bCs/>
+          <w:color w:val="000000"/>
+          <w:sz w:val="22"/>
+        </w:rPr>
+        <w:t>8. Is “these” singular or plural?</w:t>
+      </w:r>
+    </w:p>
+    <w:p>
+      <w:pPr>
+        <w:keepNext/>
+        <w:shd w:val="clear" w:color="000000" w:fill="auto"/>
+        <w:spacing w:before="120" w:after="60"/>
+        <w:rPr>
+          <w:rFonts w:ascii="Arial" w:hAnsi="Arial" w:cs="Arial"/>
+          <w:bCs/>
+          <w:color w:val="000000"/>
+          <w:sz w:val="22"/>
+        </w:rPr>
+      </w:pPr>
+      <w:r>
+        <w:rPr>
+          <w:rFonts w:ascii="Arial" w:hAnsi="Arial" w:cs="Arial"/>
+          <w:bCs/>
+          <w:color w:val="000000"/>
+          <w:sz w:val="22"/>
+        </w:rPr>
+        <w:t>9. Is “that” used for something near or far?</w:t>
+      </w:r>
+    </w:p>
+    <w:p>
+      <w:pPr>
+        <w:keepNext/>
+        <w:shd w:val="clear" w:color="000000" w:fill="auto"/>
+        <w:spacing w:before="120" w:after="60"/>
+        <w:rPr>
+          <w:rFonts w:ascii="Arial" w:hAnsi="Arial" w:cs="Arial"/>
+          <w:bCs/>
+          <w:color w:val="000000"/>
+          <w:sz w:val="22"/>
+        </w:rPr>
+      </w:pPr>
+      <w:r>
+        <w:rPr>
+          <w:rFonts w:ascii="Arial" w:hAnsi="Arial" w:cs="Arial"/>
+          <w:bCs/>
+          <w:color w:val="000000"/>
+          <w:sz w:val="22"/>
+        </w:rPr>
+        <w:t>10. Does Tom like his classroom?</w:t>
+      </w:r>
+    </w:p>
+    <w:p>
+      <w:pPr>
+        <w:keepNext/>
+        <w:shd w:val="clear" w:color="000000" w:fill="auto"/>
+        <w:spacing w:before="280" w:after="80"/>
+        <w:rPr>
+          <w:rFonts w:ascii="Arial" w:hAnsi="Arial" w:cs="Arial"/>
           <w:b/>
           <w:bCs/>
-        </w:rPr>
-      </w:pPr>
-      <w:r>
-        <w:rPr>
+          <w:color w:val="000000"/>
+        </w:rPr>
+      </w:pPr>
+      <w:r>
+        <w:rPr>
+          <w:rFonts w:ascii="Arial" w:hAnsi="Arial" w:cs="Arial"/>
           <w:b/>
           <w:bCs/>
-        </w:rPr>
-        <w:t>PHẦN 9. ĐỌC HIỂU (10 điểm)</w:t>
-      </w:r>
-    </w:p>
-    <w:p>
-      <w:pPr>
-        <w:rPr>
+          <w:color w:val="000000"/>
+        </w:rPr>
+        <w:t>PHẦN 10. VIẾT CÂU HOÀN CHỈNH (10 điểm)</w:t>
+      </w:r>
+    </w:p>
+    <w:p>
+      <w:pPr>
+        <w:keepNext/>
+        <w:shd w:val="clear" w:color="000000" w:fill="auto"/>
+        <w:spacing w:after="80"/>
+        <w:rPr>
+          <w:rFonts w:ascii="Arial" w:hAnsi="Arial" w:cs="Arial"/>
+          <w:bCs/>
+          <w:i/>
+          <w:color w:val="000000"/>
+          <w:sz w:val="22"/>
+        </w:rPr>
+      </w:pPr>
+      <w:r>
+        <w:rPr>
+          <w:rFonts w:ascii="Arial" w:hAnsi="Arial" w:cs="Arial"/>
+          <w:bCs/>
+          <w:i/>
+          <w:color w:val="000000"/>
+          <w:sz w:val="22"/>
+        </w:rPr>
+        <w:t>Hướng dẫn: Sắp xếp các từ hoặc cụm từ để tạo thành câu hoàn chỉnh.</w:t>
+      </w:r>
+    </w:p>
+    <w:p>
+      <w:pPr>
+        <w:keepNext/>
+        <w:shd w:val="clear" w:color="000000" w:fill="auto"/>
+        <w:spacing w:after="240"/>
+        <w:jc w:val="center"/>
+        <w:rPr>
+          <w:rFonts w:ascii="Arial" w:hAnsi="Arial" w:cs="Arial"/>
+          <w:bCs/>
+          <w:color w:val="000000"/>
+          <w:sz w:val="22"/>
+        </w:rPr>
+      </w:pPr>
+      <w:r>
+        <w:rPr>
+          <w:rFonts w:ascii="Arial" w:hAnsi="Arial" w:cs="Arial"/>
+          <w:bCs/>
+          <w:color w:val="000000"/>
+          <w:sz w:val="22"/>
+        </w:rPr>
+        <w:t>1. this / my / book → ______________________________</w:t>
+      </w:r>
+    </w:p>
+    <w:p>
+      <w:pPr>
+        <w:keepNext/>
+        <w:shd w:val="clear" w:color="000000" w:fill="auto"/>
+        <w:spacing w:after="240"/>
+        <w:jc w:val="center"/>
+        <w:rPr>
+          <w:rFonts w:ascii="Arial" w:hAnsi="Arial" w:cs="Arial"/>
+          <w:bCs/>
+          <w:color w:val="000000"/>
+          <w:sz w:val="22"/>
+        </w:rPr>
+      </w:pPr>
+      <w:r>
+        <w:rPr>
+          <w:rFonts w:ascii="Arial" w:hAnsi="Arial" w:cs="Arial"/>
+          <w:bCs/>
+          <w:color w:val="000000"/>
+          <w:sz w:val="22"/>
+        </w:rPr>
+        <w:t>2. that / your / car → ______________________________</w:t>
+      </w:r>
+    </w:p>
+    <w:p>
+      <w:pPr>
+        <w:keepNext/>
+        <w:shd w:val="clear" w:color="000000" w:fill="auto"/>
+        <w:spacing w:after="240"/>
+        <w:jc w:val="center"/>
+        <w:rPr>
+          <w:rFonts w:ascii="Arial" w:hAnsi="Arial" w:cs="Arial"/>
+          <w:bCs/>
+          <w:color w:val="000000"/>
+          <w:sz w:val="22"/>
+        </w:rPr>
+      </w:pPr>
+      <w:r>
+        <w:rPr>
+          <w:rFonts w:ascii="Arial" w:hAnsi="Arial" w:cs="Arial"/>
+          <w:bCs/>
+          <w:color w:val="000000"/>
+          <w:sz w:val="22"/>
+        </w:rPr>
+        <w:t>3. these / my / shoes → ______________________________</w:t>
+      </w:r>
+    </w:p>
+    <w:p>
+      <w:pPr>
+        <w:keepNext/>
+        <w:shd w:val="clear" w:color="000000" w:fill="auto"/>
+        <w:spacing w:after="240"/>
+        <w:jc w:val="center"/>
+        <w:rPr>
+          <w:rFonts w:ascii="Arial" w:hAnsi="Arial" w:cs="Arial"/>
+          <w:bCs/>
+          <w:color w:val="000000"/>
+          <w:sz w:val="22"/>
+        </w:rPr>
+      </w:pPr>
+      <w:r>
+        <w:rPr>
+          <w:rFonts w:ascii="Arial" w:hAnsi="Arial" w:cs="Arial"/>
+          <w:bCs/>
+          <w:color w:val="000000"/>
+          <w:sz w:val="22"/>
+        </w:rPr>
+        <w:t>4. those / tall / trees → ______________________________</w:t>
+      </w:r>
+    </w:p>
+    <w:p>
+      <w:pPr>
+        <w:keepNext/>
+        <w:shd w:val="clear" w:color="000000" w:fill="auto"/>
+        <w:spacing w:after="240"/>
+        <w:jc w:val="center"/>
+        <w:rPr>
+          <w:rFonts w:ascii="Arial" w:hAnsi="Arial" w:cs="Arial"/>
+          <w:bCs/>
+          <w:color w:val="000000"/>
+          <w:sz w:val="22"/>
+        </w:rPr>
+      </w:pPr>
+      <w:r>
+        <w:rPr>
+          <w:rFonts w:ascii="Arial" w:hAnsi="Arial" w:cs="Arial"/>
+          <w:bCs/>
+          <w:color w:val="000000"/>
+          <w:sz w:val="22"/>
+        </w:rPr>
+        <w:t>5. this / my / teacher → ______________________________</w:t>
+      </w:r>
+    </w:p>
+    <w:p>
+      <w:pPr>
+        <w:keepNext/>
+        <w:shd w:val="clear" w:color="000000" w:fill="auto"/>
+        <w:spacing w:after="240"/>
+        <w:jc w:val="center"/>
+        <w:rPr>
+          <w:rFonts w:ascii="Arial" w:hAnsi="Arial" w:cs="Arial"/>
+          <w:bCs/>
+          <w:color w:val="000000"/>
+          <w:sz w:val="22"/>
+        </w:rPr>
+      </w:pPr>
+      <w:r>
+        <w:rPr>
+          <w:rFonts w:ascii="Arial" w:hAnsi="Arial" w:cs="Arial"/>
+          <w:bCs/>
+          <w:color w:val="000000"/>
+          <w:sz w:val="22"/>
+        </w:rPr>
+        <w:t>6. that / our / school → ______________________________</w:t>
+      </w:r>
+    </w:p>
+    <w:p>
+      <w:pPr>
+        <w:keepNext/>
+        <w:shd w:val="clear" w:color="000000" w:fill="auto"/>
+        <w:spacing w:after="240"/>
+        <w:jc w:val="center"/>
+        <w:rPr>
+          <w:rFonts w:ascii="Arial" w:hAnsi="Arial" w:cs="Arial"/>
+          <w:bCs/>
+          <w:color w:val="000000"/>
+          <w:sz w:val="22"/>
+        </w:rPr>
+      </w:pPr>
+      <w:r>
+        <w:rPr>
+          <w:rFonts w:ascii="Arial" w:hAnsi="Arial" w:cs="Arial"/>
+          <w:bCs/>
+          <w:color w:val="000000"/>
+          <w:sz w:val="22"/>
+        </w:rPr>
+        <w:t>7. these / new / computers → ______________________________</w:t>
+      </w:r>
+    </w:p>
+    <w:p>
+      <w:pPr>
+        <w:keepNext/>
+        <w:shd w:val="clear" w:color="000000" w:fill="auto"/>
+        <w:spacing w:after="240"/>
+        <w:jc w:val="center"/>
+        <w:rPr>
+          <w:rFonts w:ascii="Arial" w:hAnsi="Arial" w:cs="Arial"/>
+          <w:bCs/>
+          <w:color w:val="000000"/>
+          <w:sz w:val="22"/>
+        </w:rPr>
+      </w:pPr>
+      <w:r>
+        <w:rPr>
+          <w:rFonts w:ascii="Arial" w:hAnsi="Arial" w:cs="Arial"/>
+          <w:bCs/>
+          <w:color w:val="000000"/>
+          <w:sz w:val="22"/>
+        </w:rPr>
+        <w:t>8. those / beautiful / houses → ______________________________</w:t>
+      </w:r>
+    </w:p>
+    <w:p>
+      <w:pPr>
+        <w:keepNext/>
+        <w:shd w:val="clear" w:color="000000" w:fill="auto"/>
+        <w:spacing w:after="240"/>
+        <w:jc w:val="center"/>
+        <w:rPr>
+          <w:rFonts w:ascii="Arial" w:hAnsi="Arial" w:cs="Arial"/>
+          <w:bCs/>
+          <w:color w:val="000000"/>
+          <w:sz w:val="22"/>
+        </w:rPr>
+      </w:pPr>
+      <w:r>
+        <w:rPr>
+          <w:rFonts w:ascii="Arial" w:hAnsi="Arial" w:cs="Arial"/>
+          <w:bCs/>
+          <w:color w:val="000000"/>
+          <w:sz w:val="22"/>
+        </w:rPr>
+        <w:t>9. this / your / phone / ? → ______________________________</w:t>
+      </w:r>
+    </w:p>
+    <w:p>
+      <w:pPr>
+        <w:keepNext/>
+        <w:shd w:val="clear" w:color="000000" w:fill="auto"/>
+        <w:spacing w:after="240"/>
+        <w:jc w:val="center"/>
+        <w:rPr>
+          <w:rFonts w:ascii="Arial" w:hAnsi="Arial" w:cs="Arial"/>
+          <w:bCs/>
+          <w:color w:val="000000"/>
+          <w:sz w:val="22"/>
+        </w:rPr>
+      </w:pPr>
+      <w:r>
+        <w:rPr>
+          <w:rFonts w:ascii="Arial" w:hAnsi="Arial" w:cs="Arial"/>
+          <w:bCs/>
+          <w:color w:val="000000"/>
+          <w:sz w:val="22"/>
+        </w:rPr>
+        <w:t>10. those / your / bags / ? → ______________________________</w:t>
+      </w:r>
+    </w:p>
+    <w:p>
+      <w:pPr>
+        <w:keepNext/>
+        <w:pageBreakBefore/>
+        <w:shd w:val="clear" w:color="000000" w:fill="auto"/>
+        <w:spacing w:before="240" w:after="80"/>
+        <w:jc w:val="center"/>
+        <w:rPr>
+          <w:rFonts w:ascii="Arial" w:hAnsi="Arial" w:cs="Arial"/>
           <w:b/>
           <w:bCs/>
-        </w:rPr>
-      </w:pPr>
-      <w:r>
-        <w:rPr>
+          <w:color w:val="000000"/>
+          <w:sz w:val="30"/>
+        </w:rPr>
+      </w:pPr>
+      <w:r>
+        <w:rPr>
+          <w:rFonts w:ascii="Arial" w:hAnsi="Arial" w:cs="Arial"/>
           <w:b/>
           <w:bCs/>
-        </w:rPr>
-        <w:t>Đọc đoạn văn:</w:t>
-      </w:r>
-    </w:p>
-    <w:p>
-      <w:r>
-        <w:t>Tom is showing his new classroom to Anna.</w:t>
-      </w:r>
-    </w:p>
-    <w:p>
-      <w:r>
-        <w:lastRenderedPageBreak/>
-        <w:t>“</w:t>
-      </w:r>
-      <w:r>
-        <w:rPr>
+          <w:color w:val="000000"/>
+          <w:sz w:val="30"/>
+        </w:rPr>
+        <w:t>ĐÁP ÁN</w:t>
+      </w:r>
+    </w:p>
+    <w:p>
+      <w:pPr>
+        <w:keepNext/>
+        <w:pageBreakBefore/>
+        <w:shd w:val="clear" w:color="000000" w:fill="auto"/>
+        <w:spacing w:after="240"/>
+        <w:jc w:val="center"/>
+        <w:rPr>
+          <w:rFonts w:ascii="Arial" w:hAnsi="Arial" w:cs="Arial"/>
           <w:b/>
           <w:bCs/>
-        </w:rPr>
-        <w:t>This is</w:t>
-      </w:r>
-      <w:r>
-        <w:t xml:space="preserve"> my desk,” Tom says. “</w:t>
-      </w:r>
-      <w:r>
-        <w:rPr>
+          <w:color w:val="000000"/>
+          <w:sz w:val="30"/>
+        </w:rPr>
+      </w:pPr>
+      <w:r>
+        <w:rPr>
+          <w:rFonts w:ascii="Arial" w:hAnsi="Arial" w:cs="Arial"/>
           <w:b/>
           <w:bCs/>
-        </w:rPr>
-        <w:t>These are</w:t>
-      </w:r>
-      <w:r>
-        <w:t xml:space="preserve"> my books.” He points to a window far away and says, “</w:t>
-      </w:r>
-      <w:r>
-        <w:rPr>
+          <w:color w:val="000000"/>
+          <w:sz w:val="30"/>
+        </w:rPr>
+        <w:t>PHẦN 1</w:t>
+      </w:r>
+    </w:p>
+    <w:p>
+      <w:pPr>
+        <w:shd w:val="clear" w:color="000000" w:fill="auto"/>
+        <w:rPr>
+          <w:rFonts w:ascii="Arial" w:hAnsi="Arial" w:cs="Arial"/>
+          <w:bCs/>
+          <w:color w:val="000000"/>
+          <w:sz w:val="22"/>
+        </w:rPr>
+      </w:pPr>
+      <w:r>
+        <w:rPr>
+          <w:rFonts w:ascii="Arial" w:hAnsi="Arial" w:cs="Arial"/>
+          <w:bCs/>
+          <w:color w:val="000000"/>
+          <w:sz w:val="22"/>
+        </w:rPr>
+        <w:t>Câu 1: A</w:t>
+      </w:r>
+    </w:p>
+    <w:p>
+      <w:pPr>
+        <w:shd w:val="clear" w:color="000000" w:fill="auto"/>
+        <w:rPr>
+          <w:rFonts w:ascii="Arial" w:hAnsi="Arial" w:cs="Arial"/>
+          <w:bCs/>
+          <w:color w:val="000000"/>
+          <w:sz w:val="22"/>
+        </w:rPr>
+      </w:pPr>
+      <w:r>
+        <w:rPr>
+          <w:rFonts w:ascii="Arial" w:hAnsi="Arial" w:cs="Arial"/>
+          <w:bCs/>
+          <w:color w:val="000000"/>
+          <w:sz w:val="22"/>
+        </w:rPr>
+        <w:t>Câu 2: B</w:t>
+      </w:r>
+    </w:p>
+    <w:p>
+      <w:pPr>
+        <w:shd w:val="clear" w:color="000000" w:fill="auto"/>
+        <w:rPr>
+          <w:rFonts w:ascii="Arial" w:hAnsi="Arial" w:cs="Arial"/>
+          <w:bCs/>
+          <w:color w:val="000000"/>
+          <w:sz w:val="22"/>
+        </w:rPr>
+      </w:pPr>
+      <w:r>
+        <w:rPr>
+          <w:rFonts w:ascii="Arial" w:hAnsi="Arial" w:cs="Arial"/>
+          <w:bCs/>
+          <w:color w:val="000000"/>
+          <w:sz w:val="22"/>
+        </w:rPr>
+        <w:t>Câu 3: B</w:t>
+      </w:r>
+    </w:p>
+    <w:p>
+      <w:pPr>
+        <w:shd w:val="clear" w:color="000000" w:fill="auto"/>
+        <w:rPr>
+          <w:rFonts w:ascii="Arial" w:hAnsi="Arial" w:cs="Arial"/>
+          <w:bCs/>
+          <w:color w:val="000000"/>
+          <w:sz w:val="22"/>
+        </w:rPr>
+      </w:pPr>
+      <w:r>
+        <w:rPr>
+          <w:rFonts w:ascii="Arial" w:hAnsi="Arial" w:cs="Arial"/>
+          <w:bCs/>
+          <w:color w:val="000000"/>
+          <w:sz w:val="22"/>
+        </w:rPr>
+        <w:t>Câu 4: A</w:t>
+      </w:r>
+    </w:p>
+    <w:p>
+      <w:pPr>
+        <w:shd w:val="clear" w:color="000000" w:fill="auto"/>
+        <w:rPr>
+          <w:rFonts w:ascii="Arial" w:hAnsi="Arial" w:cs="Arial"/>
+          <w:bCs/>
+          <w:color w:val="000000"/>
+          <w:sz w:val="22"/>
+        </w:rPr>
+      </w:pPr>
+      <w:r>
+        <w:rPr>
+          <w:rFonts w:ascii="Arial" w:hAnsi="Arial" w:cs="Arial"/>
+          <w:bCs/>
+          <w:color w:val="000000"/>
+          <w:sz w:val="22"/>
+        </w:rPr>
+        <w:t>Câu 5: A</w:t>
+      </w:r>
+    </w:p>
+    <w:p>
+      <w:pPr>
+        <w:shd w:val="clear" w:color="000000" w:fill="auto"/>
+        <w:rPr>
+          <w:rFonts w:ascii="Arial" w:hAnsi="Arial" w:cs="Arial"/>
+          <w:bCs/>
+          <w:color w:val="000000"/>
+          <w:sz w:val="22"/>
+        </w:rPr>
+      </w:pPr>
+      <w:r>
+        <w:rPr>
+          <w:rFonts w:ascii="Arial" w:hAnsi="Arial" w:cs="Arial"/>
+          <w:bCs/>
+          <w:color w:val="000000"/>
+          <w:sz w:val="22"/>
+        </w:rPr>
+        <w:t>Câu 6: B</w:t>
+      </w:r>
+    </w:p>
+    <w:p>
+      <w:pPr>
+        <w:shd w:val="clear" w:color="000000" w:fill="auto"/>
+        <w:rPr>
+          <w:rFonts w:ascii="Arial" w:hAnsi="Arial" w:cs="Arial"/>
+          <w:bCs/>
+          <w:color w:val="000000"/>
+          <w:sz w:val="22"/>
+        </w:rPr>
+      </w:pPr>
+      <w:r>
+        <w:rPr>
+          <w:rFonts w:ascii="Arial" w:hAnsi="Arial" w:cs="Arial"/>
+          <w:bCs/>
+          <w:color w:val="000000"/>
+          <w:sz w:val="22"/>
+        </w:rPr>
+        <w:t>Câu 7: A</w:t>
+      </w:r>
+    </w:p>
+    <w:p>
+      <w:pPr>
+        <w:shd w:val="clear" w:color="000000" w:fill="auto"/>
+        <w:rPr>
+          <w:rFonts w:ascii="Arial" w:hAnsi="Arial" w:cs="Arial"/>
+          <w:bCs/>
+          <w:color w:val="000000"/>
+          <w:sz w:val="22"/>
+        </w:rPr>
+      </w:pPr>
+      <w:r>
+        <w:rPr>
+          <w:rFonts w:ascii="Arial" w:hAnsi="Arial" w:cs="Arial"/>
+          <w:bCs/>
+          <w:color w:val="000000"/>
+          <w:sz w:val="22"/>
+        </w:rPr>
+        <w:t>Câu 8: C</w:t>
+      </w:r>
+    </w:p>
+    <w:p>
+      <w:pPr>
+        <w:shd w:val="clear" w:color="000000" w:fill="auto"/>
+        <w:rPr>
+          <w:rFonts w:ascii="Arial" w:hAnsi="Arial" w:cs="Arial"/>
+          <w:bCs/>
+          <w:color w:val="000000"/>
+          <w:sz w:val="22"/>
+        </w:rPr>
+      </w:pPr>
+      <w:r>
+        <w:rPr>
+          <w:rFonts w:ascii="Arial" w:hAnsi="Arial" w:cs="Arial"/>
+          <w:bCs/>
+          <w:color w:val="000000"/>
+          <w:sz w:val="22"/>
+        </w:rPr>
+        <w:t>Câu 9: A</w:t>
+      </w:r>
+    </w:p>
+    <w:p>
+      <w:pPr>
+        <w:shd w:val="clear" w:color="000000" w:fill="auto"/>
+        <w:rPr>
+          <w:rFonts w:ascii="Arial" w:hAnsi="Arial" w:cs="Arial"/>
+          <w:bCs/>
+          <w:color w:val="000000"/>
+          <w:sz w:val="22"/>
+        </w:rPr>
+      </w:pPr>
+      <w:r>
+        <w:rPr>
+          <w:rFonts w:ascii="Arial" w:hAnsi="Arial" w:cs="Arial"/>
+          <w:bCs/>
+          <w:color w:val="000000"/>
+          <w:sz w:val="22"/>
+        </w:rPr>
+        <w:t>Câu 10: B</w:t>
+      </w:r>
+    </w:p>
+    <w:p>
+      <w:pPr>
+        <w:keepNext/>
+        <w:shd w:val="clear" w:color="000000" w:fill="auto"/>
+        <w:spacing w:before="240" w:after="80"/>
+        <w:rPr>
+          <w:rFonts w:ascii="Arial" w:hAnsi="Arial" w:cs="Arial"/>
           <w:b/>
           <w:bCs/>
-        </w:rPr>
-        <w:t>That is</w:t>
-      </w:r>
-      <w:r>
-        <w:t xml:space="preserve"> our teacher's desk.” Then he points outside. “</w:t>
-      </w:r>
-      <w:r>
-        <w:rPr>
+          <w:color w:val="000000"/>
+        </w:rPr>
+      </w:pPr>
+      <w:r>
+        <w:rPr>
+          <w:rFonts w:ascii="Arial" w:hAnsi="Arial" w:cs="Arial"/>
           <w:b/>
           <w:bCs/>
-        </w:rPr>
-        <w:t>Those are</w:t>
-      </w:r>
-      <w:r>
-        <w:t xml:space="preserve"> our school buses.”</w:t>
-      </w:r>
-    </w:p>
-    <w:p>
-      <w:r>
-        <w:t>Anna asks, “Is this your new classroom?”</w:t>
-      </w:r>
-    </w:p>
-    <w:p>
-      <w:r>
-        <w:t>Tom says, “Yes, it is. I really like it.”</w:t>
-      </w:r>
-    </w:p>
-    <w:p>
-      <w:pPr>
-        <w:rPr>
+          <w:color w:val="000000"/>
+        </w:rPr>
+        <w:t>PHẦN 2</w:t>
+      </w:r>
+    </w:p>
+    <w:p>
+      <w:pPr>
+        <w:shd w:val="clear" w:color="000000" w:fill="auto"/>
+        <w:rPr>
+          <w:rFonts w:ascii="Arial" w:hAnsi="Arial" w:cs="Arial"/>
+          <w:bCs/>
+          <w:color w:val="000000"/>
+          <w:sz w:val="22"/>
+        </w:rPr>
+      </w:pPr>
+      <w:r>
+        <w:rPr>
+          <w:rFonts w:ascii="Arial" w:hAnsi="Arial" w:cs="Arial"/>
+          <w:bCs/>
+          <w:color w:val="000000"/>
+          <w:sz w:val="22"/>
+        </w:rPr>
+        <w:t>Câu 1: This</w:t>
+      </w:r>
+    </w:p>
+    <w:p>
+      <w:pPr>
+        <w:shd w:val="clear" w:color="000000" w:fill="auto"/>
+        <w:rPr>
+          <w:rFonts w:ascii="Arial" w:hAnsi="Arial" w:cs="Arial"/>
+          <w:bCs/>
+          <w:color w:val="000000"/>
+          <w:sz w:val="22"/>
+        </w:rPr>
+      </w:pPr>
+      <w:r>
+        <w:rPr>
+          <w:rFonts w:ascii="Arial" w:hAnsi="Arial" w:cs="Arial"/>
+          <w:bCs/>
+          <w:color w:val="000000"/>
+          <w:sz w:val="22"/>
+        </w:rPr>
+        <w:t>Câu 2: That</w:t>
+      </w:r>
+    </w:p>
+    <w:p>
+      <w:pPr>
+        <w:shd w:val="clear" w:color="000000" w:fill="auto"/>
+        <w:rPr>
+          <w:rFonts w:ascii="Arial" w:hAnsi="Arial" w:cs="Arial"/>
+          <w:bCs/>
+          <w:color w:val="000000"/>
+          <w:sz w:val="22"/>
+        </w:rPr>
+      </w:pPr>
+      <w:r>
+        <w:rPr>
+          <w:rFonts w:ascii="Arial" w:hAnsi="Arial" w:cs="Arial"/>
+          <w:bCs/>
+          <w:color w:val="000000"/>
+          <w:sz w:val="22"/>
+        </w:rPr>
+        <w:t>Câu 3: These</w:t>
+      </w:r>
+    </w:p>
+    <w:p>
+      <w:pPr>
+        <w:shd w:val="clear" w:color="000000" w:fill="auto"/>
+        <w:rPr>
+          <w:rFonts w:ascii="Arial" w:hAnsi="Arial" w:cs="Arial"/>
+          <w:bCs/>
+          <w:color w:val="000000"/>
+          <w:sz w:val="22"/>
+        </w:rPr>
+      </w:pPr>
+      <w:r>
+        <w:rPr>
+          <w:rFonts w:ascii="Arial" w:hAnsi="Arial" w:cs="Arial"/>
+          <w:bCs/>
+          <w:color w:val="000000"/>
+          <w:sz w:val="22"/>
+        </w:rPr>
+        <w:t>Câu 4: Those</w:t>
+      </w:r>
+    </w:p>
+    <w:p>
+      <w:pPr>
+        <w:shd w:val="clear" w:color="000000" w:fill="auto"/>
+        <w:rPr>
+          <w:rFonts w:ascii="Arial" w:hAnsi="Arial" w:cs="Arial"/>
+          <w:bCs/>
+          <w:color w:val="000000"/>
+          <w:sz w:val="22"/>
+        </w:rPr>
+      </w:pPr>
+      <w:r>
+        <w:rPr>
+          <w:rFonts w:ascii="Arial" w:hAnsi="Arial" w:cs="Arial"/>
+          <w:bCs/>
+          <w:color w:val="000000"/>
+          <w:sz w:val="22"/>
+        </w:rPr>
+        <w:t>Câu 5: This</w:t>
+      </w:r>
+    </w:p>
+    <w:p>
+      <w:pPr>
+        <w:shd w:val="clear" w:color="000000" w:fill="auto"/>
+        <w:rPr>
+          <w:rFonts w:ascii="Arial" w:hAnsi="Arial" w:cs="Arial"/>
+          <w:bCs/>
+          <w:color w:val="000000"/>
+          <w:sz w:val="22"/>
+        </w:rPr>
+      </w:pPr>
+      <w:r>
+        <w:rPr>
+          <w:rFonts w:ascii="Arial" w:hAnsi="Arial" w:cs="Arial"/>
+          <w:bCs/>
+          <w:color w:val="000000"/>
+          <w:sz w:val="22"/>
+        </w:rPr>
+        <w:t>Câu 6: That</w:t>
+      </w:r>
+    </w:p>
+    <w:p>
+      <w:pPr>
+        <w:shd w:val="clear" w:color="000000" w:fill="auto"/>
+        <w:rPr>
+          <w:rFonts w:ascii="Arial" w:hAnsi="Arial" w:cs="Arial"/>
+          <w:bCs/>
+          <w:color w:val="000000"/>
+          <w:sz w:val="22"/>
+        </w:rPr>
+      </w:pPr>
+      <w:r>
+        <w:rPr>
+          <w:rFonts w:ascii="Arial" w:hAnsi="Arial" w:cs="Arial"/>
+          <w:bCs/>
+          <w:color w:val="000000"/>
+          <w:sz w:val="22"/>
+        </w:rPr>
+        <w:t>Câu 7: These</w:t>
+      </w:r>
+    </w:p>
+    <w:p>
+      <w:pPr>
+        <w:shd w:val="clear" w:color="000000" w:fill="auto"/>
+        <w:rPr>
+          <w:rFonts w:ascii="Arial" w:hAnsi="Arial" w:cs="Arial"/>
+          <w:bCs/>
+          <w:color w:val="000000"/>
+          <w:sz w:val="22"/>
+        </w:rPr>
+      </w:pPr>
+      <w:r>
+        <w:rPr>
+          <w:rFonts w:ascii="Arial" w:hAnsi="Arial" w:cs="Arial"/>
+          <w:bCs/>
+          <w:color w:val="000000"/>
+          <w:sz w:val="22"/>
+        </w:rPr>
+        <w:t>Câu 8: Those</w:t>
+      </w:r>
+    </w:p>
+    <w:p>
+      <w:pPr>
+        <w:shd w:val="clear" w:color="000000" w:fill="auto"/>
+        <w:rPr>
+          <w:rFonts w:ascii="Arial" w:hAnsi="Arial" w:cs="Arial"/>
+          <w:bCs/>
+          <w:color w:val="000000"/>
+          <w:sz w:val="22"/>
+        </w:rPr>
+      </w:pPr>
+      <w:r>
+        <w:rPr>
+          <w:rFonts w:ascii="Arial" w:hAnsi="Arial" w:cs="Arial"/>
+          <w:bCs/>
+          <w:color w:val="000000"/>
+          <w:sz w:val="22"/>
+        </w:rPr>
+        <w:t>Câu 9: This</w:t>
+      </w:r>
+    </w:p>
+    <w:p>
+      <w:pPr>
+        <w:shd w:val="clear" w:color="000000" w:fill="auto"/>
+        <w:rPr>
+          <w:rFonts w:ascii="Arial" w:hAnsi="Arial" w:cs="Arial"/>
+          <w:bCs/>
+          <w:color w:val="000000"/>
+          <w:sz w:val="22"/>
+        </w:rPr>
+      </w:pPr>
+      <w:r>
+        <w:rPr>
+          <w:rFonts w:ascii="Arial" w:hAnsi="Arial" w:cs="Arial"/>
+          <w:bCs/>
+          <w:color w:val="000000"/>
+          <w:sz w:val="22"/>
+        </w:rPr>
+        <w:t>Câu 10: Those</w:t>
+      </w:r>
+    </w:p>
+    <w:p>
+      <w:pPr>
+        <w:keepNext/>
+        <w:shd w:val="clear" w:color="000000" w:fill="auto"/>
+        <w:spacing w:before="240" w:after="80"/>
+        <w:rPr>
+          <w:rFonts w:ascii="Arial" w:hAnsi="Arial" w:cs="Arial"/>
           <w:b/>
           <w:bCs/>
-        </w:rPr>
-      </w:pPr>
-      <w:r>
-        <w:rPr>
+          <w:color w:val="000000"/>
+        </w:rPr>
+      </w:pPr>
+      <w:r>
+        <w:rPr>
+          <w:rFonts w:ascii="Arial" w:hAnsi="Arial" w:cs="Arial"/>
           <w:b/>
           <w:bCs/>
-        </w:rPr>
-        <w:t>Trả lời câu hỏi:</w:t>
-      </w:r>
-    </w:p>
-    <w:p>
-      <w:pPr>
-        <w:numPr>
-          <w:ilvl w:val="0"/>
-          <w:numId w:val="28"/>
-        </w:numPr>
-      </w:pPr>
-      <w:r>
-        <w:t>What is Tom showing Anna?</w:t>
-      </w:r>
-    </w:p>
-    <w:p>
-      <w:pPr>
-        <w:numPr>
-          <w:ilvl w:val="0"/>
-          <w:numId w:val="28"/>
-        </w:numPr>
-      </w:pPr>
-      <w:r>
-        <w:t>What does “this” refer to in “This is my desk”?</w:t>
-      </w:r>
-    </w:p>
-    <w:p>
-      <w:pPr>
-        <w:numPr>
-          <w:ilvl w:val="0"/>
-          <w:numId w:val="28"/>
-        </w:numPr>
-      </w:pPr>
-      <w:r>
-        <w:t>What does Tom say about his books?</w:t>
-      </w:r>
-    </w:p>
-    <w:p>
-      <w:pPr>
-        <w:numPr>
-          <w:ilvl w:val="0"/>
-          <w:numId w:val="28"/>
-        </w:numPr>
-      </w:pPr>
-      <w:r>
-        <w:t>Is the teacher's desk near or far?</w:t>
-      </w:r>
-    </w:p>
-    <w:p>
-      <w:pPr>
-        <w:numPr>
-          <w:ilvl w:val="0"/>
-          <w:numId w:val="28"/>
-        </w:numPr>
-      </w:pPr>
-      <w:r>
-        <w:t>Which word does Tom use for the teacher's desk?</w:t>
-      </w:r>
-    </w:p>
-    <w:p>
-      <w:pPr>
-        <w:numPr>
-          <w:ilvl w:val="0"/>
-          <w:numId w:val="28"/>
-        </w:numPr>
-      </w:pPr>
-      <w:r>
-        <w:t>What are outside?</w:t>
-      </w:r>
-    </w:p>
-    <w:p>
-      <w:pPr>
-        <w:numPr>
-          <w:ilvl w:val="0"/>
-          <w:numId w:val="28"/>
-        </w:numPr>
-      </w:pPr>
-      <w:r>
-        <w:t>Which word does Tom use for the school buses?</w:t>
-      </w:r>
-    </w:p>
-    <w:p>
-      <w:pPr>
-        <w:numPr>
-          <w:ilvl w:val="0"/>
-          <w:numId w:val="28"/>
-        </w:numPr>
-      </w:pPr>
-      <w:r>
-        <w:t>Is “these” singular or plural?</w:t>
-      </w:r>
-    </w:p>
-    <w:p>
-      <w:pPr>
-        <w:numPr>
-          <w:ilvl w:val="0"/>
-          <w:numId w:val="28"/>
-        </w:numPr>
-      </w:pPr>
-      <w:r>
-        <w:t>Is “that” used for something near or far?</w:t>
-      </w:r>
-    </w:p>
-    <w:p>
-      <w:pPr>
-        <w:numPr>
-          <w:ilvl w:val="0"/>
-          <w:numId w:val="28"/>
-        </w:numPr>
-      </w:pPr>
-      <w:r>
-        <w:t>Does Tom like his classroom?</w:t>
-      </w:r>
-    </w:p>
-    <w:p>
-      <w:pPr>
-        <w:rPr>
+          <w:color w:val="000000"/>
+        </w:rPr>
+        <w:t>PHẦN 3</w:t>
+      </w:r>
+    </w:p>
+    <w:p>
+      <w:pPr>
+        <w:shd w:val="clear" w:color="000000" w:fill="auto"/>
+        <w:rPr>
+          <w:rFonts w:ascii="Arial" w:hAnsi="Arial" w:cs="Arial"/>
+          <w:bCs/>
+          <w:color w:val="000000"/>
+          <w:sz w:val="22"/>
+        </w:rPr>
+      </w:pPr>
+      <w:r>
+        <w:rPr>
+          <w:rFonts w:ascii="Arial" w:hAnsi="Arial" w:cs="Arial"/>
+          <w:bCs/>
+          <w:color w:val="000000"/>
+          <w:sz w:val="22"/>
+        </w:rPr>
+        <w:t>Câu 1: is</w:t>
+      </w:r>
+    </w:p>
+    <w:p>
+      <w:pPr>
+        <w:shd w:val="clear" w:color="000000" w:fill="auto"/>
+        <w:rPr>
+          <w:rFonts w:ascii="Arial" w:hAnsi="Arial" w:cs="Arial"/>
+          <w:bCs/>
+          <w:color w:val="000000"/>
+          <w:sz w:val="22"/>
+        </w:rPr>
+      </w:pPr>
+      <w:r>
+        <w:rPr>
+          <w:rFonts w:ascii="Arial" w:hAnsi="Arial" w:cs="Arial"/>
+          <w:bCs/>
+          <w:color w:val="000000"/>
+          <w:sz w:val="22"/>
+        </w:rPr>
+        <w:t>Câu 2: is</w:t>
+      </w:r>
+    </w:p>
+    <w:p>
+      <w:pPr>
+        <w:shd w:val="clear" w:color="000000" w:fill="auto"/>
+        <w:rPr>
+          <w:rFonts w:ascii="Arial" w:hAnsi="Arial" w:cs="Arial"/>
+          <w:bCs/>
+          <w:color w:val="000000"/>
+          <w:sz w:val="22"/>
+        </w:rPr>
+      </w:pPr>
+      <w:r>
+        <w:rPr>
+          <w:rFonts w:ascii="Arial" w:hAnsi="Arial" w:cs="Arial"/>
+          <w:bCs/>
+          <w:color w:val="000000"/>
+          <w:sz w:val="22"/>
+        </w:rPr>
+        <w:t>Câu 3: are</w:t>
+      </w:r>
+    </w:p>
+    <w:p>
+      <w:pPr>
+        <w:shd w:val="clear" w:color="000000" w:fill="auto"/>
+        <w:rPr>
+          <w:rFonts w:ascii="Arial" w:hAnsi="Arial" w:cs="Arial"/>
+          <w:bCs/>
+          <w:color w:val="000000"/>
+          <w:sz w:val="22"/>
+        </w:rPr>
+      </w:pPr>
+      <w:r>
+        <w:rPr>
+          <w:rFonts w:ascii="Arial" w:hAnsi="Arial" w:cs="Arial"/>
+          <w:bCs/>
+          <w:color w:val="000000"/>
+          <w:sz w:val="22"/>
+        </w:rPr>
+        <w:t>Câu 4: are</w:t>
+      </w:r>
+    </w:p>
+    <w:p>
+      <w:pPr>
+        <w:shd w:val="clear" w:color="000000" w:fill="auto"/>
+        <w:rPr>
+          <w:rFonts w:ascii="Arial" w:hAnsi="Arial" w:cs="Arial"/>
+          <w:bCs/>
+          <w:color w:val="000000"/>
+          <w:sz w:val="22"/>
+        </w:rPr>
+      </w:pPr>
+      <w:r>
+        <w:rPr>
+          <w:rFonts w:ascii="Arial" w:hAnsi="Arial" w:cs="Arial"/>
+          <w:bCs/>
+          <w:color w:val="000000"/>
+          <w:sz w:val="22"/>
+        </w:rPr>
+        <w:t>Câu 5: is</w:t>
+      </w:r>
+    </w:p>
+    <w:p>
+      <w:pPr>
+        <w:shd w:val="clear" w:color="000000" w:fill="auto"/>
+        <w:rPr>
+          <w:rFonts w:ascii="Arial" w:hAnsi="Arial" w:cs="Arial"/>
+          <w:bCs/>
+          <w:color w:val="000000"/>
+          <w:sz w:val="22"/>
+        </w:rPr>
+      </w:pPr>
+      <w:r>
+        <w:rPr>
+          <w:rFonts w:ascii="Arial" w:hAnsi="Arial" w:cs="Arial"/>
+          <w:bCs/>
+          <w:color w:val="000000"/>
+          <w:sz w:val="22"/>
+        </w:rPr>
+        <w:t>Câu 6: are</w:t>
+      </w:r>
+    </w:p>
+    <w:p>
+      <w:pPr>
+        <w:shd w:val="clear" w:color="000000" w:fill="auto"/>
+        <w:rPr>
+          <w:rFonts w:ascii="Arial" w:hAnsi="Arial" w:cs="Arial"/>
+          <w:bCs/>
+          <w:color w:val="000000"/>
+          <w:sz w:val="22"/>
+        </w:rPr>
+      </w:pPr>
+      <w:r>
+        <w:rPr>
+          <w:rFonts w:ascii="Arial" w:hAnsi="Arial" w:cs="Arial"/>
+          <w:bCs/>
+          <w:color w:val="000000"/>
+          <w:sz w:val="22"/>
+        </w:rPr>
+        <w:t>Câu 7: is</w:t>
+      </w:r>
+    </w:p>
+    <w:p>
+      <w:pPr>
+        <w:shd w:val="clear" w:color="000000" w:fill="auto"/>
+        <w:rPr>
+          <w:rFonts w:ascii="Arial" w:hAnsi="Arial" w:cs="Arial"/>
+          <w:bCs/>
+          <w:color w:val="000000"/>
+          <w:sz w:val="22"/>
+        </w:rPr>
+      </w:pPr>
+      <w:r>
+        <w:rPr>
+          <w:rFonts w:ascii="Arial" w:hAnsi="Arial" w:cs="Arial"/>
+          <w:bCs/>
+          <w:color w:val="000000"/>
+          <w:sz w:val="22"/>
+        </w:rPr>
+        <w:t>Câu 8: are</w:t>
+      </w:r>
+    </w:p>
+    <w:p>
+      <w:pPr>
+        <w:shd w:val="clear" w:color="000000" w:fill="auto"/>
+        <w:rPr>
+          <w:rFonts w:ascii="Arial" w:hAnsi="Arial" w:cs="Arial"/>
+          <w:bCs/>
+          <w:color w:val="000000"/>
+          <w:sz w:val="22"/>
+        </w:rPr>
+      </w:pPr>
+      <w:r>
+        <w:rPr>
+          <w:rFonts w:ascii="Arial" w:hAnsi="Arial" w:cs="Arial"/>
+          <w:bCs/>
+          <w:color w:val="000000"/>
+          <w:sz w:val="22"/>
+        </w:rPr>
+        <w:t>Câu 9: is</w:t>
+      </w:r>
+    </w:p>
+    <w:p>
+      <w:pPr>
+        <w:shd w:val="clear" w:color="000000" w:fill="auto"/>
+        <w:rPr>
+          <w:rFonts w:ascii="Arial" w:hAnsi="Arial" w:cs="Arial"/>
+          <w:bCs/>
+          <w:color w:val="000000"/>
+          <w:sz w:val="22"/>
+        </w:rPr>
+      </w:pPr>
+      <w:r>
+        <w:rPr>
+          <w:rFonts w:ascii="Arial" w:hAnsi="Arial" w:cs="Arial"/>
+          <w:bCs/>
+          <w:color w:val="000000"/>
+          <w:sz w:val="22"/>
+        </w:rPr>
+        <w:t>Câu 10: are</w:t>
+      </w:r>
+    </w:p>
+    <w:p>
+      <w:pPr>
+        <w:keepNext/>
+        <w:shd w:val="clear" w:color="000000" w:fill="auto"/>
+        <w:spacing w:before="240" w:after="80"/>
+        <w:rPr>
+          <w:rFonts w:ascii="Arial" w:hAnsi="Arial" w:cs="Arial"/>
           <w:b/>
           <w:bCs/>
-        </w:rPr>
-      </w:pPr>
-      <w:r>
-        <w:rPr>
+          <w:color w:val="000000"/>
+        </w:rPr>
+      </w:pPr>
+      <w:r>
+        <w:rPr>
+          <w:rFonts w:ascii="Arial" w:hAnsi="Arial" w:cs="Arial"/>
           <w:b/>
           <w:bCs/>
-        </w:rPr>
-        <w:t>PHẦN 10. VIẾT CÂU HOÀN CHỈNH (10 điểm)</w:t>
-      </w:r>
-    </w:p>
-    <w:p>
-      <w:pPr>
-        <w:numPr>
-          <w:ilvl w:val="0"/>
-          <w:numId w:val="29"/>
-        </w:numPr>
-      </w:pPr>
-      <w:r>
-        <w:t>this / my / book</w:t>
-      </w:r>
-      <w:r>
-        <w:br/>
-        <w:t>→ ______________________________</w:t>
-      </w:r>
-    </w:p>
-    <w:p>
-      <w:pPr>
-        <w:numPr>
-          <w:ilvl w:val="0"/>
-          <w:numId w:val="29"/>
-        </w:numPr>
-      </w:pPr>
-      <w:r>
-        <w:t>that / your / car</w:t>
-      </w:r>
-      <w:r>
-        <w:br/>
-        <w:t>→ ______________________________</w:t>
-      </w:r>
-    </w:p>
-    <w:p>
-      <w:pPr>
-        <w:numPr>
-          <w:ilvl w:val="0"/>
-          <w:numId w:val="29"/>
-        </w:numPr>
-      </w:pPr>
-      <w:r>
-        <w:t>these / my / shoes</w:t>
-      </w:r>
-      <w:r>
-        <w:br/>
-        <w:t>→ ______________________________</w:t>
-      </w:r>
-    </w:p>
-    <w:p>
-      <w:pPr>
-        <w:numPr>
-          <w:ilvl w:val="0"/>
-          <w:numId w:val="29"/>
-        </w:numPr>
-      </w:pPr>
-      <w:r>
-        <w:t>those / tall / trees</w:t>
-      </w:r>
-      <w:r>
-        <w:br/>
-        <w:t>→ ______________________________</w:t>
-      </w:r>
-    </w:p>
-    <w:p>
-      <w:pPr>
-        <w:numPr>
-          <w:ilvl w:val="0"/>
-          <w:numId w:val="29"/>
-        </w:numPr>
-      </w:pPr>
-      <w:r>
-        <w:t>this / my / teacher</w:t>
-      </w:r>
-      <w:r>
-        <w:br/>
-        <w:t>→ ______________________________</w:t>
-      </w:r>
-    </w:p>
-    <w:p>
-      <w:pPr>
-        <w:numPr>
-          <w:ilvl w:val="0"/>
-          <w:numId w:val="29"/>
-        </w:numPr>
-      </w:pPr>
-      <w:r>
-        <w:t>that / our / school</w:t>
-      </w:r>
-      <w:r>
-        <w:br/>
-        <w:t>→ ______________________________</w:t>
-      </w:r>
-    </w:p>
-    <w:p>
-      <w:pPr>
-        <w:numPr>
-          <w:ilvl w:val="0"/>
-          <w:numId w:val="29"/>
-        </w:numPr>
-      </w:pPr>
-      <w:r>
-        <w:lastRenderedPageBreak/>
-        <w:t>these / new / computers</w:t>
-      </w:r>
-      <w:r>
-        <w:br/>
-        <w:t>→ ______________________________</w:t>
-      </w:r>
-    </w:p>
-    <w:p>
-      <w:pPr>
-        <w:numPr>
-          <w:ilvl w:val="0"/>
-          <w:numId w:val="29"/>
-        </w:numPr>
-      </w:pPr>
-      <w:r>
-        <w:t>those / beautiful / houses</w:t>
-      </w:r>
-      <w:r>
-        <w:br/>
-        <w:t>→ ______________________________</w:t>
-      </w:r>
-    </w:p>
-    <w:p>
-      <w:pPr>
-        <w:numPr>
-          <w:ilvl w:val="0"/>
-          <w:numId w:val="29"/>
-        </w:numPr>
-      </w:pPr>
-      <w:r>
-        <w:t>this / your / phone / ?</w:t>
-      </w:r>
-      <w:r>
-        <w:br/>
-        <w:t>→ ______________________________</w:t>
-      </w:r>
-    </w:p>
-    <w:p>
-      <w:pPr>
-        <w:numPr>
-          <w:ilvl w:val="0"/>
-          <w:numId w:val="29"/>
-        </w:numPr>
-      </w:pPr>
-      <w:r>
-        <w:t>those / your / bags / ?</w:t>
-      </w:r>
-      <w:r>
-        <w:br/>
-        <w:t>→ ______________________________</w:t>
-      </w:r>
-    </w:p>
-    <w:p>
-      <w:pPr>
-        <w:rPr>
+          <w:color w:val="000000"/>
+        </w:rPr>
+        <w:t>PHẦN 4</w:t>
+      </w:r>
+    </w:p>
+    <w:p>
+      <w:pPr>
+        <w:shd w:val="clear" w:color="000000" w:fill="auto"/>
+        <w:rPr>
+          <w:rFonts w:ascii="Arial" w:hAnsi="Arial" w:cs="Arial"/>
+          <w:bCs/>
+          <w:color w:val="000000"/>
+          <w:sz w:val="22"/>
+        </w:rPr>
+      </w:pPr>
+      <w:r>
+        <w:rPr>
+          <w:rFonts w:ascii="Arial" w:hAnsi="Arial" w:cs="Arial"/>
+          <w:bCs/>
+          <w:color w:val="000000"/>
+          <w:sz w:val="22"/>
+        </w:rPr>
+        <w:t>Câu 1: These are pens.</w:t>
+      </w:r>
+    </w:p>
+    <w:p>
+      <w:pPr>
+        <w:shd w:val="clear" w:color="000000" w:fill="auto"/>
+        <w:rPr>
+          <w:rFonts w:ascii="Arial" w:hAnsi="Arial" w:cs="Arial"/>
+          <w:bCs/>
+          <w:color w:val="000000"/>
+          <w:sz w:val="22"/>
+        </w:rPr>
+      </w:pPr>
+      <w:r>
+        <w:rPr>
+          <w:rFonts w:ascii="Arial" w:hAnsi="Arial" w:cs="Arial"/>
+          <w:bCs/>
+          <w:color w:val="000000"/>
+          <w:sz w:val="22"/>
+        </w:rPr>
+        <w:t>Câu 2: Those are cars.</w:t>
+      </w:r>
+    </w:p>
+    <w:p>
+      <w:pPr>
+        <w:shd w:val="clear" w:color="000000" w:fill="auto"/>
+        <w:rPr>
+          <w:rFonts w:ascii="Arial" w:hAnsi="Arial" w:cs="Arial"/>
+          <w:bCs/>
+          <w:color w:val="000000"/>
+          <w:sz w:val="22"/>
+        </w:rPr>
+      </w:pPr>
+      <w:r>
+        <w:rPr>
+          <w:rFonts w:ascii="Arial" w:hAnsi="Arial" w:cs="Arial"/>
+          <w:bCs/>
+          <w:color w:val="000000"/>
+          <w:sz w:val="22"/>
+        </w:rPr>
+        <w:t>Câu 3: These are chairs.</w:t>
+      </w:r>
+    </w:p>
+    <w:p>
+      <w:pPr>
+        <w:shd w:val="clear" w:color="000000" w:fill="auto"/>
+        <w:rPr>
+          <w:rFonts w:ascii="Arial" w:hAnsi="Arial" w:cs="Arial"/>
+          <w:bCs/>
+          <w:color w:val="000000"/>
+          <w:sz w:val="22"/>
+        </w:rPr>
+      </w:pPr>
+      <w:r>
+        <w:rPr>
+          <w:rFonts w:ascii="Arial" w:hAnsi="Arial" w:cs="Arial"/>
+          <w:bCs/>
+          <w:color w:val="000000"/>
+          <w:sz w:val="22"/>
+        </w:rPr>
+        <w:t>Câu 4: Those are trees.</w:t>
+      </w:r>
+    </w:p>
+    <w:p>
+      <w:pPr>
+        <w:shd w:val="clear" w:color="000000" w:fill="auto"/>
+        <w:rPr>
+          <w:rFonts w:ascii="Arial" w:hAnsi="Arial" w:cs="Arial"/>
+          <w:bCs/>
+          <w:color w:val="000000"/>
+          <w:sz w:val="22"/>
+        </w:rPr>
+      </w:pPr>
+      <w:r>
+        <w:rPr>
+          <w:rFonts w:ascii="Arial" w:hAnsi="Arial" w:cs="Arial"/>
+          <w:bCs/>
+          <w:color w:val="000000"/>
+          <w:sz w:val="22"/>
+        </w:rPr>
+        <w:t>Câu 5: These are my bags.</w:t>
+      </w:r>
+    </w:p>
+    <w:p>
+      <w:pPr>
+        <w:shd w:val="clear" w:color="000000" w:fill="auto"/>
+        <w:rPr>
+          <w:rFonts w:ascii="Arial" w:hAnsi="Arial" w:cs="Arial"/>
+          <w:bCs/>
+          <w:color w:val="000000"/>
+          <w:sz w:val="22"/>
+        </w:rPr>
+      </w:pPr>
+      <w:r>
+        <w:rPr>
+          <w:rFonts w:ascii="Arial" w:hAnsi="Arial" w:cs="Arial"/>
+          <w:bCs/>
+          <w:color w:val="000000"/>
+          <w:sz w:val="22"/>
+        </w:rPr>
+        <w:t>Câu 6: Those are houses.</w:t>
+      </w:r>
+    </w:p>
+    <w:p>
+      <w:pPr>
+        <w:shd w:val="clear" w:color="000000" w:fill="auto"/>
+        <w:rPr>
+          <w:rFonts w:ascii="Arial" w:hAnsi="Arial" w:cs="Arial"/>
+          <w:bCs/>
+          <w:color w:val="000000"/>
+          <w:sz w:val="22"/>
+        </w:rPr>
+      </w:pPr>
+      <w:r>
+        <w:rPr>
+          <w:rFonts w:ascii="Arial" w:hAnsi="Arial" w:cs="Arial"/>
+          <w:bCs/>
+          <w:color w:val="000000"/>
+          <w:sz w:val="22"/>
+        </w:rPr>
+        <w:t>Câu 7: These are students.</w:t>
+      </w:r>
+    </w:p>
+    <w:p>
+      <w:pPr>
+        <w:shd w:val="clear" w:color="000000" w:fill="auto"/>
+        <w:rPr>
+          <w:rFonts w:ascii="Arial" w:hAnsi="Arial" w:cs="Arial"/>
+          <w:bCs/>
+          <w:color w:val="000000"/>
+          <w:sz w:val="22"/>
+        </w:rPr>
+      </w:pPr>
+      <w:r>
+        <w:rPr>
+          <w:rFonts w:ascii="Arial" w:hAnsi="Arial" w:cs="Arial"/>
+          <w:bCs/>
+          <w:color w:val="000000"/>
+          <w:sz w:val="22"/>
+        </w:rPr>
+        <w:t>Câu 8: Those are flowers.</w:t>
+      </w:r>
+    </w:p>
+    <w:p>
+      <w:pPr>
+        <w:shd w:val="clear" w:color="000000" w:fill="auto"/>
+        <w:rPr>
+          <w:rFonts w:ascii="Arial" w:hAnsi="Arial" w:cs="Arial"/>
+          <w:bCs/>
+          <w:color w:val="000000"/>
+          <w:sz w:val="22"/>
+        </w:rPr>
+      </w:pPr>
+      <w:r>
+        <w:rPr>
+          <w:rFonts w:ascii="Arial" w:hAnsi="Arial" w:cs="Arial"/>
+          <w:bCs/>
+          <w:color w:val="000000"/>
+          <w:sz w:val="22"/>
+        </w:rPr>
+        <w:t>Câu 9: These are my shoes.</w:t>
+      </w:r>
+    </w:p>
+    <w:p>
+      <w:pPr>
+        <w:shd w:val="clear" w:color="000000" w:fill="auto"/>
+        <w:rPr>
+          <w:rFonts w:ascii="Arial" w:hAnsi="Arial" w:cs="Arial"/>
+          <w:bCs/>
+          <w:color w:val="000000"/>
+          <w:sz w:val="22"/>
+        </w:rPr>
+      </w:pPr>
+      <w:r>
+        <w:rPr>
+          <w:rFonts w:ascii="Arial" w:hAnsi="Arial" w:cs="Arial"/>
+          <w:bCs/>
+          <w:color w:val="000000"/>
+          <w:sz w:val="22"/>
+        </w:rPr>
+        <w:t>Câu 10: Those are computers.</w:t>
+      </w:r>
+    </w:p>
+    <w:p>
+      <w:pPr>
+        <w:keepNext/>
+        <w:shd w:val="clear" w:color="000000" w:fill="auto"/>
+        <w:spacing w:before="240" w:after="80"/>
+        <w:rPr>
+          <w:rFonts w:ascii="Arial" w:hAnsi="Arial" w:cs="Arial"/>
           <w:b/>
           <w:bCs/>
-        </w:rPr>
-      </w:pPr>
-      <w:r>
-        <w:rPr>
+          <w:color w:val="000000"/>
+        </w:rPr>
+      </w:pPr>
+      <w:r>
+        <w:rPr>
+          <w:rFonts w:ascii="Arial" w:hAnsi="Arial" w:cs="Arial"/>
           <w:b/>
           <w:bCs/>
-        </w:rPr>
-        <w:t>ĐÁP ÁN – BÀI TẬP NGÀY 29</w:t>
-      </w:r>
-    </w:p>
-    <w:p>
-      <w:pPr>
-        <w:rPr>
+          <w:color w:val="000000"/>
+        </w:rPr>
+        <w:t>PHẦN 5</w:t>
+      </w:r>
+    </w:p>
+    <w:p>
+      <w:pPr>
+        <w:shd w:val="clear" w:color="000000" w:fill="auto"/>
+        <w:rPr>
+          <w:rFonts w:ascii="Arial" w:hAnsi="Arial" w:cs="Arial"/>
+          <w:bCs/>
+          <w:color w:val="000000"/>
+          <w:sz w:val="22"/>
+        </w:rPr>
+      </w:pPr>
+      <w:r>
+        <w:rPr>
+          <w:rFonts w:ascii="Arial" w:hAnsi="Arial" w:cs="Arial"/>
+          <w:bCs/>
+          <w:color w:val="000000"/>
+          <w:sz w:val="22"/>
+        </w:rPr>
+        <w:t>Câu 1: This is a book.</w:t>
+      </w:r>
+    </w:p>
+    <w:p>
+      <w:pPr>
+        <w:shd w:val="clear" w:color="000000" w:fill="auto"/>
+        <w:rPr>
+          <w:rFonts w:ascii="Arial" w:hAnsi="Arial" w:cs="Arial"/>
+          <w:bCs/>
+          <w:color w:val="000000"/>
+          <w:sz w:val="22"/>
+        </w:rPr>
+      </w:pPr>
+      <w:r>
+        <w:rPr>
+          <w:rFonts w:ascii="Arial" w:hAnsi="Arial" w:cs="Arial"/>
+          <w:bCs/>
+          <w:color w:val="000000"/>
+          <w:sz w:val="22"/>
+        </w:rPr>
+        <w:t>Câu 2: That is a car.</w:t>
+      </w:r>
+    </w:p>
+    <w:p>
+      <w:pPr>
+        <w:shd w:val="clear" w:color="000000" w:fill="auto"/>
+        <w:rPr>
+          <w:rFonts w:ascii="Arial" w:hAnsi="Arial" w:cs="Arial"/>
+          <w:bCs/>
+          <w:color w:val="000000"/>
+          <w:sz w:val="22"/>
+        </w:rPr>
+      </w:pPr>
+      <w:r>
+        <w:rPr>
+          <w:rFonts w:ascii="Arial" w:hAnsi="Arial" w:cs="Arial"/>
+          <w:bCs/>
+          <w:color w:val="000000"/>
+          <w:sz w:val="22"/>
+        </w:rPr>
+        <w:t>Câu 3: This is a chair.</w:t>
+      </w:r>
+    </w:p>
+    <w:p>
+      <w:pPr>
+        <w:shd w:val="clear" w:color="000000" w:fill="auto"/>
+        <w:rPr>
+          <w:rFonts w:ascii="Arial" w:hAnsi="Arial" w:cs="Arial"/>
+          <w:bCs/>
+          <w:color w:val="000000"/>
+          <w:sz w:val="22"/>
+        </w:rPr>
+      </w:pPr>
+      <w:r>
+        <w:rPr>
+          <w:rFonts w:ascii="Arial" w:hAnsi="Arial" w:cs="Arial"/>
+          <w:bCs/>
+          <w:color w:val="000000"/>
+          <w:sz w:val="22"/>
+        </w:rPr>
+        <w:t>Câu 4: That is a tree.</w:t>
+      </w:r>
+    </w:p>
+    <w:p>
+      <w:pPr>
+        <w:shd w:val="clear" w:color="000000" w:fill="auto"/>
+        <w:rPr>
+          <w:rFonts w:ascii="Arial" w:hAnsi="Arial" w:cs="Arial"/>
+          <w:bCs/>
+          <w:color w:val="000000"/>
+          <w:sz w:val="22"/>
+        </w:rPr>
+      </w:pPr>
+      <w:r>
+        <w:rPr>
+          <w:rFonts w:ascii="Arial" w:hAnsi="Arial" w:cs="Arial"/>
+          <w:bCs/>
+          <w:color w:val="000000"/>
+          <w:sz w:val="22"/>
+        </w:rPr>
+        <w:t>Câu 5: This is my bag.</w:t>
+      </w:r>
+    </w:p>
+    <w:p>
+      <w:pPr>
+        <w:shd w:val="clear" w:color="000000" w:fill="auto"/>
+        <w:rPr>
+          <w:rFonts w:ascii="Arial" w:hAnsi="Arial" w:cs="Arial"/>
+          <w:bCs/>
+          <w:color w:val="000000"/>
+          <w:sz w:val="22"/>
+        </w:rPr>
+      </w:pPr>
+      <w:r>
+        <w:rPr>
+          <w:rFonts w:ascii="Arial" w:hAnsi="Arial" w:cs="Arial"/>
+          <w:bCs/>
+          <w:color w:val="000000"/>
+          <w:sz w:val="22"/>
+        </w:rPr>
+        <w:t>Câu 6: That is a house.</w:t>
+      </w:r>
+    </w:p>
+    <w:p>
+      <w:pPr>
+        <w:shd w:val="clear" w:color="000000" w:fill="auto"/>
+        <w:rPr>
+          <w:rFonts w:ascii="Arial" w:hAnsi="Arial" w:cs="Arial"/>
+          <w:bCs/>
+          <w:color w:val="000000"/>
+          <w:sz w:val="22"/>
+        </w:rPr>
+      </w:pPr>
+      <w:r>
+        <w:rPr>
+          <w:rFonts w:ascii="Arial" w:hAnsi="Arial" w:cs="Arial"/>
+          <w:bCs/>
+          <w:color w:val="000000"/>
+          <w:sz w:val="22"/>
+        </w:rPr>
+        <w:t>Câu 7: This is a student.</w:t>
+      </w:r>
+    </w:p>
+    <w:p>
+      <w:pPr>
+        <w:shd w:val="clear" w:color="000000" w:fill="auto"/>
+        <w:rPr>
+          <w:rFonts w:ascii="Arial" w:hAnsi="Arial" w:cs="Arial"/>
+          <w:bCs/>
+          <w:color w:val="000000"/>
+          <w:sz w:val="22"/>
+        </w:rPr>
+      </w:pPr>
+      <w:r>
+        <w:rPr>
+          <w:rFonts w:ascii="Arial" w:hAnsi="Arial" w:cs="Arial"/>
+          <w:bCs/>
+          <w:color w:val="000000"/>
+          <w:sz w:val="22"/>
+        </w:rPr>
+        <w:t>Câu 8: That is a flower.</w:t>
+      </w:r>
+    </w:p>
+    <w:p>
+      <w:pPr>
+        <w:shd w:val="clear" w:color="000000" w:fill="auto"/>
+        <w:rPr>
+          <w:rFonts w:ascii="Arial" w:hAnsi="Arial" w:cs="Arial"/>
+          <w:bCs/>
+          <w:color w:val="000000"/>
+          <w:sz w:val="22"/>
+        </w:rPr>
+      </w:pPr>
+      <w:r>
+        <w:rPr>
+          <w:rFonts w:ascii="Arial" w:hAnsi="Arial" w:cs="Arial"/>
+          <w:bCs/>
+          <w:color w:val="000000"/>
+          <w:sz w:val="22"/>
+        </w:rPr>
+        <w:t>Câu 9: This is my shoe.</w:t>
+      </w:r>
+    </w:p>
+    <w:p>
+      <w:pPr>
+        <w:shd w:val="clear" w:color="000000" w:fill="auto"/>
+        <w:rPr>
+          <w:rFonts w:ascii="Arial" w:hAnsi="Arial" w:cs="Arial"/>
+          <w:bCs/>
+          <w:color w:val="000000"/>
+          <w:sz w:val="22"/>
+        </w:rPr>
+      </w:pPr>
+      <w:r>
+        <w:rPr>
+          <w:rFonts w:ascii="Arial" w:hAnsi="Arial" w:cs="Arial"/>
+          <w:bCs/>
+          <w:color w:val="000000"/>
+          <w:sz w:val="22"/>
+        </w:rPr>
+        <w:t>Câu 10: That is a computer.</w:t>
+      </w:r>
+    </w:p>
+    <w:p>
+      <w:pPr>
+        <w:keepNext/>
+        <w:shd w:val="clear" w:color="000000" w:fill="auto"/>
+        <w:spacing w:before="240" w:after="80"/>
+        <w:rPr>
+          <w:rFonts w:ascii="Arial" w:hAnsi="Arial" w:cs="Arial"/>
           <w:b/>
           <w:bCs/>
-        </w:rPr>
-      </w:pPr>
-      <w:r>
-        <w:rPr>
+          <w:color w:val="000000"/>
+        </w:rPr>
+      </w:pPr>
+      <w:r>
+        <w:rPr>
+          <w:rFonts w:ascii="Arial" w:hAnsi="Arial" w:cs="Arial"/>
           <w:b/>
           <w:bCs/>
-        </w:rPr>
-        <w:t>PHẦN 1</w:t>
-      </w:r>
-    </w:p>
-    <w:p>
-      <w:pPr>
-        <w:numPr>
-          <w:ilvl w:val="0"/>
-          <w:numId w:val="30"/>
-        </w:numPr>
-      </w:pPr>
-      <w:r>
-        <w:t>A</w:t>
-      </w:r>
-    </w:p>
-    <w:p>
-      <w:pPr>
-        <w:numPr>
-          <w:ilvl w:val="0"/>
-          <w:numId w:val="30"/>
-        </w:numPr>
-      </w:pPr>
-      <w:r>
-        <w:t>B</w:t>
-      </w:r>
-    </w:p>
-    <w:p>
-      <w:pPr>
-        <w:numPr>
-          <w:ilvl w:val="0"/>
-          <w:numId w:val="30"/>
-        </w:numPr>
-      </w:pPr>
-      <w:r>
-        <w:t>B</w:t>
-      </w:r>
-    </w:p>
-    <w:p>
-      <w:pPr>
-        <w:numPr>
-          <w:ilvl w:val="0"/>
-          <w:numId w:val="30"/>
-        </w:numPr>
-      </w:pPr>
-      <w:r>
-        <w:t>A</w:t>
-      </w:r>
-    </w:p>
-    <w:p>
-      <w:pPr>
-        <w:numPr>
-          <w:ilvl w:val="0"/>
-          <w:numId w:val="30"/>
-        </w:numPr>
-      </w:pPr>
-      <w:r>
-        <w:t>A</w:t>
-      </w:r>
-    </w:p>
-    <w:p>
-      <w:pPr>
-        <w:numPr>
-          <w:ilvl w:val="0"/>
-          <w:numId w:val="30"/>
-        </w:numPr>
-      </w:pPr>
-      <w:r>
-        <w:t>B</w:t>
-      </w:r>
-    </w:p>
-    <w:p>
-      <w:pPr>
-        <w:numPr>
-          <w:ilvl w:val="0"/>
-          <w:numId w:val="30"/>
-        </w:numPr>
-      </w:pPr>
-      <w:r>
-        <w:t>A</w:t>
-      </w:r>
-    </w:p>
-    <w:p>
-      <w:pPr>
-        <w:numPr>
-          <w:ilvl w:val="0"/>
-          <w:numId w:val="30"/>
-        </w:numPr>
-      </w:pPr>
-      <w:r>
-        <w:t>C</w:t>
-      </w:r>
-    </w:p>
-    <w:p>
-      <w:pPr>
-        <w:numPr>
-          <w:ilvl w:val="0"/>
-          <w:numId w:val="30"/>
-        </w:numPr>
-      </w:pPr>
-      <w:r>
-        <w:t>A</w:t>
-      </w:r>
-    </w:p>
-    <w:p>
-      <w:pPr>
-        <w:numPr>
-          <w:ilvl w:val="0"/>
-          <w:numId w:val="30"/>
-        </w:numPr>
-      </w:pPr>
-      <w:r>
-        <w:t>B</w:t>
-      </w:r>
-    </w:p>
-    <w:p>
-      <w:pPr>
-        <w:rPr>
+          <w:color w:val="000000"/>
+        </w:rPr>
+        <w:t>PHẦN 6</w:t>
+      </w:r>
+    </w:p>
+    <w:p>
+      <w:pPr>
+        <w:shd w:val="clear" w:color="000000" w:fill="auto"/>
+        <w:rPr>
+          <w:rFonts w:ascii="Arial" w:hAnsi="Arial" w:cs="Arial"/>
+          <w:bCs/>
+          <w:color w:val="000000"/>
+          <w:sz w:val="22"/>
+        </w:rPr>
+      </w:pPr>
+      <w:r>
+        <w:rPr>
+          <w:rFonts w:ascii="Arial" w:hAnsi="Arial" w:cs="Arial"/>
+          <w:bCs/>
+          <w:color w:val="000000"/>
+          <w:sz w:val="22"/>
+        </w:rPr>
+        <w:t>Câu 1: Is this your phone?</w:t>
+      </w:r>
+    </w:p>
+    <w:p>
+      <w:pPr>
+        <w:shd w:val="clear" w:color="000000" w:fill="auto"/>
+        <w:rPr>
+          <w:rFonts w:ascii="Arial" w:hAnsi="Arial" w:cs="Arial"/>
+          <w:bCs/>
+          <w:color w:val="000000"/>
+          <w:sz w:val="22"/>
+        </w:rPr>
+      </w:pPr>
+      <w:r>
+        <w:rPr>
+          <w:rFonts w:ascii="Arial" w:hAnsi="Arial" w:cs="Arial"/>
+          <w:bCs/>
+          <w:color w:val="000000"/>
+          <w:sz w:val="22"/>
+        </w:rPr>
+        <w:t>Câu 2: Is that your car?</w:t>
+      </w:r>
+    </w:p>
+    <w:p>
+      <w:pPr>
+        <w:shd w:val="clear" w:color="000000" w:fill="auto"/>
+        <w:rPr>
+          <w:rFonts w:ascii="Arial" w:hAnsi="Arial" w:cs="Arial"/>
+          <w:bCs/>
+          <w:color w:val="000000"/>
+          <w:sz w:val="22"/>
+        </w:rPr>
+      </w:pPr>
+      <w:r>
+        <w:rPr>
+          <w:rFonts w:ascii="Arial" w:hAnsi="Arial" w:cs="Arial"/>
+          <w:bCs/>
+          <w:color w:val="000000"/>
+          <w:sz w:val="22"/>
+        </w:rPr>
+        <w:t>Câu 3: Are these your books?</w:t>
+      </w:r>
+    </w:p>
+    <w:p>
+      <w:pPr>
+        <w:shd w:val="clear" w:color="000000" w:fill="auto"/>
+        <w:rPr>
+          <w:rFonts w:ascii="Arial" w:hAnsi="Arial" w:cs="Arial"/>
+          <w:bCs/>
+          <w:color w:val="000000"/>
+          <w:sz w:val="22"/>
+        </w:rPr>
+      </w:pPr>
+      <w:r>
+        <w:rPr>
+          <w:rFonts w:ascii="Arial" w:hAnsi="Arial" w:cs="Arial"/>
+          <w:bCs/>
+          <w:color w:val="000000"/>
+          <w:sz w:val="22"/>
+        </w:rPr>
+        <w:t>Câu 4: Are those your shoes?</w:t>
+      </w:r>
+    </w:p>
+    <w:p>
+      <w:pPr>
+        <w:shd w:val="clear" w:color="000000" w:fill="auto"/>
+        <w:rPr>
+          <w:rFonts w:ascii="Arial" w:hAnsi="Arial" w:cs="Arial"/>
+          <w:bCs/>
+          <w:color w:val="000000"/>
+          <w:sz w:val="22"/>
+        </w:rPr>
+      </w:pPr>
+      <w:r>
+        <w:rPr>
+          <w:rFonts w:ascii="Arial" w:hAnsi="Arial" w:cs="Arial"/>
+          <w:bCs/>
+          <w:color w:val="000000"/>
+          <w:sz w:val="22"/>
+        </w:rPr>
+        <w:t>Câu 5: Is this your bag?</w:t>
+      </w:r>
+    </w:p>
+    <w:p>
+      <w:pPr>
+        <w:shd w:val="clear" w:color="000000" w:fill="auto"/>
+        <w:rPr>
+          <w:rFonts w:ascii="Arial" w:hAnsi="Arial" w:cs="Arial"/>
+          <w:bCs/>
+          <w:color w:val="000000"/>
+          <w:sz w:val="22"/>
+        </w:rPr>
+      </w:pPr>
+      <w:r>
+        <w:rPr>
+          <w:rFonts w:ascii="Arial" w:hAnsi="Arial" w:cs="Arial"/>
+          <w:bCs/>
+          <w:color w:val="000000"/>
+          <w:sz w:val="22"/>
+        </w:rPr>
+        <w:t>Câu 6: Is that your teacher?</w:t>
+      </w:r>
+    </w:p>
+    <w:p>
+      <w:pPr>
+        <w:shd w:val="clear" w:color="000000" w:fill="auto"/>
+        <w:rPr>
+          <w:rFonts w:ascii="Arial" w:hAnsi="Arial" w:cs="Arial"/>
+          <w:bCs/>
+          <w:color w:val="000000"/>
+          <w:sz w:val="22"/>
+        </w:rPr>
+      </w:pPr>
+      <w:r>
+        <w:rPr>
+          <w:rFonts w:ascii="Arial" w:hAnsi="Arial" w:cs="Arial"/>
+          <w:bCs/>
+          <w:color w:val="000000"/>
+          <w:sz w:val="22"/>
+        </w:rPr>
+        <w:t>Câu 7: Are these your keys?</w:t>
+      </w:r>
+    </w:p>
+    <w:p>
+      <w:pPr>
+        <w:shd w:val="clear" w:color="000000" w:fill="auto"/>
+        <w:rPr>
+          <w:rFonts w:ascii="Arial" w:hAnsi="Arial" w:cs="Arial"/>
+          <w:bCs/>
+          <w:color w:val="000000"/>
+          <w:sz w:val="22"/>
+        </w:rPr>
+      </w:pPr>
+      <w:r>
+        <w:rPr>
+          <w:rFonts w:ascii="Arial" w:hAnsi="Arial" w:cs="Arial"/>
+          <w:bCs/>
+          <w:color w:val="000000"/>
+          <w:sz w:val="22"/>
+        </w:rPr>
+        <w:t>Câu 8: Are those your friends?</w:t>
+      </w:r>
+    </w:p>
+    <w:p>
+      <w:pPr>
+        <w:shd w:val="clear" w:color="000000" w:fill="auto"/>
+        <w:rPr>
+          <w:rFonts w:ascii="Arial" w:hAnsi="Arial" w:cs="Arial"/>
+          <w:bCs/>
+          <w:color w:val="000000"/>
+          <w:sz w:val="22"/>
+        </w:rPr>
+      </w:pPr>
+      <w:r>
+        <w:rPr>
+          <w:rFonts w:ascii="Arial" w:hAnsi="Arial" w:cs="Arial"/>
+          <w:bCs/>
+          <w:color w:val="000000"/>
+          <w:sz w:val="22"/>
+        </w:rPr>
+        <w:t>Câu 9: Is this your computer?</w:t>
+      </w:r>
+    </w:p>
+    <w:p>
+      <w:pPr>
+        <w:shd w:val="clear" w:color="000000" w:fill="auto"/>
+        <w:rPr>
+          <w:rFonts w:ascii="Arial" w:hAnsi="Arial" w:cs="Arial"/>
+          <w:bCs/>
+          <w:color w:val="000000"/>
+          <w:sz w:val="22"/>
+        </w:rPr>
+      </w:pPr>
+      <w:r>
+        <w:rPr>
+          <w:rFonts w:ascii="Arial" w:hAnsi="Arial" w:cs="Arial"/>
+          <w:bCs/>
+          <w:color w:val="000000"/>
+          <w:sz w:val="22"/>
+        </w:rPr>
+        <w:t>Câu 10: Are those your bicycles?</w:t>
+      </w:r>
+    </w:p>
+    <w:p>
+      <w:pPr>
+        <w:keepNext/>
+        <w:shd w:val="clear" w:color="000000" w:fill="auto"/>
+        <w:spacing w:before="240" w:after="80"/>
+        <w:rPr>
+          <w:rFonts w:ascii="Arial" w:hAnsi="Arial" w:cs="Arial"/>
           <w:b/>
           <w:bCs/>
-        </w:rPr>
-      </w:pPr>
-      <w:r>
-        <w:rPr>
+          <w:color w:val="000000"/>
+        </w:rPr>
+      </w:pPr>
+      <w:r>
+        <w:rPr>
+          <w:rFonts w:ascii="Arial" w:hAnsi="Arial" w:cs="Arial"/>
           <w:b/>
           <w:bCs/>
-        </w:rPr>
-        <w:t>PHẦN 2</w:t>
-      </w:r>
-    </w:p>
-    <w:p>
-      <w:pPr>
-        <w:numPr>
-          <w:ilvl w:val="0"/>
-          <w:numId w:val="31"/>
-        </w:numPr>
-      </w:pPr>
-      <w:r>
-        <w:t>This</w:t>
-      </w:r>
-    </w:p>
-    <w:p>
-      <w:pPr>
-        <w:numPr>
-          <w:ilvl w:val="0"/>
-          <w:numId w:val="31"/>
-        </w:numPr>
-      </w:pPr>
-      <w:r>
-        <w:t>That</w:t>
-      </w:r>
-    </w:p>
-    <w:p>
-      <w:pPr>
-        <w:numPr>
-          <w:ilvl w:val="0"/>
-          <w:numId w:val="31"/>
-        </w:numPr>
-      </w:pPr>
-      <w:r>
-        <w:t>These</w:t>
-      </w:r>
-    </w:p>
-    <w:p>
-      <w:pPr>
-        <w:numPr>
-          <w:ilvl w:val="0"/>
-          <w:numId w:val="31"/>
-        </w:numPr>
-      </w:pPr>
-      <w:r>
-        <w:t>Those</w:t>
-      </w:r>
-    </w:p>
-    <w:p>
-      <w:pPr>
-        <w:numPr>
-          <w:ilvl w:val="0"/>
-          <w:numId w:val="31"/>
-        </w:numPr>
-      </w:pPr>
-      <w:r>
-        <w:t>This</w:t>
-      </w:r>
-    </w:p>
-    <w:p>
-      <w:pPr>
-        <w:numPr>
-          <w:ilvl w:val="0"/>
-          <w:numId w:val="31"/>
-        </w:numPr>
-      </w:pPr>
-      <w:r>
-        <w:t>That</w:t>
-      </w:r>
-    </w:p>
-    <w:p>
-      <w:pPr>
-        <w:numPr>
-          <w:ilvl w:val="0"/>
-          <w:numId w:val="31"/>
-        </w:numPr>
-      </w:pPr>
-      <w:r>
-        <w:lastRenderedPageBreak/>
-        <w:t>These</w:t>
-      </w:r>
-    </w:p>
-    <w:p>
-      <w:pPr>
-        <w:numPr>
-          <w:ilvl w:val="0"/>
-          <w:numId w:val="31"/>
-        </w:numPr>
-      </w:pPr>
-      <w:r>
-        <w:t>Those</w:t>
-      </w:r>
-    </w:p>
-    <w:p>
-      <w:pPr>
-        <w:numPr>
-          <w:ilvl w:val="0"/>
-          <w:numId w:val="31"/>
-        </w:numPr>
-      </w:pPr>
-      <w:r>
-        <w:t>This</w:t>
-      </w:r>
-    </w:p>
-    <w:p>
-      <w:pPr>
-        <w:numPr>
-          <w:ilvl w:val="0"/>
-          <w:numId w:val="31"/>
-        </w:numPr>
-      </w:pPr>
-      <w:r>
-        <w:t>Those</w:t>
-      </w:r>
-    </w:p>
-    <w:p>
-      <w:pPr>
-        <w:rPr>
+          <w:color w:val="000000"/>
+        </w:rPr>
+        <w:t>PHẦN 7</w:t>
+      </w:r>
+    </w:p>
+    <w:p>
+      <w:pPr>
+        <w:shd w:val="clear" w:color="000000" w:fill="auto"/>
+        <w:rPr>
+          <w:rFonts w:ascii="Arial" w:hAnsi="Arial" w:cs="Arial"/>
+          <w:bCs/>
+          <w:color w:val="000000"/>
+          <w:sz w:val="22"/>
+        </w:rPr>
+      </w:pPr>
+      <w:r>
+        <w:rPr>
+          <w:rFonts w:ascii="Arial" w:hAnsi="Arial" w:cs="Arial"/>
+          <w:bCs/>
+          <w:color w:val="000000"/>
+          <w:sz w:val="22"/>
+        </w:rPr>
+        <w:t>Câu 1: These are my books.</w:t>
+      </w:r>
+    </w:p>
+    <w:p>
+      <w:pPr>
+        <w:shd w:val="clear" w:color="000000" w:fill="auto"/>
+        <w:rPr>
+          <w:rFonts w:ascii="Arial" w:hAnsi="Arial" w:cs="Arial"/>
+          <w:bCs/>
+          <w:color w:val="000000"/>
+          <w:sz w:val="22"/>
+        </w:rPr>
+      </w:pPr>
+      <w:r>
+        <w:rPr>
+          <w:rFonts w:ascii="Arial" w:hAnsi="Arial" w:cs="Arial"/>
+          <w:bCs/>
+          <w:color w:val="000000"/>
+          <w:sz w:val="22"/>
+        </w:rPr>
+        <w:t>Câu 2: This is my phone.</w:t>
+      </w:r>
+    </w:p>
+    <w:p>
+      <w:pPr>
+        <w:shd w:val="clear" w:color="000000" w:fill="auto"/>
+        <w:rPr>
+          <w:rFonts w:ascii="Arial" w:hAnsi="Arial" w:cs="Arial"/>
+          <w:bCs/>
+          <w:color w:val="000000"/>
+          <w:sz w:val="22"/>
+        </w:rPr>
+      </w:pPr>
+      <w:r>
+        <w:rPr>
+          <w:rFonts w:ascii="Arial" w:hAnsi="Arial" w:cs="Arial"/>
+          <w:bCs/>
+          <w:color w:val="000000"/>
+          <w:sz w:val="22"/>
+        </w:rPr>
+        <w:t>Câu 3: Those are my shoes.</w:t>
+      </w:r>
+    </w:p>
+    <w:p>
+      <w:pPr>
+        <w:shd w:val="clear" w:color="000000" w:fill="auto"/>
+        <w:rPr>
+          <w:rFonts w:ascii="Arial" w:hAnsi="Arial" w:cs="Arial"/>
+          <w:bCs/>
+          <w:color w:val="000000"/>
+          <w:sz w:val="22"/>
+        </w:rPr>
+      </w:pPr>
+      <w:r>
+        <w:rPr>
+          <w:rFonts w:ascii="Arial" w:hAnsi="Arial" w:cs="Arial"/>
+          <w:bCs/>
+          <w:color w:val="000000"/>
+          <w:sz w:val="22"/>
+        </w:rPr>
+        <w:t>Câu 4: That is a car.</w:t>
+      </w:r>
+    </w:p>
+    <w:p>
+      <w:pPr>
+        <w:shd w:val="clear" w:color="000000" w:fill="auto"/>
+        <w:rPr>
+          <w:rFonts w:ascii="Arial" w:hAnsi="Arial" w:cs="Arial"/>
+          <w:bCs/>
+          <w:color w:val="000000"/>
+          <w:sz w:val="22"/>
+        </w:rPr>
+      </w:pPr>
+      <w:r>
+        <w:rPr>
+          <w:rFonts w:ascii="Arial" w:hAnsi="Arial" w:cs="Arial"/>
+          <w:bCs/>
+          <w:color w:val="000000"/>
+          <w:sz w:val="22"/>
+        </w:rPr>
+        <w:t>Câu 5: These books are new.</w:t>
+      </w:r>
+    </w:p>
+    <w:p>
+      <w:pPr>
+        <w:shd w:val="clear" w:color="000000" w:fill="auto"/>
+        <w:rPr>
+          <w:rFonts w:ascii="Arial" w:hAnsi="Arial" w:cs="Arial"/>
+          <w:bCs/>
+          <w:color w:val="000000"/>
+          <w:sz w:val="22"/>
+        </w:rPr>
+      </w:pPr>
+      <w:r>
+        <w:rPr>
+          <w:rFonts w:ascii="Arial" w:hAnsi="Arial" w:cs="Arial"/>
+          <w:bCs/>
+          <w:color w:val="000000"/>
+          <w:sz w:val="22"/>
+        </w:rPr>
+        <w:t>Câu 6: This book is interesting.</w:t>
+      </w:r>
+    </w:p>
+    <w:p>
+      <w:pPr>
+        <w:shd w:val="clear" w:color="000000" w:fill="auto"/>
+        <w:rPr>
+          <w:rFonts w:ascii="Arial" w:hAnsi="Arial" w:cs="Arial"/>
+          <w:bCs/>
+          <w:color w:val="000000"/>
+          <w:sz w:val="22"/>
+        </w:rPr>
+      </w:pPr>
+      <w:r>
+        <w:rPr>
+          <w:rFonts w:ascii="Arial" w:hAnsi="Arial" w:cs="Arial"/>
+          <w:bCs/>
+          <w:color w:val="000000"/>
+          <w:sz w:val="22"/>
+        </w:rPr>
+        <w:t>Câu 7: Those students are my friends.</w:t>
+      </w:r>
+    </w:p>
+    <w:p>
+      <w:pPr>
+        <w:shd w:val="clear" w:color="000000" w:fill="auto"/>
+        <w:rPr>
+          <w:rFonts w:ascii="Arial" w:hAnsi="Arial" w:cs="Arial"/>
+          <w:bCs/>
+          <w:color w:val="000000"/>
+          <w:sz w:val="22"/>
+        </w:rPr>
+      </w:pPr>
+      <w:r>
+        <w:rPr>
+          <w:rFonts w:ascii="Arial" w:hAnsi="Arial" w:cs="Arial"/>
+          <w:bCs/>
+          <w:color w:val="000000"/>
+          <w:sz w:val="22"/>
+        </w:rPr>
+        <w:t>Câu 8: That house is very big.</w:t>
+      </w:r>
+    </w:p>
+    <w:p>
+      <w:pPr>
+        <w:shd w:val="clear" w:color="000000" w:fill="auto"/>
+        <w:rPr>
+          <w:rFonts w:ascii="Arial" w:hAnsi="Arial" w:cs="Arial"/>
+          <w:bCs/>
+          <w:color w:val="000000"/>
+          <w:sz w:val="22"/>
+        </w:rPr>
+      </w:pPr>
+      <w:r>
+        <w:rPr>
+          <w:rFonts w:ascii="Arial" w:hAnsi="Arial" w:cs="Arial"/>
+          <w:bCs/>
+          <w:color w:val="000000"/>
+          <w:sz w:val="22"/>
+        </w:rPr>
+        <w:t>Câu 9: These are my keys.</w:t>
+      </w:r>
+    </w:p>
+    <w:p>
+      <w:pPr>
+        <w:shd w:val="clear" w:color="000000" w:fill="auto"/>
+        <w:rPr>
+          <w:rFonts w:ascii="Arial" w:hAnsi="Arial" w:cs="Arial"/>
+          <w:bCs/>
+          <w:color w:val="000000"/>
+          <w:sz w:val="22"/>
+        </w:rPr>
+      </w:pPr>
+      <w:r>
+        <w:rPr>
+          <w:rFonts w:ascii="Arial" w:hAnsi="Arial" w:cs="Arial"/>
+          <w:bCs/>
+          <w:color w:val="000000"/>
+          <w:sz w:val="22"/>
+        </w:rPr>
+        <w:t>Câu 10: These are my teachers.</w:t>
+      </w:r>
+    </w:p>
+    <w:p>
+      <w:pPr>
+        <w:keepNext/>
+        <w:shd w:val="clear" w:color="000000" w:fill="auto"/>
+        <w:spacing w:before="240" w:after="80"/>
+        <w:rPr>
+          <w:rFonts w:ascii="Arial" w:hAnsi="Arial" w:cs="Arial"/>
           <w:b/>
           <w:bCs/>
-        </w:rPr>
-      </w:pPr>
-      <w:r>
-        <w:rPr>
+          <w:color w:val="000000"/>
+        </w:rPr>
+      </w:pPr>
+      <w:r>
+        <w:rPr>
+          <w:rFonts w:ascii="Arial" w:hAnsi="Arial" w:cs="Arial"/>
           <w:b/>
           <w:bCs/>
-        </w:rPr>
-        <w:t>PHẦN 3</w:t>
-      </w:r>
-    </w:p>
-    <w:p>
-      <w:pPr>
-        <w:numPr>
-          <w:ilvl w:val="0"/>
-          <w:numId w:val="32"/>
-        </w:numPr>
-      </w:pPr>
-      <w:r>
-        <w:t>is</w:t>
-      </w:r>
-    </w:p>
-    <w:p>
-      <w:pPr>
-        <w:numPr>
-          <w:ilvl w:val="0"/>
-          <w:numId w:val="32"/>
-        </w:numPr>
-      </w:pPr>
-      <w:r>
-        <w:t>is</w:t>
-      </w:r>
-    </w:p>
-    <w:p>
-      <w:pPr>
-        <w:numPr>
-          <w:ilvl w:val="0"/>
-          <w:numId w:val="32"/>
-        </w:numPr>
-      </w:pPr>
-      <w:r>
-        <w:t>are</w:t>
-      </w:r>
-    </w:p>
-    <w:p>
-      <w:pPr>
-        <w:numPr>
-          <w:ilvl w:val="0"/>
-          <w:numId w:val="32"/>
-        </w:numPr>
-      </w:pPr>
-      <w:r>
-        <w:t>are</w:t>
-      </w:r>
-    </w:p>
-    <w:p>
-      <w:pPr>
-        <w:numPr>
-          <w:ilvl w:val="0"/>
-          <w:numId w:val="32"/>
-        </w:numPr>
-      </w:pPr>
-      <w:r>
-        <w:t>is</w:t>
-      </w:r>
-    </w:p>
-    <w:p>
-      <w:pPr>
-        <w:numPr>
-          <w:ilvl w:val="0"/>
-          <w:numId w:val="32"/>
-        </w:numPr>
-      </w:pPr>
-      <w:r>
-        <w:t>are</w:t>
-      </w:r>
-    </w:p>
-    <w:p>
-      <w:pPr>
-        <w:numPr>
-          <w:ilvl w:val="0"/>
-          <w:numId w:val="32"/>
-        </w:numPr>
-      </w:pPr>
-      <w:r>
-        <w:t>is</w:t>
-      </w:r>
-    </w:p>
-    <w:p>
-      <w:pPr>
-        <w:numPr>
-          <w:ilvl w:val="0"/>
-          <w:numId w:val="32"/>
-        </w:numPr>
-      </w:pPr>
-      <w:r>
-        <w:t>are</w:t>
-      </w:r>
-    </w:p>
-    <w:p>
-      <w:pPr>
-        <w:numPr>
-          <w:ilvl w:val="0"/>
-          <w:numId w:val="32"/>
-        </w:numPr>
-      </w:pPr>
-      <w:r>
-        <w:t>is</w:t>
-      </w:r>
-    </w:p>
-    <w:p>
-      <w:pPr>
-        <w:numPr>
-          <w:ilvl w:val="0"/>
-          <w:numId w:val="32"/>
-        </w:numPr>
-      </w:pPr>
-      <w:r>
-        <w:t>are</w:t>
-      </w:r>
-    </w:p>
-    <w:p>
-      <w:pPr>
-        <w:rPr>
+          <w:color w:val="000000"/>
+        </w:rPr>
+        <w:t>PHẦN 8</w:t>
+      </w:r>
+    </w:p>
+    <w:p>
+      <w:pPr>
+        <w:shd w:val="clear" w:color="000000" w:fill="auto"/>
+        <w:rPr>
+          <w:rFonts w:ascii="Arial" w:hAnsi="Arial" w:cs="Arial"/>
+          <w:bCs/>
+          <w:color w:val="000000"/>
+          <w:sz w:val="22"/>
+        </w:rPr>
+      </w:pPr>
+      <w:r>
+        <w:rPr>
+          <w:rFonts w:ascii="Arial" w:hAnsi="Arial" w:cs="Arial"/>
+          <w:bCs/>
+          <w:color w:val="000000"/>
+          <w:sz w:val="22"/>
+        </w:rPr>
+        <w:t>Câu 1: This is my book.</w:t>
+      </w:r>
+    </w:p>
+    <w:p>
+      <w:pPr>
+        <w:shd w:val="clear" w:color="000000" w:fill="auto"/>
+        <w:rPr>
+          <w:rFonts w:ascii="Arial" w:hAnsi="Arial" w:cs="Arial"/>
+          <w:bCs/>
+          <w:color w:val="000000"/>
+          <w:sz w:val="22"/>
+        </w:rPr>
+      </w:pPr>
+      <w:r>
+        <w:rPr>
+          <w:rFonts w:ascii="Arial" w:hAnsi="Arial" w:cs="Arial"/>
+          <w:bCs/>
+          <w:color w:val="000000"/>
+          <w:sz w:val="22"/>
+        </w:rPr>
+        <w:t>Câu 2: That is your car.</w:t>
+      </w:r>
+    </w:p>
+    <w:p>
+      <w:pPr>
+        <w:shd w:val="clear" w:color="000000" w:fill="auto"/>
+        <w:rPr>
+          <w:rFonts w:ascii="Arial" w:hAnsi="Arial" w:cs="Arial"/>
+          <w:bCs/>
+          <w:color w:val="000000"/>
+          <w:sz w:val="22"/>
+        </w:rPr>
+      </w:pPr>
+      <w:r>
+        <w:rPr>
+          <w:rFonts w:ascii="Arial" w:hAnsi="Arial" w:cs="Arial"/>
+          <w:bCs/>
+          <w:color w:val="000000"/>
+          <w:sz w:val="22"/>
+        </w:rPr>
+        <w:t>Câu 3: These are my keys.</w:t>
+      </w:r>
+    </w:p>
+    <w:p>
+      <w:pPr>
+        <w:shd w:val="clear" w:color="000000" w:fill="auto"/>
+        <w:rPr>
+          <w:rFonts w:ascii="Arial" w:hAnsi="Arial" w:cs="Arial"/>
+          <w:bCs/>
+          <w:color w:val="000000"/>
+          <w:sz w:val="22"/>
+        </w:rPr>
+      </w:pPr>
+      <w:r>
+        <w:rPr>
+          <w:rFonts w:ascii="Arial" w:hAnsi="Arial" w:cs="Arial"/>
+          <w:bCs/>
+          <w:color w:val="000000"/>
+          <w:sz w:val="22"/>
+        </w:rPr>
+        <w:t>Câu 4: Those are beautiful houses.</w:t>
+      </w:r>
+    </w:p>
+    <w:p>
+      <w:pPr>
+        <w:shd w:val="clear" w:color="000000" w:fill="auto"/>
+        <w:rPr>
+          <w:rFonts w:ascii="Arial" w:hAnsi="Arial" w:cs="Arial"/>
+          <w:bCs/>
+          <w:color w:val="000000"/>
+          <w:sz w:val="22"/>
+        </w:rPr>
+      </w:pPr>
+      <w:r>
+        <w:rPr>
+          <w:rFonts w:ascii="Arial" w:hAnsi="Arial" w:cs="Arial"/>
+          <w:bCs/>
+          <w:color w:val="000000"/>
+          <w:sz w:val="22"/>
+        </w:rPr>
+        <w:t>Câu 5: This is my phone.</w:t>
+      </w:r>
+    </w:p>
+    <w:p>
+      <w:pPr>
+        <w:shd w:val="clear" w:color="000000" w:fill="auto"/>
+        <w:rPr>
+          <w:rFonts w:ascii="Arial" w:hAnsi="Arial" w:cs="Arial"/>
+          <w:bCs/>
+          <w:color w:val="000000"/>
+          <w:sz w:val="22"/>
+        </w:rPr>
+      </w:pPr>
+      <w:r>
+        <w:rPr>
+          <w:rFonts w:ascii="Arial" w:hAnsi="Arial" w:cs="Arial"/>
+          <w:bCs/>
+          <w:color w:val="000000"/>
+          <w:sz w:val="22"/>
+        </w:rPr>
+        <w:t>Câu 6: That is our school.</w:t>
+      </w:r>
+    </w:p>
+    <w:p>
+      <w:pPr>
+        <w:shd w:val="clear" w:color="000000" w:fill="auto"/>
+        <w:rPr>
+          <w:rFonts w:ascii="Arial" w:hAnsi="Arial" w:cs="Arial"/>
+          <w:bCs/>
+          <w:color w:val="000000"/>
+          <w:sz w:val="22"/>
+        </w:rPr>
+      </w:pPr>
+      <w:r>
+        <w:rPr>
+          <w:rFonts w:ascii="Arial" w:hAnsi="Arial" w:cs="Arial"/>
+          <w:bCs/>
+          <w:color w:val="000000"/>
+          <w:sz w:val="22"/>
+        </w:rPr>
+        <w:t>Câu 7: Is this your bag?</w:t>
+      </w:r>
+    </w:p>
+    <w:p>
+      <w:pPr>
+        <w:shd w:val="clear" w:color="000000" w:fill="auto"/>
+        <w:rPr>
+          <w:rFonts w:ascii="Arial" w:hAnsi="Arial" w:cs="Arial"/>
+          <w:bCs/>
+          <w:color w:val="000000"/>
+          <w:sz w:val="22"/>
+        </w:rPr>
+      </w:pPr>
+      <w:r>
+        <w:rPr>
+          <w:rFonts w:ascii="Arial" w:hAnsi="Arial" w:cs="Arial"/>
+          <w:bCs/>
+          <w:color w:val="000000"/>
+          <w:sz w:val="22"/>
+        </w:rPr>
+        <w:t>Câu 8: Is that your car?</w:t>
+      </w:r>
+    </w:p>
+    <w:p>
+      <w:pPr>
+        <w:shd w:val="clear" w:color="000000" w:fill="auto"/>
+        <w:rPr>
+          <w:rFonts w:ascii="Arial" w:hAnsi="Arial" w:cs="Arial"/>
+          <w:bCs/>
+          <w:color w:val="000000"/>
+          <w:sz w:val="22"/>
+        </w:rPr>
+      </w:pPr>
+      <w:r>
+        <w:rPr>
+          <w:rFonts w:ascii="Arial" w:hAnsi="Arial" w:cs="Arial"/>
+          <w:bCs/>
+          <w:color w:val="000000"/>
+          <w:sz w:val="22"/>
+        </w:rPr>
+        <w:t>Câu 9: Are these your books?</w:t>
+      </w:r>
+    </w:p>
+    <w:p>
+      <w:pPr>
+        <w:shd w:val="clear" w:color="000000" w:fill="auto"/>
+        <w:rPr>
+          <w:rFonts w:ascii="Arial" w:hAnsi="Arial" w:cs="Arial"/>
+          <w:bCs/>
+          <w:color w:val="000000"/>
+          <w:sz w:val="22"/>
+        </w:rPr>
+      </w:pPr>
+      <w:r>
+        <w:rPr>
+          <w:rFonts w:ascii="Arial" w:hAnsi="Arial" w:cs="Arial"/>
+          <w:bCs/>
+          <w:color w:val="000000"/>
+          <w:sz w:val="22"/>
+        </w:rPr>
+        <w:t>Câu 10: Are those your friends?</w:t>
+      </w:r>
+    </w:p>
+    <w:p>
+      <w:pPr>
+        <w:keepNext/>
+        <w:shd w:val="clear" w:color="000000" w:fill="auto"/>
+        <w:spacing w:before="240" w:after="80"/>
+        <w:rPr>
+          <w:rFonts w:ascii="Arial" w:hAnsi="Arial" w:cs="Arial"/>
           <w:b/>
           <w:bCs/>
-        </w:rPr>
-      </w:pPr>
-      <w:r>
-        <w:rPr>
+          <w:color w:val="000000"/>
+        </w:rPr>
+      </w:pPr>
+      <w:r>
+        <w:rPr>
+          <w:rFonts w:ascii="Arial" w:hAnsi="Arial" w:cs="Arial"/>
           <w:b/>
           <w:bCs/>
-        </w:rPr>
-        <w:t>PHẦN 4</w:t>
-      </w:r>
-    </w:p>
-    <w:p>
-      <w:pPr>
-        <w:numPr>
-          <w:ilvl w:val="0"/>
-          <w:numId w:val="33"/>
-        </w:numPr>
-      </w:pPr>
-      <w:r>
-        <w:t>These are pens.</w:t>
-      </w:r>
-    </w:p>
-    <w:p>
-      <w:pPr>
-        <w:numPr>
-          <w:ilvl w:val="0"/>
-          <w:numId w:val="33"/>
-        </w:numPr>
-      </w:pPr>
-      <w:r>
-        <w:t>Those are cars.</w:t>
-      </w:r>
-    </w:p>
-    <w:p>
-      <w:pPr>
-        <w:numPr>
-          <w:ilvl w:val="0"/>
-          <w:numId w:val="33"/>
-        </w:numPr>
-      </w:pPr>
-      <w:r>
-        <w:t>These are chairs.</w:t>
-      </w:r>
-    </w:p>
-    <w:p>
-      <w:pPr>
-        <w:numPr>
-          <w:ilvl w:val="0"/>
-          <w:numId w:val="33"/>
-        </w:numPr>
-      </w:pPr>
-      <w:r>
-        <w:t>Those are trees.</w:t>
-      </w:r>
-    </w:p>
-    <w:p>
-      <w:pPr>
-        <w:numPr>
-          <w:ilvl w:val="0"/>
-          <w:numId w:val="33"/>
-        </w:numPr>
-      </w:pPr>
-      <w:r>
-        <w:t>These are my bags.</w:t>
-      </w:r>
-    </w:p>
-    <w:p>
-      <w:pPr>
-        <w:numPr>
-          <w:ilvl w:val="0"/>
-          <w:numId w:val="33"/>
-        </w:numPr>
-      </w:pPr>
-      <w:r>
-        <w:t>Those are houses.</w:t>
-      </w:r>
-    </w:p>
-    <w:p>
-      <w:pPr>
-        <w:numPr>
-          <w:ilvl w:val="0"/>
-          <w:numId w:val="33"/>
-        </w:numPr>
-      </w:pPr>
-      <w:r>
-        <w:t>These are students.</w:t>
-      </w:r>
-    </w:p>
-    <w:p>
-      <w:pPr>
-        <w:numPr>
-          <w:ilvl w:val="0"/>
-          <w:numId w:val="33"/>
-        </w:numPr>
-      </w:pPr>
-      <w:r>
-        <w:t>Those are flowers.</w:t>
-      </w:r>
-    </w:p>
-    <w:p>
-      <w:pPr>
-        <w:numPr>
-          <w:ilvl w:val="0"/>
-          <w:numId w:val="33"/>
-        </w:numPr>
-      </w:pPr>
-      <w:r>
-        <w:t>These are my shoes.</w:t>
-      </w:r>
-    </w:p>
-    <w:p>
-      <w:pPr>
-        <w:numPr>
-          <w:ilvl w:val="0"/>
-          <w:numId w:val="33"/>
-        </w:numPr>
-      </w:pPr>
-      <w:r>
-        <w:t>Those are computers.</w:t>
-      </w:r>
-    </w:p>
-    <w:p>
-      <w:pPr>
-        <w:rPr>
+          <w:color w:val="000000"/>
+        </w:rPr>
+        <w:t>PHẦN 9</w:t>
+      </w:r>
+    </w:p>
+    <w:p>
+      <w:pPr>
+        <w:shd w:val="clear" w:color="000000" w:fill="auto"/>
+        <w:rPr>
+          <w:rFonts w:ascii="Arial" w:hAnsi="Arial" w:cs="Arial"/>
+          <w:bCs/>
+          <w:color w:val="000000"/>
+          <w:sz w:val="22"/>
+        </w:rPr>
+      </w:pPr>
+      <w:r>
+        <w:rPr>
+          <w:rFonts w:ascii="Arial" w:hAnsi="Arial" w:cs="Arial"/>
+          <w:bCs/>
+          <w:color w:val="000000"/>
+          <w:sz w:val="22"/>
+        </w:rPr>
+        <w:t>Câu 1: His new classroom.</w:t>
+      </w:r>
+    </w:p>
+    <w:p>
+      <w:pPr>
+        <w:shd w:val="clear" w:color="000000" w:fill="auto"/>
+        <w:rPr>
+          <w:rFonts w:ascii="Arial" w:hAnsi="Arial" w:cs="Arial"/>
+          <w:bCs/>
+          <w:color w:val="000000"/>
+          <w:sz w:val="22"/>
+        </w:rPr>
+      </w:pPr>
+      <w:r>
+        <w:rPr>
+          <w:rFonts w:ascii="Arial" w:hAnsi="Arial" w:cs="Arial"/>
+          <w:bCs/>
+          <w:color w:val="000000"/>
+          <w:sz w:val="22"/>
+        </w:rPr>
+        <w:t>Câu 2: His desk.</w:t>
+      </w:r>
+    </w:p>
+    <w:p>
+      <w:pPr>
+        <w:shd w:val="clear" w:color="000000" w:fill="auto"/>
+        <w:rPr>
+          <w:rFonts w:ascii="Arial" w:hAnsi="Arial" w:cs="Arial"/>
+          <w:bCs/>
+          <w:color w:val="000000"/>
+          <w:sz w:val="22"/>
+        </w:rPr>
+      </w:pPr>
+      <w:r>
+        <w:rPr>
+          <w:rFonts w:ascii="Arial" w:hAnsi="Arial" w:cs="Arial"/>
+          <w:bCs/>
+          <w:color w:val="000000"/>
+          <w:sz w:val="22"/>
+        </w:rPr>
+        <w:t>Câu 3: These are my books.</w:t>
+      </w:r>
+    </w:p>
+    <w:p>
+      <w:pPr>
+        <w:shd w:val="clear" w:color="000000" w:fill="auto"/>
+        <w:rPr>
+          <w:rFonts w:ascii="Arial" w:hAnsi="Arial" w:cs="Arial"/>
+          <w:bCs/>
+          <w:color w:val="000000"/>
+          <w:sz w:val="22"/>
+        </w:rPr>
+      </w:pPr>
+      <w:r>
+        <w:rPr>
+          <w:rFonts w:ascii="Arial" w:hAnsi="Arial" w:cs="Arial"/>
+          <w:bCs/>
+          <w:color w:val="000000"/>
+          <w:sz w:val="22"/>
+        </w:rPr>
+        <w:t>Câu 4: It is far away.</w:t>
+      </w:r>
+    </w:p>
+    <w:p>
+      <w:pPr>
+        <w:shd w:val="clear" w:color="000000" w:fill="auto"/>
+        <w:rPr>
+          <w:rFonts w:ascii="Arial" w:hAnsi="Arial" w:cs="Arial"/>
+          <w:bCs/>
+          <w:color w:val="000000"/>
+          <w:sz w:val="22"/>
+        </w:rPr>
+      </w:pPr>
+      <w:r>
+        <w:rPr>
+          <w:rFonts w:ascii="Arial" w:hAnsi="Arial" w:cs="Arial"/>
+          <w:bCs/>
+          <w:color w:val="000000"/>
+          <w:sz w:val="22"/>
+        </w:rPr>
+        <w:t>Câu 5: That.</w:t>
+      </w:r>
+    </w:p>
+    <w:p>
+      <w:pPr>
+        <w:shd w:val="clear" w:color="000000" w:fill="auto"/>
+        <w:rPr>
+          <w:rFonts w:ascii="Arial" w:hAnsi="Arial" w:cs="Arial"/>
+          <w:bCs/>
+          <w:color w:val="000000"/>
+          <w:sz w:val="22"/>
+        </w:rPr>
+      </w:pPr>
+      <w:r>
+        <w:rPr>
+          <w:rFonts w:ascii="Arial" w:hAnsi="Arial" w:cs="Arial"/>
+          <w:bCs/>
+          <w:color w:val="000000"/>
+          <w:sz w:val="22"/>
+        </w:rPr>
+        <w:t>Câu 6: The school buses.</w:t>
+      </w:r>
+    </w:p>
+    <w:p>
+      <w:pPr>
+        <w:shd w:val="clear" w:color="000000" w:fill="auto"/>
+        <w:rPr>
+          <w:rFonts w:ascii="Arial" w:hAnsi="Arial" w:cs="Arial"/>
+          <w:bCs/>
+          <w:color w:val="000000"/>
+          <w:sz w:val="22"/>
+        </w:rPr>
+      </w:pPr>
+      <w:r>
+        <w:rPr>
+          <w:rFonts w:ascii="Arial" w:hAnsi="Arial" w:cs="Arial"/>
+          <w:bCs/>
+          <w:color w:val="000000"/>
+          <w:sz w:val="22"/>
+        </w:rPr>
+        <w:t>Câu 7: Those.</w:t>
+      </w:r>
+    </w:p>
+    <w:p>
+      <w:pPr>
+        <w:shd w:val="clear" w:color="000000" w:fill="auto"/>
+        <w:rPr>
+          <w:rFonts w:ascii="Arial" w:hAnsi="Arial" w:cs="Arial"/>
+          <w:bCs/>
+          <w:color w:val="000000"/>
+          <w:sz w:val="22"/>
+        </w:rPr>
+      </w:pPr>
+      <w:r>
+        <w:rPr>
+          <w:rFonts w:ascii="Arial" w:hAnsi="Arial" w:cs="Arial"/>
+          <w:bCs/>
+          <w:color w:val="000000"/>
+          <w:sz w:val="22"/>
+        </w:rPr>
+        <w:t>Câu 8: Plural.</w:t>
+      </w:r>
+    </w:p>
+    <w:p>
+      <w:pPr>
+        <w:shd w:val="clear" w:color="000000" w:fill="auto"/>
+        <w:rPr>
+          <w:rFonts w:ascii="Arial" w:hAnsi="Arial" w:cs="Arial"/>
+          <w:bCs/>
+          <w:color w:val="000000"/>
+          <w:sz w:val="22"/>
+        </w:rPr>
+      </w:pPr>
+      <w:r>
+        <w:rPr>
+          <w:rFonts w:ascii="Arial" w:hAnsi="Arial" w:cs="Arial"/>
+          <w:bCs/>
+          <w:color w:val="000000"/>
+          <w:sz w:val="22"/>
+        </w:rPr>
+        <w:t>Câu 9: Far.</w:t>
+      </w:r>
+    </w:p>
+    <w:p>
+      <w:pPr>
+        <w:shd w:val="clear" w:color="000000" w:fill="auto"/>
+        <w:rPr>
+          <w:rFonts w:ascii="Arial" w:hAnsi="Arial" w:cs="Arial"/>
+          <w:bCs/>
+          <w:color w:val="000000"/>
+          <w:sz w:val="22"/>
+        </w:rPr>
+      </w:pPr>
+      <w:r>
+        <w:rPr>
+          <w:rFonts w:ascii="Arial" w:hAnsi="Arial" w:cs="Arial"/>
+          <w:bCs/>
+          <w:color w:val="000000"/>
+          <w:sz w:val="22"/>
+        </w:rPr>
+        <w:t>Câu 10: Yes, he does.</w:t>
+      </w:r>
+    </w:p>
+    <w:p>
+      <w:pPr>
+        <w:keepNext/>
+        <w:shd w:val="clear" w:color="000000" w:fill="auto"/>
+        <w:spacing w:before="240" w:after="80"/>
+        <w:rPr>
+          <w:rFonts w:ascii="Arial" w:hAnsi="Arial" w:cs="Arial"/>
           <w:b/>
           <w:bCs/>
-        </w:rPr>
-      </w:pPr>
-      <w:r>
-        <w:rPr>
+          <w:color w:val="000000"/>
+        </w:rPr>
+      </w:pPr>
+      <w:r>
+        <w:rPr>
+          <w:rFonts w:ascii="Arial" w:hAnsi="Arial" w:cs="Arial"/>
           <w:b/>
           <w:bCs/>
-        </w:rPr>
-        <w:lastRenderedPageBreak/>
-        <w:t>PHẦN 5</w:t>
-      </w:r>
-    </w:p>
-    <w:p>
-      <w:pPr>
-        <w:numPr>
-          <w:ilvl w:val="0"/>
-          <w:numId w:val="34"/>
-        </w:numPr>
-      </w:pPr>
-      <w:r>
-        <w:t>This is a book.</w:t>
-      </w:r>
-    </w:p>
-    <w:p>
-      <w:pPr>
-        <w:numPr>
-          <w:ilvl w:val="0"/>
-          <w:numId w:val="34"/>
-        </w:numPr>
-      </w:pPr>
-      <w:r>
-        <w:t>That is a car.</w:t>
-      </w:r>
-    </w:p>
-    <w:p>
-      <w:pPr>
-        <w:numPr>
-          <w:ilvl w:val="0"/>
-          <w:numId w:val="34"/>
-        </w:numPr>
-      </w:pPr>
-      <w:r>
-        <w:t>This is a chair.</w:t>
-      </w:r>
-    </w:p>
-    <w:p>
-      <w:pPr>
-        <w:numPr>
-          <w:ilvl w:val="0"/>
-          <w:numId w:val="34"/>
-        </w:numPr>
-      </w:pPr>
-      <w:r>
-        <w:t>That is a tree.</w:t>
-      </w:r>
-    </w:p>
-    <w:p>
-      <w:pPr>
-        <w:numPr>
-          <w:ilvl w:val="0"/>
-          <w:numId w:val="34"/>
-        </w:numPr>
-      </w:pPr>
-      <w:r>
-        <w:t>This is my bag.</w:t>
-      </w:r>
-    </w:p>
-    <w:p>
-      <w:pPr>
-        <w:numPr>
-          <w:ilvl w:val="0"/>
-          <w:numId w:val="34"/>
-        </w:numPr>
-      </w:pPr>
-      <w:r>
-        <w:t>That is a house.</w:t>
-      </w:r>
-    </w:p>
-    <w:p>
-      <w:pPr>
-        <w:numPr>
-          <w:ilvl w:val="0"/>
-          <w:numId w:val="34"/>
-        </w:numPr>
-      </w:pPr>
-      <w:r>
-        <w:t>This is a student.</w:t>
-      </w:r>
-    </w:p>
-    <w:p>
-      <w:pPr>
-        <w:numPr>
-          <w:ilvl w:val="0"/>
-          <w:numId w:val="34"/>
-        </w:numPr>
-      </w:pPr>
-      <w:r>
-        <w:t>That is a flower.</w:t>
-      </w:r>
-    </w:p>
-    <w:p>
-      <w:pPr>
-        <w:numPr>
-          <w:ilvl w:val="0"/>
-          <w:numId w:val="34"/>
-        </w:numPr>
-      </w:pPr>
-      <w:r>
-        <w:t>This is my shoe.</w:t>
-      </w:r>
-    </w:p>
-    <w:p>
-      <w:pPr>
-        <w:numPr>
-          <w:ilvl w:val="0"/>
-          <w:numId w:val="34"/>
-        </w:numPr>
-      </w:pPr>
-      <w:r>
-        <w:t>That is a computer.</w:t>
-      </w:r>
-    </w:p>
-    <w:p>
-      <w:pPr>
-        <w:rPr>
-          <w:b/>
-          <w:bCs/>
-        </w:rPr>
-      </w:pPr>
-      <w:r>
-        <w:rPr>
-          <w:b/>
-          <w:bCs/>
-        </w:rPr>
-        <w:t>PHẦN 6</w:t>
-      </w:r>
-    </w:p>
-    <w:p>
-      <w:pPr>
-        <w:numPr>
-          <w:ilvl w:val="0"/>
-          <w:numId w:val="35"/>
-        </w:numPr>
-      </w:pPr>
-      <w:r>
-        <w:t>Is this your phone?</w:t>
-      </w:r>
-    </w:p>
-    <w:p>
-      <w:pPr>
-        <w:numPr>
-          <w:ilvl w:val="0"/>
-          <w:numId w:val="35"/>
-        </w:numPr>
-      </w:pPr>
-      <w:r>
-        <w:t>Is that your car?</w:t>
-      </w:r>
-    </w:p>
-    <w:p>
-      <w:pPr>
-        <w:numPr>
-          <w:ilvl w:val="0"/>
-          <w:numId w:val="35"/>
-        </w:numPr>
-      </w:pPr>
-      <w:r>
-        <w:t>Are these your books?</w:t>
-      </w:r>
-    </w:p>
-    <w:p>
-      <w:pPr>
-        <w:numPr>
-          <w:ilvl w:val="0"/>
-          <w:numId w:val="35"/>
-        </w:numPr>
-      </w:pPr>
-      <w:r>
-        <w:t>Are those your shoes?</w:t>
-      </w:r>
-    </w:p>
-    <w:p>
-      <w:pPr>
-        <w:numPr>
-          <w:ilvl w:val="0"/>
-          <w:numId w:val="35"/>
-        </w:numPr>
-      </w:pPr>
-      <w:r>
-        <w:t>Is this your bag?</w:t>
-      </w:r>
-    </w:p>
-    <w:p>
-      <w:pPr>
-        <w:numPr>
-          <w:ilvl w:val="0"/>
-          <w:numId w:val="35"/>
-        </w:numPr>
-      </w:pPr>
-      <w:r>
-        <w:t>Is that your teacher?</w:t>
-      </w:r>
-    </w:p>
-    <w:p>
-      <w:pPr>
-        <w:numPr>
-          <w:ilvl w:val="0"/>
-          <w:numId w:val="35"/>
-        </w:numPr>
-      </w:pPr>
-      <w:r>
-        <w:t>Are these your keys?</w:t>
-      </w:r>
-    </w:p>
-    <w:p>
-      <w:pPr>
-        <w:numPr>
-          <w:ilvl w:val="0"/>
-          <w:numId w:val="35"/>
-        </w:numPr>
-      </w:pPr>
-      <w:r>
-        <w:t>Are those your friends?</w:t>
-      </w:r>
-    </w:p>
-    <w:p>
-      <w:pPr>
-        <w:numPr>
-          <w:ilvl w:val="0"/>
-          <w:numId w:val="35"/>
-        </w:numPr>
-      </w:pPr>
-      <w:r>
-        <w:t>Is this your computer?</w:t>
-      </w:r>
-    </w:p>
-    <w:p>
-      <w:pPr>
-        <w:numPr>
-          <w:ilvl w:val="0"/>
-          <w:numId w:val="35"/>
-        </w:numPr>
-      </w:pPr>
-      <w:r>
-        <w:t>Are those your bicycles?</w:t>
-      </w:r>
-    </w:p>
-    <w:p>
-      <w:pPr>
-        <w:rPr>
-          <w:b/>
-          <w:bCs/>
-        </w:rPr>
-      </w:pPr>
-      <w:r>
-        <w:rPr>
-          <w:b/>
-          <w:bCs/>
-        </w:rPr>
-        <w:t>PHẦN 7</w:t>
-      </w:r>
-    </w:p>
-    <w:p>
-      <w:pPr>
-        <w:numPr>
-          <w:ilvl w:val="0"/>
-          <w:numId w:val="36"/>
-        </w:numPr>
-      </w:pPr>
-      <w:r>
-        <w:t>These are my books.</w:t>
-      </w:r>
-    </w:p>
-    <w:p>
-      <w:pPr>
-        <w:numPr>
-          <w:ilvl w:val="0"/>
-          <w:numId w:val="36"/>
-        </w:numPr>
-      </w:pPr>
-      <w:r>
-        <w:t>This is my phone.</w:t>
-      </w:r>
-    </w:p>
-    <w:p>
-      <w:pPr>
-        <w:numPr>
-          <w:ilvl w:val="0"/>
-          <w:numId w:val="36"/>
-        </w:numPr>
-      </w:pPr>
-      <w:r>
-        <w:t>Those are my shoes.</w:t>
-      </w:r>
-    </w:p>
-    <w:p>
-      <w:pPr>
-        <w:numPr>
-          <w:ilvl w:val="0"/>
-          <w:numId w:val="36"/>
-        </w:numPr>
-      </w:pPr>
-      <w:r>
-        <w:lastRenderedPageBreak/>
-        <w:t>That is a car.</w:t>
-      </w:r>
-    </w:p>
-    <w:p>
-      <w:pPr>
-        <w:numPr>
-          <w:ilvl w:val="0"/>
-          <w:numId w:val="36"/>
-        </w:numPr>
-      </w:pPr>
-      <w:r>
-        <w:t>These books are new.</w:t>
-      </w:r>
-    </w:p>
-    <w:p>
-      <w:pPr>
-        <w:numPr>
-          <w:ilvl w:val="0"/>
-          <w:numId w:val="36"/>
-        </w:numPr>
-      </w:pPr>
-      <w:r>
-        <w:t>This book is interesting.</w:t>
-      </w:r>
-    </w:p>
-    <w:p>
-      <w:pPr>
-        <w:numPr>
-          <w:ilvl w:val="0"/>
-          <w:numId w:val="36"/>
-        </w:numPr>
-      </w:pPr>
-      <w:r>
-        <w:t>Those students are my friends.</w:t>
-      </w:r>
-    </w:p>
-    <w:p>
-      <w:pPr>
-        <w:numPr>
-          <w:ilvl w:val="0"/>
-          <w:numId w:val="36"/>
-        </w:numPr>
-      </w:pPr>
-      <w:r>
-        <w:t>That house is very big.</w:t>
-      </w:r>
-    </w:p>
-    <w:p>
-      <w:pPr>
-        <w:numPr>
-          <w:ilvl w:val="0"/>
-          <w:numId w:val="36"/>
-        </w:numPr>
-      </w:pPr>
-      <w:r>
-        <w:t>These are my keys.</w:t>
-      </w:r>
-    </w:p>
-    <w:p>
-      <w:pPr>
-        <w:numPr>
-          <w:ilvl w:val="0"/>
-          <w:numId w:val="36"/>
-        </w:numPr>
-      </w:pPr>
-      <w:r>
-        <w:t>These are my teachers.</w:t>
-      </w:r>
-    </w:p>
-    <w:p>
-      <w:pPr>
-        <w:rPr>
-          <w:b/>
-          <w:bCs/>
-        </w:rPr>
-      </w:pPr>
-      <w:r>
-        <w:rPr>
-          <w:b/>
-          <w:bCs/>
-        </w:rPr>
-        <w:t>PHẦN 8</w:t>
-      </w:r>
-    </w:p>
-    <w:p>
-      <w:pPr>
-        <w:numPr>
-          <w:ilvl w:val="0"/>
-          <w:numId w:val="37"/>
-        </w:numPr>
-      </w:pPr>
-      <w:r>
-        <w:t>This is my book.</w:t>
-      </w:r>
-    </w:p>
-    <w:p>
-      <w:pPr>
-        <w:numPr>
-          <w:ilvl w:val="0"/>
-          <w:numId w:val="37"/>
-        </w:numPr>
-      </w:pPr>
-      <w:r>
-        <w:t>That is your car.</w:t>
-      </w:r>
-    </w:p>
-    <w:p>
-      <w:pPr>
-        <w:numPr>
-          <w:ilvl w:val="0"/>
-          <w:numId w:val="37"/>
-        </w:numPr>
-      </w:pPr>
-      <w:r>
-        <w:t>These are my keys.</w:t>
-      </w:r>
-    </w:p>
-    <w:p>
-      <w:pPr>
-        <w:numPr>
-          <w:ilvl w:val="0"/>
-          <w:numId w:val="37"/>
-        </w:numPr>
-      </w:pPr>
-      <w:r>
-        <w:t>Those are beautiful houses.</w:t>
-      </w:r>
-    </w:p>
-    <w:p>
-      <w:pPr>
-        <w:numPr>
-          <w:ilvl w:val="0"/>
-          <w:numId w:val="37"/>
-        </w:numPr>
-      </w:pPr>
-      <w:r>
-        <w:t>This is my phone.</w:t>
-      </w:r>
-    </w:p>
-    <w:p>
-      <w:pPr>
-        <w:numPr>
-          <w:ilvl w:val="0"/>
-          <w:numId w:val="37"/>
-        </w:numPr>
-      </w:pPr>
-      <w:r>
-        <w:t>That is our school.</w:t>
-      </w:r>
-    </w:p>
-    <w:p>
-      <w:pPr>
-        <w:numPr>
-          <w:ilvl w:val="0"/>
-          <w:numId w:val="37"/>
-        </w:numPr>
-      </w:pPr>
-      <w:r>
-        <w:t>Is this your bag?</w:t>
-      </w:r>
-    </w:p>
-    <w:p>
-      <w:pPr>
-        <w:numPr>
-          <w:ilvl w:val="0"/>
-          <w:numId w:val="37"/>
-        </w:numPr>
-      </w:pPr>
-      <w:r>
-        <w:t>Is that your car?</w:t>
-      </w:r>
-    </w:p>
-    <w:p>
-      <w:pPr>
-        <w:numPr>
-          <w:ilvl w:val="0"/>
-          <w:numId w:val="37"/>
-        </w:numPr>
-      </w:pPr>
-      <w:r>
-        <w:t>Are these your books?</w:t>
-      </w:r>
-    </w:p>
-    <w:p>
-      <w:pPr>
-        <w:numPr>
-          <w:ilvl w:val="0"/>
-          <w:numId w:val="37"/>
-        </w:numPr>
-      </w:pPr>
-      <w:r>
-        <w:t>Are those your friends?</w:t>
-      </w:r>
-    </w:p>
-    <w:p>
-      <w:pPr>
-        <w:rPr>
-          <w:b/>
-          <w:bCs/>
-        </w:rPr>
-      </w:pPr>
-      <w:r>
-        <w:rPr>
-          <w:b/>
-          <w:bCs/>
-        </w:rPr>
-        <w:t>PHẦN 9</w:t>
-      </w:r>
-    </w:p>
-    <w:p>
-      <w:pPr>
-        <w:numPr>
-          <w:ilvl w:val="0"/>
-          <w:numId w:val="38"/>
-        </w:numPr>
-      </w:pPr>
-      <w:r>
-        <w:t>His new classroom.</w:t>
-      </w:r>
-    </w:p>
-    <w:p>
-      <w:pPr>
-        <w:numPr>
-          <w:ilvl w:val="0"/>
-          <w:numId w:val="38"/>
-        </w:numPr>
-      </w:pPr>
-      <w:r>
-        <w:t>His desk.</w:t>
-      </w:r>
-    </w:p>
-    <w:p>
-      <w:pPr>
-        <w:numPr>
-          <w:ilvl w:val="0"/>
-          <w:numId w:val="38"/>
-        </w:numPr>
-      </w:pPr>
-      <w:r>
-        <w:t>These are my books.</w:t>
-      </w:r>
-    </w:p>
-    <w:p>
-      <w:pPr>
-        <w:numPr>
-          <w:ilvl w:val="0"/>
-          <w:numId w:val="38"/>
-        </w:numPr>
-      </w:pPr>
-      <w:r>
-        <w:t>It is far away.</w:t>
-      </w:r>
-    </w:p>
-    <w:p>
-      <w:pPr>
-        <w:numPr>
-          <w:ilvl w:val="0"/>
-          <w:numId w:val="38"/>
-        </w:numPr>
-      </w:pPr>
-      <w:r>
-        <w:t>That.</w:t>
-      </w:r>
-    </w:p>
-    <w:p>
-      <w:pPr>
-        <w:numPr>
-          <w:ilvl w:val="0"/>
-          <w:numId w:val="38"/>
-        </w:numPr>
-      </w:pPr>
-      <w:r>
-        <w:t>The school buses.</w:t>
-      </w:r>
-    </w:p>
-    <w:p>
-      <w:pPr>
-        <w:numPr>
-          <w:ilvl w:val="0"/>
-          <w:numId w:val="38"/>
-        </w:numPr>
-      </w:pPr>
-      <w:r>
-        <w:t>Those.</w:t>
-      </w:r>
-    </w:p>
-    <w:p>
-      <w:pPr>
-        <w:numPr>
-          <w:ilvl w:val="0"/>
-          <w:numId w:val="38"/>
-        </w:numPr>
-      </w:pPr>
-      <w:r>
-        <w:lastRenderedPageBreak/>
-        <w:t>Plural.</w:t>
-      </w:r>
-    </w:p>
-    <w:p>
-      <w:pPr>
-        <w:numPr>
-          <w:ilvl w:val="0"/>
-          <w:numId w:val="38"/>
-        </w:numPr>
-      </w:pPr>
-      <w:r>
-        <w:t>Far.</w:t>
-      </w:r>
-    </w:p>
-    <w:p>
-      <w:pPr>
-        <w:numPr>
-          <w:ilvl w:val="0"/>
-          <w:numId w:val="38"/>
-        </w:numPr>
-      </w:pPr>
-      <w:r>
-        <w:t>Yes, he does.</w:t>
-      </w:r>
-    </w:p>
-    <w:p>
-      <w:pPr>
-        <w:rPr>
-          <w:b/>
-          <w:bCs/>
-        </w:rPr>
-      </w:pPr>
-      <w:r>
-        <w:rPr>
-          <w:b/>
-          <w:bCs/>
+          <w:color w:val="000000"/>
         </w:rPr>
         <w:t>PHẦN 10</w:t>
       </w:r>
     </w:p>
     <w:p>
       <w:pPr>
-        <w:numPr>
-          <w:ilvl w:val="0"/>
-          <w:numId w:val="39"/>
-        </w:numPr>
-      </w:pPr>
-      <w:r>
-        <w:t>This is my book.</w:t>
-      </w:r>
-    </w:p>
-    <w:p>
-      <w:pPr>
-        <w:numPr>
-          <w:ilvl w:val="0"/>
-          <w:numId w:val="39"/>
-        </w:numPr>
-      </w:pPr>
-      <w:r>
-        <w:t>That is your car.</w:t>
-      </w:r>
-    </w:p>
-    <w:p>
-      <w:pPr>
-        <w:numPr>
-          <w:ilvl w:val="0"/>
-          <w:numId w:val="39"/>
-        </w:numPr>
-      </w:pPr>
-      <w:r>
-        <w:t>These are my shoes.</w:t>
-      </w:r>
-    </w:p>
-    <w:p>
-      <w:pPr>
-        <w:numPr>
-          <w:ilvl w:val="0"/>
-          <w:numId w:val="39"/>
-        </w:numPr>
-      </w:pPr>
-      <w:r>
-        <w:t>Those are tall trees.</w:t>
-      </w:r>
-    </w:p>
-    <w:p>
-      <w:pPr>
-        <w:numPr>
-          <w:ilvl w:val="0"/>
-          <w:numId w:val="39"/>
-        </w:numPr>
-      </w:pPr>
-      <w:r>
-        <w:t>This is my teacher.</w:t>
-      </w:r>
-    </w:p>
-    <w:p>
-      <w:pPr>
-        <w:numPr>
-          <w:ilvl w:val="0"/>
-          <w:numId w:val="39"/>
-        </w:numPr>
-      </w:pPr>
-      <w:r>
-        <w:t>That is our school.</w:t>
-      </w:r>
-    </w:p>
-    <w:p>
-      <w:pPr>
-        <w:numPr>
-          <w:ilvl w:val="0"/>
-          <w:numId w:val="39"/>
-        </w:numPr>
-      </w:pPr>
-      <w:r>
-        <w:t>These are new computers.</w:t>
-      </w:r>
-    </w:p>
-    <w:p>
-      <w:pPr>
-        <w:numPr>
-          <w:ilvl w:val="0"/>
-          <w:numId w:val="39"/>
-        </w:numPr>
-      </w:pPr>
-      <w:r>
-        <w:t>Those are beautiful houses.</w:t>
-      </w:r>
-    </w:p>
-    <w:p>
-      <w:pPr>
-        <w:numPr>
-          <w:ilvl w:val="0"/>
-          <w:numId w:val="39"/>
-        </w:numPr>
-      </w:pPr>
-      <w:r>
-        <w:t>Is this your phone?</w:t>
-      </w:r>
-    </w:p>
-    <w:p>
-      <w:pPr>
-        <w:numPr>
-          <w:ilvl w:val="0"/>
-          <w:numId w:val="39"/>
-        </w:numPr>
-      </w:pPr>
-      <w:r>
-        <w:t>Are those your bags?</w:t>
-      </w:r>
-    </w:p>
-    <w:p/>
+        <w:shd w:val="clear" w:color="000000" w:fill="auto"/>
+        <w:rPr>
+          <w:rFonts w:ascii="Arial" w:hAnsi="Arial" w:cs="Arial"/>
+          <w:bCs/>
+          <w:color w:val="000000"/>
+          <w:sz w:val="22"/>
+        </w:rPr>
+      </w:pPr>
+      <w:r>
+        <w:rPr>
+          <w:rFonts w:ascii="Arial" w:hAnsi="Arial" w:cs="Arial"/>
+          <w:bCs/>
+          <w:color w:val="000000"/>
+          <w:sz w:val="22"/>
+        </w:rPr>
+        <w:t>Câu 1: This is my book.</w:t>
+      </w:r>
+    </w:p>
+    <w:p>
+      <w:pPr>
+        <w:shd w:val="clear" w:color="000000" w:fill="auto"/>
+        <w:rPr>
+          <w:rFonts w:ascii="Arial" w:hAnsi="Arial" w:cs="Arial"/>
+          <w:bCs/>
+          <w:color w:val="000000"/>
+          <w:sz w:val="22"/>
+        </w:rPr>
+      </w:pPr>
+      <w:r>
+        <w:rPr>
+          <w:rFonts w:ascii="Arial" w:hAnsi="Arial" w:cs="Arial"/>
+          <w:bCs/>
+          <w:color w:val="000000"/>
+          <w:sz w:val="22"/>
+        </w:rPr>
+        <w:t>Câu 2: That is your car.</w:t>
+      </w:r>
+    </w:p>
+    <w:p>
+      <w:pPr>
+        <w:shd w:val="clear" w:color="000000" w:fill="auto"/>
+        <w:rPr>
+          <w:rFonts w:ascii="Arial" w:hAnsi="Arial" w:cs="Arial"/>
+          <w:bCs/>
+          <w:color w:val="000000"/>
+          <w:sz w:val="22"/>
+        </w:rPr>
+      </w:pPr>
+      <w:r>
+        <w:rPr>
+          <w:rFonts w:ascii="Arial" w:hAnsi="Arial" w:cs="Arial"/>
+          <w:bCs/>
+          <w:color w:val="000000"/>
+          <w:sz w:val="22"/>
+        </w:rPr>
+        <w:t>Câu 3: These are my shoes.</w:t>
+      </w:r>
+    </w:p>
+    <w:p>
+      <w:pPr>
+        <w:shd w:val="clear" w:color="000000" w:fill="auto"/>
+        <w:rPr>
+          <w:rFonts w:ascii="Arial" w:hAnsi="Arial" w:cs="Arial"/>
+          <w:bCs/>
+          <w:color w:val="000000"/>
+          <w:sz w:val="22"/>
+        </w:rPr>
+      </w:pPr>
+      <w:r>
+        <w:rPr>
+          <w:rFonts w:ascii="Arial" w:hAnsi="Arial" w:cs="Arial"/>
+          <w:bCs/>
+          <w:color w:val="000000"/>
+          <w:sz w:val="22"/>
+        </w:rPr>
+        <w:t>Câu 4: Those are tall trees.</w:t>
+      </w:r>
+    </w:p>
+    <w:p>
+      <w:pPr>
+        <w:shd w:val="clear" w:color="000000" w:fill="auto"/>
+        <w:rPr>
+          <w:rFonts w:ascii="Arial" w:hAnsi="Arial" w:cs="Arial"/>
+          <w:bCs/>
+          <w:color w:val="000000"/>
+          <w:sz w:val="22"/>
+        </w:rPr>
+      </w:pPr>
+      <w:r>
+        <w:rPr>
+          <w:rFonts w:ascii="Arial" w:hAnsi="Arial" w:cs="Arial"/>
+          <w:bCs/>
+          <w:color w:val="000000"/>
+          <w:sz w:val="22"/>
+        </w:rPr>
+        <w:t>Câu 5: This is my teacher.</w:t>
+      </w:r>
+    </w:p>
+    <w:p>
+      <w:pPr>
+        <w:shd w:val="clear" w:color="000000" w:fill="auto"/>
+        <w:rPr>
+          <w:rFonts w:ascii="Arial" w:hAnsi="Arial" w:cs="Arial"/>
+          <w:bCs/>
+          <w:color w:val="000000"/>
+          <w:sz w:val="22"/>
+        </w:rPr>
+      </w:pPr>
+      <w:r>
+        <w:rPr>
+          <w:rFonts w:ascii="Arial" w:hAnsi="Arial" w:cs="Arial"/>
+          <w:bCs/>
+          <w:color w:val="000000"/>
+          <w:sz w:val="22"/>
+        </w:rPr>
+        <w:t>Câu 6: That is our school.</w:t>
+      </w:r>
+    </w:p>
+    <w:p>
+      <w:pPr>
+        <w:shd w:val="clear" w:color="000000" w:fill="auto"/>
+        <w:rPr>
+          <w:rFonts w:ascii="Arial" w:hAnsi="Arial" w:cs="Arial"/>
+          <w:bCs/>
+          <w:color w:val="000000"/>
+          <w:sz w:val="22"/>
+        </w:rPr>
+      </w:pPr>
+      <w:r>
+        <w:rPr>
+          <w:rFonts w:ascii="Arial" w:hAnsi="Arial" w:cs="Arial"/>
+          <w:bCs/>
+          <w:color w:val="000000"/>
+          <w:sz w:val="22"/>
+        </w:rPr>
+        <w:t>Câu 7: These are new computers.</w:t>
+      </w:r>
+    </w:p>
+    <w:p>
+      <w:pPr>
+        <w:shd w:val="clear" w:color="000000" w:fill="auto"/>
+        <w:rPr>
+          <w:rFonts w:ascii="Arial" w:hAnsi="Arial" w:cs="Arial"/>
+          <w:bCs/>
+          <w:color w:val="000000"/>
+          <w:sz w:val="22"/>
+        </w:rPr>
+      </w:pPr>
+      <w:r>
+        <w:rPr>
+          <w:rFonts w:ascii="Arial" w:hAnsi="Arial" w:cs="Arial"/>
+          <w:bCs/>
+          <w:color w:val="000000"/>
+          <w:sz w:val="22"/>
+        </w:rPr>
+        <w:t>Câu 8: Those are beautiful houses.</w:t>
+      </w:r>
+    </w:p>
+    <w:p>
+      <w:pPr>
+        <w:shd w:val="clear" w:color="000000" w:fill="auto"/>
+        <w:rPr>
+          <w:rFonts w:ascii="Arial" w:hAnsi="Arial" w:cs="Arial"/>
+          <w:bCs/>
+          <w:color w:val="000000"/>
+          <w:sz w:val="22"/>
+        </w:rPr>
+      </w:pPr>
+      <w:r>
+        <w:rPr>
+          <w:rFonts w:ascii="Arial" w:hAnsi="Arial" w:cs="Arial"/>
+          <w:bCs/>
+          <w:color w:val="000000"/>
+          <w:sz w:val="22"/>
+        </w:rPr>
+        <w:t>Câu 9: Is this your phone?</w:t>
+      </w:r>
+    </w:p>
+    <w:p>
+      <w:pPr>
+        <w:shd w:val="clear" w:color="000000" w:fill="auto"/>
+        <w:rPr>
+          <w:rFonts w:ascii="Arial" w:hAnsi="Arial" w:cs="Arial"/>
+          <w:bCs/>
+          <w:color w:val="000000"/>
+          <w:sz w:val="22"/>
+        </w:rPr>
+      </w:pPr>
+      <w:r>
+        <w:rPr>
+          <w:rFonts w:ascii="Arial" w:hAnsi="Arial" w:cs="Arial"/>
+          <w:bCs/>
+          <w:color w:val="000000"/>
+          <w:sz w:val="22"/>
+        </w:rPr>
+        <w:t>Câu 10: Are those your bags?</w:t>
+      </w:r>
+    </w:p>
+    <w:p>
+      <w:pPr>
+        <w:shd w:val="clear" w:color="000000" w:fill="auto"/>
+        <w:spacing w:after="120"/>
+        <w:rPr>
+          <w:rFonts w:ascii="Arial" w:hAnsi="Arial" w:cs="Arial"/>
+          <w:color w:val="000000"/>
+          <w:sz w:val="22"/>
+        </w:rPr>
+      </w:pPr>
+    </w:p>
     <w:sectPr>
       <w:pgSz w:w="12240" w:h="15840"/>
-      <w:pgMar w:top="1440" w:right="1440" w:bottom="1440" w:left="1440" w:header="720" w:footer="720" w:gutter="0"/>
+      <w:pgMar w:top="1134" w:right="1134" w:bottom="1134" w:left="1247" w:header="720" w:footer="720" w:gutter="0"/>
       <w:cols w:space="720"/>
       <w:docGrid w:linePitch="360"/>
     </w:sectPr>
@@ -3228,7 +5932,7 @@
 </file>
 
 <file path=word/numbering.xml><?xml version="1.0" encoding="utf-8"?>
-<w:numbering xmlns:wpc="http://schemas.microsoft.com/office/word/2010/wordprocessingCanvas" xmlns:cx="http://schemas.microsoft.com/office/drawing/2014/chartex" xmlns:cx1="http://schemas.microsoft.com/office/drawing/2015/9/8/chartex" xmlns:cx2="http://schemas.microsoft.com/office/drawing/2015/10/21/chartex" xmlns:cx3="http://schemas.microsoft.com/office/drawing/2016/5/9/chartex" xmlns:cx4="http://schemas.microsoft.com/office/drawing/2016/5/10/chartex" xmlns:cx5="http://schemas.microsoft.com/office/drawing/2016/5/11/chartex" xmlns:cx6="http://schemas.microsoft.com/office/drawing/2016/5/12/chartex" xmlns:cx7="http://schemas.microsoft.com/office/drawing/2016/5/13/chartex" xmlns:cx8="http://schemas.microsoft.com/office/drawing/2016/5/14/chartex" xmlns:mc="http://schemas.openxmlformats.org/markup-compatibility/2006" xmlns:aink="http://schemas.microsoft.com/office/drawing/2016/ink" xmlns:am3d="http://schemas.microsoft.com/office/drawing/2017/model3d" xmlns:o="urn:schemas-microsoft-com:office:office" xmlns:oel="http://schemas.microsoft.com/office/2019/extlst" xmlns:r="http://schemas.openxmlformats.org/officeDocument/2006/relationships" xmlns:m="http://schemas.openxmlformats.org/officeDocument/2006/math" xmlns:v="urn:schemas-microsoft-com:vml" xmlns:wp14="http://schemas.microsoft.com/office/word/2010/wordprocessingDrawing" xmlns:wp="http://schemas.openxmlformats.org/drawingml/2006/wordprocessingDrawing" xmlns:w10="urn:schemas-microsoft-com:office:word" xmlns:w="http://schemas.openxmlformats.org/wordprocessingml/2006/main" xmlns:w14="http://schemas.microsoft.com/office/word/2010/wordml" xmlns:w15="http://schemas.microsoft.com/office/word/2012/wordml" xmlns:w16cei="http://schemas.microsoft.com/office/word/2026/wordml/cei" xmlns:w16cex="http://schemas.microsoft.com/office/word/2018/wordml/cex" xmlns:w16cid="http://schemas.microsoft.com/office/word/2016/wordml/cid" xmlns:w16="http://schemas.microsoft.com/office/word/2018/wordml" xmlns:w16du="http://schemas.microsoft.com/office/word/2023/wordml/word16du" xmlns:w16sdtdh="http://schemas.microsoft.com/office/word/2020/wordml/sdtdatahash" xmlns:w16sdtfl="http://schemas.microsoft.com/office/word/2024/wordml/sdtformatlock" xmlns:w16se="http://schemas.microsoft.com/office/word/2015/wordml/symex" xmlns:wpg="http://schemas.microsoft.com/office/word/2010/wordprocessingGroup" xmlns:wpi="http://schemas.microsoft.com/office/word/2010/wordprocessingInk" xmlns:wne="http://schemas.microsoft.com/office/word/2006/wordml" xmlns:wps="http://schemas.microsoft.com/office/word/2010/wordprocessingShape" mc:Ignorable="w14 w15 w16se w16cid w16 w16cex w16sdtdh w16sdtfl w16du wp14">
+<w:numbering xmlns:wpc="http://schemas.microsoft.com/office/word/2010/wordprocessingCanvas" xmlns:cx="http://schemas.microsoft.com/office/drawing/2014/chartex" xmlns:cx1="http://schemas.microsoft.com/office/drawing/2015/9/8/chartex" xmlns:cx2="http://schemas.microsoft.com/office/drawing/2015/10/21/chartex" xmlns:cx3="http://schemas.microsoft.com/office/drawing/2016/5/9/chartex" xmlns:cx4="http://schemas.microsoft.com/office/drawing/2016/5/10/chartex" xmlns:cx5="http://schemas.microsoft.com/office/drawing/2016/5/11/chartex" xmlns:cx6="http://schemas.microsoft.com/office/drawing/2016/5/12/chartex" xmlns:cx7="http://schemas.microsoft.com/office/drawing/2016/5/13/chartex" xmlns:cx8="http://schemas.microsoft.com/office/drawing/2016/5/14/chartex" xmlns:mc="http://schemas.openxmlformats.org/markup-compatibility/2006" xmlns:aink="http://schemas.microsoft.com/office/drawing/2016/ink" xmlns:am3d="http://schemas.microsoft.com/office/drawing/2017/model3d" xmlns:o="urn:schemas-microsoft-com:office:office" xmlns:oel="http://schemas.microsoft.com/office/2019/extlst" xmlns:r="http://schemas.openxmlformats.org/officeDocument/2006/relationships" xmlns:m="http://schemas.openxmlformats.org/officeDocument/2006/math" xmlns:v="urn:schemas-microsoft-com:vml" xmlns:wp14="http://schemas.microsoft.com/office/word/2010/wordprocessingDrawing" xmlns:wp="http://schemas.openxmlformats.org/drawingml/2006/wordprocessingDrawing" xmlns:w10="urn:schemas-microsoft-com:office:word" xmlns:w="http://schemas.openxmlformats.org/wordprocessingml/2006/main" xmlns:w14="http://schemas.microsoft.com/office/word/2010/wordml" xmlns:w15="http://schemas.microsoft.com/office/word/2012/wordml" xmlns:w16cex="http://schemas.microsoft.com/office/word/2018/wordml/cex" xmlns:w16cid="http://schemas.microsoft.com/office/word/2016/wordml/cid" xmlns:w16="http://schemas.microsoft.com/office/word/2018/wordml" xmlns:w16du="http://schemas.microsoft.com/office/word/2023/wordml/word16du" xmlns:w16sdtdh="http://schemas.microsoft.com/office/word/2020/wordml/sdtdatahash" xmlns:w16sdtfl="http://schemas.microsoft.com/office/word/2024/wordml/sdtformatlock" xmlns:w16se="http://schemas.microsoft.com/office/word/2015/wordml/symex" xmlns:wpg="http://schemas.microsoft.com/office/word/2010/wordprocessingGroup" xmlns:wpi="http://schemas.microsoft.com/office/word/2010/wordprocessingInk" xmlns:wne="http://schemas.microsoft.com/office/word/2006/wordml" xmlns:wps="http://schemas.microsoft.com/office/word/2010/wordprocessingShape" mc:Ignorable="w14 w15 w16se w16cid w16 w16cex w16sdtdh w16sdtfl w16du wp14">
   <w:abstractNum w:abstractNumId="0" w15:restartNumberingAfterBreak="0">
     <w:nsid w:val="028427A7"/>
     <w:multiLevelType w:val="multilevel"/>
@@ -8719,6 +11423,7 @@
   <w:style w:type="character" w:default="1" w:styleId="DefaultParagraphFont">
     <w:name w:val="Default Paragraph Font"/>
     <w:uiPriority w:val="1"/>
+    <w:semiHidden/>
     <w:unhideWhenUsed/>
   </w:style>
   <w:style w:type="table" w:default="1" w:styleId="TableNormal">
